--- a/FD03-EPIS-Informe Especificación Requerimientos.docx
+++ b/FD03-EPIS-Informe Especificación Requerimientos.docx
@@ -1,6 +1,6 @@
 
 <file path=word/document.xml><?xml version="1.0" encoding="utf-8"?>
-<w:document xmlns:wpc="http://schemas.microsoft.com/office/word/2010/wordprocessingCanvas" xmlns:cx="http://schemas.microsoft.com/office/drawing/2014/chartex" xmlns:cx1="http://schemas.microsoft.com/office/drawing/2015/9/8/chartex" xmlns:cx2="http://schemas.microsoft.com/office/drawing/2015/10/21/chartex" xmlns:cx3="http://schemas.microsoft.com/office/drawing/2016/5/9/chartex" xmlns:cx4="http://schemas.microsoft.com/office/drawing/2016/5/10/chartex" xmlns:cx5="http://schemas.microsoft.com/office/drawing/2016/5/11/chartex" xmlns:cx6="http://schemas.microsoft.com/office/drawing/2016/5/12/chartex" xmlns:cx7="http://schemas.microsoft.com/office/drawing/2016/5/13/chartex" xmlns:cx8="http://schemas.microsoft.com/office/drawing/2016/5/14/chartex" xmlns:mc="http://schemas.openxmlformats.org/markup-compatibility/2006" xmlns:aink="http://schemas.microsoft.com/office/drawing/2016/ink" xmlns:am3d="http://schemas.microsoft.com/office/drawing/2017/model3d" xmlns:o="urn:schemas-microsoft-com:office:office" xmlns:oel="http://schemas.microsoft.com/office/2019/extlst" xmlns:r="http://schemas.openxmlformats.org/officeDocument/2006/relationships" xmlns:m="http://schemas.openxmlformats.org/officeDocument/2006/math" xmlns:v="urn:schemas-microsoft-com:vml" xmlns:wp14="http://schemas.microsoft.com/office/word/2010/wordprocessingDrawing" xmlns:wp="http://schemas.openxmlformats.org/drawingml/2006/wordprocessingDrawing" xmlns:w10="urn:schemas-microsoft-com:office:word" xmlns:w="http://schemas.openxmlformats.org/wordprocessingml/2006/main" xmlns:w14="http://schemas.microsoft.com/office/word/2010/wordml" xmlns:w15="http://schemas.microsoft.com/office/word/2012/wordml" xmlns:w16cex="http://schemas.microsoft.com/office/word/2018/wordml/cex" xmlns:w16cid="http://schemas.microsoft.com/office/word/2016/wordml/cid" xmlns:w16="http://schemas.microsoft.com/office/word/2018/wordml" xmlns:w16du="http://schemas.microsoft.com/office/word/2023/wordml/word16du" xmlns:w16sdtdh="http://schemas.microsoft.com/office/word/2020/wordml/sdtdatahash" xmlns:w16sdtfl="http://schemas.microsoft.com/office/word/2024/wordml/sdtformatlock" xmlns:w16se="http://schemas.microsoft.com/office/word/2015/wordml/symex" xmlns:wpg="http://schemas.microsoft.com/office/word/2010/wordprocessingGroup" xmlns:wpi="http://schemas.microsoft.com/office/word/2010/wordprocessingInk" xmlns:wne="http://schemas.microsoft.com/office/word/2006/wordml" xmlns:wps="http://schemas.microsoft.com/office/word/2010/wordprocessingShape" mc:Ignorable="w14 w15 w16se w16cid w16 w16cex w16sdtdh w16sdtfl w16du wp14">
+<w:document xmlns:wpc="http://schemas.microsoft.com/office/word/2010/wordprocessingCanvas" xmlns:cx="http://schemas.microsoft.com/office/drawing/2014/chartex" xmlns:cx1="http://schemas.microsoft.com/office/drawing/2015/9/8/chartex" xmlns:cx2="http://schemas.microsoft.com/office/drawing/2015/10/21/chartex" xmlns:cx3="http://schemas.microsoft.com/office/drawing/2016/5/9/chartex" xmlns:cx4="http://schemas.microsoft.com/office/drawing/2016/5/10/chartex" xmlns:cx5="http://schemas.microsoft.com/office/drawing/2016/5/11/chartex" xmlns:cx6="http://schemas.microsoft.com/office/drawing/2016/5/12/chartex" xmlns:cx7="http://schemas.microsoft.com/office/drawing/2016/5/13/chartex" xmlns:cx8="http://schemas.microsoft.com/office/drawing/2016/5/14/chartex" xmlns:mc="http://schemas.openxmlformats.org/markup-compatibility/2006" xmlns:aink="http://schemas.microsoft.com/office/drawing/2016/ink" xmlns:am3d="http://schemas.microsoft.com/office/drawing/2017/model3d" xmlns:o="urn:schemas-microsoft-com:office:office" xmlns:r="http://schemas.openxmlformats.org/officeDocument/2006/relationships" xmlns:m="http://schemas.openxmlformats.org/officeDocument/2006/math" xmlns:v="urn:schemas-microsoft-com:vml" xmlns:wp14="http://schemas.microsoft.com/office/word/2010/wordprocessingDrawing" xmlns:wp="http://schemas.openxmlformats.org/drawingml/2006/wordprocessingDrawing" xmlns:w10="urn:schemas-microsoft-com:office:word" xmlns:w="http://schemas.openxmlformats.org/wordprocessingml/2006/main" xmlns:w14="http://schemas.microsoft.com/office/word/2010/wordml" xmlns:w15="http://schemas.microsoft.com/office/word/2012/wordml" xmlns:w16cid="http://schemas.microsoft.com/office/word/2016/wordml/cid" xmlns:w16se="http://schemas.microsoft.com/office/word/2015/wordml/symex" xmlns:wpg="http://schemas.microsoft.com/office/word/2010/wordprocessingGroup" xmlns:wpi="http://schemas.microsoft.com/office/word/2010/wordprocessingInk" xmlns:wne="http://schemas.microsoft.com/office/word/2006/wordml" xmlns:wps="http://schemas.microsoft.com/office/word/2010/wordprocessingShape" mc:Ignorable="w14 w15 w16se w16cid wp14">
   <w:body>
     <w:p>
       <w:pPr>
@@ -529,12 +529,10 @@
           <w:szCs w:val="28"/>
           <w:lang w:eastAsia="es-PE"/>
         </w:rPr>
-        <w:t>Sergio Alberto Colque Ponce (ga)</w:t>
+        <w:t>Sergio Alberto Colque Ponce (</w:t>
       </w:r>
-    </w:p>
-    <w:p>
-      <w:pPr>
-        <w:spacing w:after="0"/>
+      <w:proofErr w:type="spellStart"/>
+      <w:r>
         <w:rPr>
           <w:rFonts w:ascii="Arial" w:eastAsia="Times New Roman" w:hAnsi="Arial" w:cs="Arial"/>
           <w:b/>
@@ -543,7 +541,9 @@
           <w:szCs w:val="28"/>
           <w:lang w:eastAsia="es-PE"/>
         </w:rPr>
-      </w:pPr>
+        <w:t>ga</w:t>
+      </w:r>
+      <w:proofErr w:type="spellEnd"/>
       <w:r>
         <w:rPr>
           <w:rFonts w:ascii="Arial" w:eastAsia="Times New Roman" w:hAnsi="Arial" w:cs="Arial"/>
@@ -553,7 +553,79 @@
           <w:szCs w:val="28"/>
           <w:lang w:eastAsia="es-PE"/>
         </w:rPr>
-        <w:t>Renzo Antonio Antayhua Mamani (ga)</w:t>
+        <w:t>)</w:t>
+      </w:r>
+    </w:p>
+    <w:p>
+      <w:pPr>
+        <w:spacing w:after="0"/>
+        <w:rPr>
+          <w:rFonts w:ascii="Arial" w:eastAsia="Times New Roman" w:hAnsi="Arial" w:cs="Arial"/>
+          <w:b/>
+          <w:i/>
+          <w:sz w:val="28"/>
+          <w:szCs w:val="28"/>
+          <w:lang w:eastAsia="es-PE"/>
+        </w:rPr>
+      </w:pPr>
+      <w:r>
+        <w:rPr>
+          <w:rFonts w:ascii="Arial" w:eastAsia="Times New Roman" w:hAnsi="Arial" w:cs="Arial"/>
+          <w:b/>
+          <w:i/>
+          <w:sz w:val="28"/>
+          <w:szCs w:val="28"/>
+          <w:lang w:eastAsia="es-PE"/>
+        </w:rPr>
+        <w:t xml:space="preserve">Renzo Antonio </w:t>
+      </w:r>
+      <w:proofErr w:type="spellStart"/>
+      <w:r>
+        <w:rPr>
+          <w:rFonts w:ascii="Arial" w:eastAsia="Times New Roman" w:hAnsi="Arial" w:cs="Arial"/>
+          <w:b/>
+          <w:i/>
+          <w:sz w:val="28"/>
+          <w:szCs w:val="28"/>
+          <w:lang w:eastAsia="es-PE"/>
+        </w:rPr>
+        <w:t>Antayhua</w:t>
+      </w:r>
+      <w:proofErr w:type="spellEnd"/>
+      <w:r>
+        <w:rPr>
+          <w:rFonts w:ascii="Arial" w:eastAsia="Times New Roman" w:hAnsi="Arial" w:cs="Arial"/>
+          <w:b/>
+          <w:i/>
+          <w:sz w:val="28"/>
+          <w:szCs w:val="28"/>
+          <w:lang w:eastAsia="es-PE"/>
+        </w:rPr>
+        <w:t xml:space="preserve"> Mamani (</w:t>
+      </w:r>
+      <w:proofErr w:type="spellStart"/>
+      <w:r>
+        <w:rPr>
+          <w:rFonts w:ascii="Arial" w:eastAsia="Times New Roman" w:hAnsi="Arial" w:cs="Arial"/>
+          <w:b/>
+          <w:i/>
+          <w:sz w:val="28"/>
+          <w:szCs w:val="28"/>
+          <w:lang w:eastAsia="es-PE"/>
+        </w:rPr>
+        <w:t>ga</w:t>
+      </w:r>
+      <w:proofErr w:type="spellEnd"/>
+      <w:r>
+        <w:rPr>
+          <w:rFonts w:ascii="Arial" w:eastAsia="Times New Roman" w:hAnsi="Arial" w:cs="Arial"/>
+          <w:b/>
+          <w:i/>
+          <w:sz w:val="28"/>
+          <w:szCs w:val="28"/>
+          <w:lang w:eastAsia="es-PE"/>
+        </w:rPr>
+        <w:t>)</w:t>
       </w:r>
     </w:p>
     <w:p>
@@ -1279,15 +1351,7 @@
           <w:color w:val="000000" w:themeColor="text1"/>
           <w:lang w:val="es-PE"/>
         </w:rPr>
-        <w:t>Proyecto SIMULADOR DE ENTREVISTAS TECNICAS</w:t>
-      </w:r>
-      <w:r>
-        <w:rPr>
-          <w:rFonts w:ascii="Times New Roman" w:hAnsi="Times New Roman"/>
-          <w:color w:val="000000" w:themeColor="text1"/>
-          <w:lang w:val="es-PE"/>
-        </w:rPr>
-        <w:t xml:space="preserve"> </w:t>
+        <w:t xml:space="preserve">Proyecto SIMULADOR DE ENTREVISTAS TECNICAS </w:t>
       </w:r>
       <w:r>
         <w:rPr>
@@ -1316,15 +1380,6 @@
         </w:rPr>
         <w:fldChar w:fldCharType="end"/>
       </w:r>
-      <w:r>
-        <w:rPr>
-          <w:rFonts w:ascii="Times New Roman" w:hAnsi="Times New Roman"/>
-          <w:i/>
-          <w:color w:val="000000" w:themeColor="text1"/>
-          <w:lang w:val="es-PE"/>
-        </w:rPr>
-        <w:t>}</w:t>
-      </w:r>
     </w:p>
     <w:p>
       <w:pPr>
@@ -1350,7 +1405,17 @@
           <w:color w:val="000000" w:themeColor="text1"/>
           <w:lang w:val="es-PE"/>
         </w:rPr>
-        <w:t>Especificación de Requerimientos de Software</w:t>
+        <w:t xml:space="preserve">Especificación de Requerimientos de </w:t>
+      </w:r>
+      <w:bookmarkStart w:id="0" w:name="_GoBack"/>
+      <w:bookmarkEnd w:id="0"/>
+      <w:r>
+        <w:rPr>
+          <w:rFonts w:ascii="Times New Roman" w:hAnsi="Times New Roman"/>
+          <w:color w:val="000000" w:themeColor="text1"/>
+          <w:lang w:val="es-PE"/>
+        </w:rPr>
+        <w:t>Software</w:t>
       </w:r>
     </w:p>
     <w:p>
@@ -4538,7 +4603,7 @@
           <w:szCs w:val="24"/>
         </w:rPr>
       </w:pPr>
-      <w:bookmarkStart w:id="0" w:name="_Toc228377017"/>
+      <w:bookmarkStart w:id="1" w:name="_Toc228377017"/>
     </w:p>
     <w:p>
       <w:pPr>
@@ -4562,7 +4627,7 @@
         </w:rPr>
         <w:t>INTRODUCCIÓN</w:t>
       </w:r>
-      <w:bookmarkEnd w:id="0"/>
+      <w:bookmarkEnd w:id="1"/>
     </w:p>
     <w:p>
       <w:pPr>
@@ -4597,7 +4662,25 @@
           <w:sz w:val="24"/>
           <w:szCs w:val="24"/>
         </w:rPr>
-        <w:t>A lo largo del documento se describen las generalidades del sistema, el proceso de visionamiento, los requerimientos funcionales y no funcionales, así como los diagramas de análisis y diseño que sustentan la arquitectura de la solución propuesta.</w:t>
+        <w:t xml:space="preserve">A lo largo del documento se describen las generalidades del sistema, el proceso de </w:t>
+      </w:r>
+      <w:proofErr w:type="spellStart"/>
+      <w:r>
+        <w:rPr>
+          <w:rFonts w:ascii="Arial" w:eastAsia="Arial" w:hAnsi="Arial" w:cs="Arial"/>
+          <w:sz w:val="24"/>
+          <w:szCs w:val="24"/>
+        </w:rPr>
+        <w:t>visionamiento</w:t>
+      </w:r>
+      <w:proofErr w:type="spellEnd"/>
+      <w:r>
+        <w:rPr>
+          <w:rFonts w:ascii="Arial" w:eastAsia="Arial" w:hAnsi="Arial" w:cs="Arial"/>
+          <w:sz w:val="24"/>
+          <w:szCs w:val="24"/>
+        </w:rPr>
+        <w:t>, los requerimientos funcionales y no funcionales, así como los diagramas de análisis y diseño que sustentan la arquitectura de la solución propuesta.</w:t>
       </w:r>
     </w:p>
     <w:p>
@@ -4639,7 +4722,7 @@
           <w:szCs w:val="24"/>
         </w:rPr>
       </w:pPr>
-      <w:bookmarkStart w:id="1" w:name="_Toc228377018"/>
+      <w:bookmarkStart w:id="2" w:name="_Toc228377018"/>
       <w:r>
         <w:rPr>
           <w:rFonts w:ascii="Arial" w:eastAsia="Arial" w:hAnsi="Arial" w:cs="Arial"/>
@@ -4652,7 +4735,7 @@
         <w:lastRenderedPageBreak/>
         <w:t>I. GENERALIDADES DE LA EMPRESA</w:t>
       </w:r>
-      <w:bookmarkEnd w:id="1"/>
+      <w:bookmarkEnd w:id="2"/>
     </w:p>
     <w:p>
       <w:pPr>
@@ -4684,6 +4767,7 @@
           <w:lang w:val="es-ES"/>
         </w:rPr>
       </w:pPr>
+      <w:proofErr w:type="spellStart"/>
       <w:r>
         <w:rPr>
           <w:rFonts w:ascii="Arial" w:eastAsia="Arial" w:hAnsi="Arial" w:cs="Arial"/>
@@ -4691,8 +4775,29 @@
           <w:szCs w:val="24"/>
           <w:lang w:val="es-ES"/>
         </w:rPr>
-        <w:t>TechSim Solutions</w:t>
+        <w:t>TechSim</w:t>
       </w:r>
+      <w:proofErr w:type="spellEnd"/>
+      <w:r>
+        <w:rPr>
+          <w:rFonts w:ascii="Arial" w:eastAsia="Arial" w:hAnsi="Arial" w:cs="Arial"/>
+          <w:sz w:val="24"/>
+          <w:szCs w:val="24"/>
+          <w:lang w:val="es-ES"/>
+        </w:rPr>
+        <w:t xml:space="preserve"> </w:t>
+      </w:r>
+      <w:proofErr w:type="spellStart"/>
+      <w:r>
+        <w:rPr>
+          <w:rFonts w:ascii="Arial" w:eastAsia="Arial" w:hAnsi="Arial" w:cs="Arial"/>
+          <w:sz w:val="24"/>
+          <w:szCs w:val="24"/>
+          <w:lang w:val="es-ES"/>
+        </w:rPr>
+        <w:t>Solutions</w:t>
+      </w:r>
+      <w:proofErr w:type="spellEnd"/>
     </w:p>
     <w:p>
       <w:pPr>
@@ -4859,7 +4964,27 @@
           <w:szCs w:val="24"/>
           <w:lang w:val="es-ES"/>
         </w:rPr>
-        <w:t>Desarrollador Backend — Implementación de la lógica del servidor con Node.js, Express y MySQL.</w:t>
+        <w:t xml:space="preserve">Desarrollador </w:t>
+      </w:r>
+      <w:proofErr w:type="spellStart"/>
+      <w:r>
+        <w:rPr>
+          <w:rFonts w:ascii="Arial" w:eastAsia="Arial" w:hAnsi="Arial" w:cs="Arial"/>
+          <w:sz w:val="24"/>
+          <w:szCs w:val="24"/>
+          <w:lang w:val="es-ES"/>
+        </w:rPr>
+        <w:t>Backend</w:t>
+      </w:r>
+      <w:proofErr w:type="spellEnd"/>
+      <w:r>
+        <w:rPr>
+          <w:rFonts w:ascii="Arial" w:eastAsia="Arial" w:hAnsi="Arial" w:cs="Arial"/>
+          <w:sz w:val="24"/>
+          <w:szCs w:val="24"/>
+          <w:lang w:val="es-ES"/>
+        </w:rPr>
+        <w:t xml:space="preserve"> — Implementación de la lógica del servidor con Node.js, Express y MySQL.</w:t>
       </w:r>
     </w:p>
     <w:p>
@@ -4883,7 +5008,27 @@
           <w:szCs w:val="24"/>
           <w:lang w:val="es-ES"/>
         </w:rPr>
-        <w:t>Desarrollador Frontend — Diseño de vistas EJS, estilos CSS y experiencia de usuario.</w:t>
+        <w:t xml:space="preserve">Desarrollador </w:t>
+      </w:r>
+      <w:proofErr w:type="spellStart"/>
+      <w:r>
+        <w:rPr>
+          <w:rFonts w:ascii="Arial" w:eastAsia="Arial" w:hAnsi="Arial" w:cs="Arial"/>
+          <w:sz w:val="24"/>
+          <w:szCs w:val="24"/>
+          <w:lang w:val="es-ES"/>
+        </w:rPr>
+        <w:t>Frontend</w:t>
+      </w:r>
+      <w:proofErr w:type="spellEnd"/>
+      <w:r>
+        <w:rPr>
+          <w:rFonts w:ascii="Arial" w:eastAsia="Arial" w:hAnsi="Arial" w:cs="Arial"/>
+          <w:sz w:val="24"/>
+          <w:szCs w:val="24"/>
+          <w:lang w:val="es-ES"/>
+        </w:rPr>
+        <w:t xml:space="preserve"> — Diseño de vistas EJS, estilos CSS y experiencia de usuario.</w:t>
       </w:r>
     </w:p>
     <w:p>
@@ -4907,7 +5052,67 @@
           <w:szCs w:val="24"/>
           <w:lang w:val="es-ES"/>
         </w:rPr>
-        <w:t>Especialista en Integración — Conexión con APIs externas: Judge0 (ejecución de código) y Google Identity Services (autenticación OAuth2).</w:t>
+        <w:t xml:space="preserve">Especialista en Integración — Conexión con </w:t>
+      </w:r>
+      <w:proofErr w:type="spellStart"/>
+      <w:r>
+        <w:rPr>
+          <w:rFonts w:ascii="Arial" w:eastAsia="Arial" w:hAnsi="Arial" w:cs="Arial"/>
+          <w:sz w:val="24"/>
+          <w:szCs w:val="24"/>
+          <w:lang w:val="es-ES"/>
+        </w:rPr>
+        <w:t>APIs</w:t>
+      </w:r>
+      <w:proofErr w:type="spellEnd"/>
+      <w:r>
+        <w:rPr>
+          <w:rFonts w:ascii="Arial" w:eastAsia="Arial" w:hAnsi="Arial" w:cs="Arial"/>
+          <w:sz w:val="24"/>
+          <w:szCs w:val="24"/>
+          <w:lang w:val="es-ES"/>
+        </w:rPr>
+        <w:t xml:space="preserve"> externas: Judge0 (ejecución de código) y Google </w:t>
+      </w:r>
+      <w:proofErr w:type="spellStart"/>
+      <w:r>
+        <w:rPr>
+          <w:rFonts w:ascii="Arial" w:eastAsia="Arial" w:hAnsi="Arial" w:cs="Arial"/>
+          <w:sz w:val="24"/>
+          <w:szCs w:val="24"/>
+          <w:lang w:val="es-ES"/>
+        </w:rPr>
+        <w:t>Identity</w:t>
+      </w:r>
+      <w:proofErr w:type="spellEnd"/>
+      <w:r>
+        <w:rPr>
+          <w:rFonts w:ascii="Arial" w:eastAsia="Arial" w:hAnsi="Arial" w:cs="Arial"/>
+          <w:sz w:val="24"/>
+          <w:szCs w:val="24"/>
+          <w:lang w:val="es-ES"/>
+        </w:rPr>
+        <w:t xml:space="preserve"> </w:t>
+      </w:r>
+      <w:proofErr w:type="spellStart"/>
+      <w:r>
+        <w:rPr>
+          <w:rFonts w:ascii="Arial" w:eastAsia="Arial" w:hAnsi="Arial" w:cs="Arial"/>
+          <w:sz w:val="24"/>
+          <w:szCs w:val="24"/>
+          <w:lang w:val="es-ES"/>
+        </w:rPr>
+        <w:t>Services</w:t>
+      </w:r>
+      <w:proofErr w:type="spellEnd"/>
+      <w:r>
+        <w:rPr>
+          <w:rFonts w:ascii="Arial" w:eastAsia="Arial" w:hAnsi="Arial" w:cs="Arial"/>
+          <w:sz w:val="24"/>
+          <w:szCs w:val="24"/>
+          <w:lang w:val="es-ES"/>
+        </w:rPr>
+        <w:t xml:space="preserve"> (autenticación OAuth2).</w:t>
       </w:r>
     </w:p>
     <w:p>
@@ -4941,7 +5146,7 @@
           <w:szCs w:val="24"/>
         </w:rPr>
       </w:pPr>
-      <w:bookmarkStart w:id="2" w:name="_Toc228377023"/>
+      <w:bookmarkStart w:id="3" w:name="_Toc228377023"/>
       <w:r>
         <w:rPr>
           <w:rFonts w:ascii="Arial" w:eastAsia="Arial" w:hAnsi="Arial" w:cs="Arial"/>
@@ -4953,7 +5158,7 @@
         </w:rPr>
         <w:t>II. VISIONAMIENTO DE LA EMPRESA</w:t>
       </w:r>
-      <w:bookmarkEnd w:id="2"/>
+      <w:bookmarkEnd w:id="3"/>
     </w:p>
     <w:p>
       <w:pPr>
@@ -4966,7 +5171,7 @@
           <w:szCs w:val="24"/>
         </w:rPr>
       </w:pPr>
-      <w:bookmarkStart w:id="3" w:name="_Toc228377024"/>
+      <w:bookmarkStart w:id="4" w:name="_Toc228377024"/>
       <w:r>
         <w:rPr>
           <w:rFonts w:ascii="Arial" w:eastAsia="Arial" w:hAnsi="Arial" w:cs="Arial"/>
@@ -4978,7 +5183,7 @@
         </w:rPr>
         <w:t>1. Descripción del Problema</w:t>
       </w:r>
-      <w:bookmarkEnd w:id="3"/>
+      <w:bookmarkEnd w:id="4"/>
     </w:p>
     <w:p>
       <w:pPr>
@@ -5027,7 +5232,7 @@
           <w:szCs w:val="24"/>
         </w:rPr>
       </w:pPr>
-      <w:bookmarkStart w:id="4" w:name="_Toc228377025"/>
+      <w:bookmarkStart w:id="5" w:name="_Toc228377025"/>
       <w:r>
         <w:rPr>
           <w:rFonts w:ascii="Arial" w:eastAsia="Arial" w:hAnsi="Arial" w:cs="Arial"/>
@@ -5039,7 +5244,7 @@
         </w:rPr>
         <w:t>2. Objetivos de Negocios</w:t>
       </w:r>
-      <w:bookmarkEnd w:id="4"/>
+      <w:bookmarkEnd w:id="5"/>
     </w:p>
     <w:p>
       <w:pPr>
@@ -5164,7 +5369,7 @@
           <w:szCs w:val="24"/>
         </w:rPr>
       </w:pPr>
-      <w:bookmarkStart w:id="5" w:name="_Toc228377026"/>
+      <w:bookmarkStart w:id="6" w:name="_Toc228377026"/>
       <w:r>
         <w:rPr>
           <w:rFonts w:ascii="Arial" w:eastAsia="Arial" w:hAnsi="Arial" w:cs="Arial"/>
@@ -5177,7 +5382,7 @@
         <w:lastRenderedPageBreak/>
         <w:t>3. Objetivos de Diseño</w:t>
       </w:r>
-      <w:bookmarkEnd w:id="5"/>
+      <w:bookmarkEnd w:id="6"/>
     </w:p>
     <w:p>
       <w:pPr>
@@ -5200,7 +5405,43 @@
           <w:sz w:val="24"/>
           <w:szCs w:val="24"/>
         </w:rPr>
-        <w:t>Implementar una interfaz intuitiva con tema oscuro (Dark/Glassmorphism) orientada a programadores.</w:t>
+        <w:t>Implementar una interfaz intuitiva con tema oscuro (</w:t>
+      </w:r>
+      <w:proofErr w:type="spellStart"/>
+      <w:r>
+        <w:rPr>
+          <w:rFonts w:ascii="Arial" w:eastAsia="Arial" w:hAnsi="Arial" w:cs="Arial"/>
+          <w:sz w:val="24"/>
+          <w:szCs w:val="24"/>
+        </w:rPr>
+        <w:t>Dark</w:t>
+      </w:r>
+      <w:proofErr w:type="spellEnd"/>
+      <w:r>
+        <w:rPr>
+          <w:rFonts w:ascii="Arial" w:eastAsia="Arial" w:hAnsi="Arial" w:cs="Arial"/>
+          <w:sz w:val="24"/>
+          <w:szCs w:val="24"/>
+        </w:rPr>
+        <w:t>/</w:t>
+      </w:r>
+      <w:proofErr w:type="spellStart"/>
+      <w:r>
+        <w:rPr>
+          <w:rFonts w:ascii="Arial" w:eastAsia="Arial" w:hAnsi="Arial" w:cs="Arial"/>
+          <w:sz w:val="24"/>
+          <w:szCs w:val="24"/>
+        </w:rPr>
+        <w:t>Glassmorphism</w:t>
+      </w:r>
+      <w:proofErr w:type="spellEnd"/>
+      <w:r>
+        <w:rPr>
+          <w:rFonts w:ascii="Arial" w:eastAsia="Arial" w:hAnsi="Arial" w:cs="Arial"/>
+          <w:sz w:val="24"/>
+          <w:szCs w:val="24"/>
+        </w:rPr>
+        <w:t>) orientada a programadores.</w:t>
       </w:r>
     </w:p>
     <w:p>
@@ -5262,7 +5503,7 @@
           <w:szCs w:val="24"/>
         </w:rPr>
       </w:pPr>
-      <w:bookmarkStart w:id="6" w:name="_Toc228377027"/>
+      <w:bookmarkStart w:id="7" w:name="_Toc228377027"/>
       <w:r>
         <w:rPr>
           <w:rFonts w:ascii="Arial" w:eastAsia="Arial" w:hAnsi="Arial" w:cs="Arial"/>
@@ -5274,7 +5515,7 @@
         </w:rPr>
         <w:t>4. Alcance del Proyecto</w:t>
       </w:r>
-      <w:bookmarkEnd w:id="6"/>
+      <w:bookmarkEnd w:id="7"/>
     </w:p>
     <w:p>
       <w:pPr>
@@ -5323,7 +5564,7 @@
           <w:szCs w:val="24"/>
         </w:rPr>
       </w:pPr>
-      <w:bookmarkStart w:id="7" w:name="_Toc228377028"/>
+      <w:bookmarkStart w:id="8" w:name="_Toc228377028"/>
       <w:r>
         <w:rPr>
           <w:rFonts w:ascii="Arial" w:eastAsia="Arial" w:hAnsi="Arial" w:cs="Arial"/>
@@ -5335,7 +5576,7 @@
         </w:rPr>
         <w:t>5. Viabilidad del Sistema</w:t>
       </w:r>
-      <w:bookmarkEnd w:id="7"/>
+      <w:bookmarkEnd w:id="8"/>
     </w:p>
     <w:p>
       <w:pPr>
@@ -5352,7 +5593,43 @@
           <w:sz w:val="24"/>
           <w:szCs w:val="24"/>
         </w:rPr>
-        <w:t>Técnicamente, el proyecto es viable dado que todas las tecnologías empleadas (Node.js, MySQL, Judge0 API, Google Identity Services) son de acceso libre o cuentan con planes gratuitos suficientes para el prototipo. Operativamente, el equipo de desarrollo posee los conocimientos necesarios para implementar y mantener el sistema dentro de los plazos académicos establecidos.</w:t>
+        <w:t xml:space="preserve">Técnicamente, el proyecto es viable dado que todas las tecnologías empleadas (Node.js, MySQL, Judge0 API, Google </w:t>
+      </w:r>
+      <w:proofErr w:type="spellStart"/>
+      <w:r>
+        <w:rPr>
+          <w:rFonts w:ascii="Arial" w:eastAsia="Arial" w:hAnsi="Arial" w:cs="Arial"/>
+          <w:sz w:val="24"/>
+          <w:szCs w:val="24"/>
+        </w:rPr>
+        <w:t>Identity</w:t>
+      </w:r>
+      <w:proofErr w:type="spellEnd"/>
+      <w:r>
+        <w:rPr>
+          <w:rFonts w:ascii="Arial" w:eastAsia="Arial" w:hAnsi="Arial" w:cs="Arial"/>
+          <w:sz w:val="24"/>
+          <w:szCs w:val="24"/>
+        </w:rPr>
+        <w:t xml:space="preserve"> </w:t>
+      </w:r>
+      <w:proofErr w:type="spellStart"/>
+      <w:r>
+        <w:rPr>
+          <w:rFonts w:ascii="Arial" w:eastAsia="Arial" w:hAnsi="Arial" w:cs="Arial"/>
+          <w:sz w:val="24"/>
+          <w:szCs w:val="24"/>
+        </w:rPr>
+        <w:t>Services</w:t>
+      </w:r>
+      <w:proofErr w:type="spellEnd"/>
+      <w:r>
+        <w:rPr>
+          <w:rFonts w:ascii="Arial" w:eastAsia="Arial" w:hAnsi="Arial" w:cs="Arial"/>
+          <w:sz w:val="24"/>
+          <w:szCs w:val="24"/>
+        </w:rPr>
+        <w:t>) son de acceso libre o cuentan con planes gratuitos suficientes para el prototipo. Operativamente, el equipo de desarrollo posee los conocimientos necesarios para implementar y mantener el sistema dentro de los plazos académicos establecidos.</w:t>
       </w:r>
     </w:p>
     <w:p>
@@ -5378,7 +5655,7 @@
           <w:szCs w:val="24"/>
         </w:rPr>
       </w:pPr>
-      <w:bookmarkStart w:id="8" w:name="_Toc228377029"/>
+      <w:bookmarkStart w:id="9" w:name="_Toc228377029"/>
       <w:r>
         <w:rPr>
           <w:rFonts w:ascii="Arial" w:eastAsia="Arial" w:hAnsi="Arial" w:cs="Arial"/>
@@ -5391,7 +5668,7 @@
         <w:lastRenderedPageBreak/>
         <w:t>6. Información Obtenida del Levantamiento de Información</w:t>
       </w:r>
-      <w:bookmarkEnd w:id="8"/>
+      <w:bookmarkEnd w:id="9"/>
     </w:p>
     <w:p>
       <w:pPr>
@@ -5515,7 +5792,27 @@
           <w:szCs w:val="24"/>
           <w:lang w:val="es-ES"/>
         </w:rPr>
-        <w:t>, quien indicó que como candidato ha enfrentado entornos de evaluación poco realistas (documentos Word, Google Forms) que no reflejan cómo se programa en el trabajo real.</w:t>
+        <w:t xml:space="preserve">, quien indicó que como candidato ha enfrentado entornos de evaluación poco realistas (documentos Word, Google </w:t>
+      </w:r>
+      <w:proofErr w:type="spellStart"/>
+      <w:r>
+        <w:rPr>
+          <w:rFonts w:ascii="Arial" w:hAnsi="Arial" w:cs="Arial"/>
+          <w:sz w:val="24"/>
+          <w:szCs w:val="24"/>
+          <w:lang w:val="es-ES"/>
+        </w:rPr>
+        <w:t>Forms</w:t>
+      </w:r>
+      <w:proofErr w:type="spellEnd"/>
+      <w:r>
+        <w:rPr>
+          <w:rFonts w:ascii="Arial" w:hAnsi="Arial" w:cs="Arial"/>
+          <w:sz w:val="24"/>
+          <w:szCs w:val="24"/>
+          <w:lang w:val="es-ES"/>
+        </w:rPr>
+        <w:t>) que no reflejan cómo se programa en el trabajo real.</w:t>
       </w:r>
     </w:p>
     <w:p>
@@ -5673,7 +5970,7 @@
           <w:szCs w:val="24"/>
         </w:rPr>
       </w:pPr>
-      <w:bookmarkStart w:id="9" w:name="_Toc228377030"/>
+      <w:bookmarkStart w:id="10" w:name="_Toc228377030"/>
       <w:r>
         <w:rPr>
           <w:rFonts w:ascii="Arial" w:eastAsia="Arial" w:hAnsi="Arial" w:cs="Arial"/>
@@ -5685,7 +5982,7 @@
         </w:rPr>
         <w:t>III. ANÁLISIS DE PROCESOS</w:t>
       </w:r>
-      <w:bookmarkEnd w:id="9"/>
+      <w:bookmarkEnd w:id="10"/>
     </w:p>
     <w:p>
       <w:pPr>
@@ -5700,7 +5997,7 @@
           <w:szCs w:val="24"/>
         </w:rPr>
       </w:pPr>
-      <w:bookmarkStart w:id="10" w:name="_Toc228377031"/>
+      <w:bookmarkStart w:id="11" w:name="_Toc228377031"/>
       <w:r>
         <w:rPr>
           <w:rFonts w:ascii="Arial" w:eastAsia="Arial" w:hAnsi="Arial" w:cs="Arial"/>
@@ -5712,7 +6009,7 @@
         </w:rPr>
         <w:t>a) Diagrama del Proceso Actual – Diagrama de Actividades</w:t>
       </w:r>
-      <w:bookmarkEnd w:id="10"/>
+      <w:bookmarkEnd w:id="11"/>
     </w:p>
     <w:p>
       <w:pPr>
@@ -5783,7 +6080,7 @@
           <w:szCs w:val="24"/>
         </w:rPr>
       </w:pPr>
-      <w:bookmarkStart w:id="11" w:name="_Toc228377032"/>
+      <w:bookmarkStart w:id="12" w:name="_Toc228377032"/>
       <w:r>
         <w:rPr>
           <w:rFonts w:ascii="Arial" w:eastAsia="Arial" w:hAnsi="Arial" w:cs="Arial"/>
@@ -5796,7 +6093,7 @@
         <w:lastRenderedPageBreak/>
         <w:t>b) Diagrama del Proceso Propuesto – Diagrama de Actividades Inicial</w:t>
       </w:r>
-      <w:bookmarkEnd w:id="11"/>
+      <w:bookmarkEnd w:id="12"/>
     </w:p>
     <w:p>
       <w:pPr>
@@ -5811,7 +6108,7 @@
           <w:szCs w:val="24"/>
         </w:rPr>
       </w:pPr>
-      <w:bookmarkStart w:id="12" w:name="_Toc228377033"/>
+      <w:bookmarkStart w:id="13" w:name="_Toc228377033"/>
       <w:r>
         <w:rPr>
           <w:noProof/>
@@ -5889,7 +6186,7 @@
         <w:lastRenderedPageBreak/>
         <w:t>IV. ESPECIFICACIÓN DE REQUERIMIENTOS DE SOFTWARE</w:t>
       </w:r>
-      <w:bookmarkEnd w:id="12"/>
+      <w:bookmarkEnd w:id="13"/>
     </w:p>
     <w:p>
       <w:pPr>
@@ -5904,7 +6201,7 @@
           <w:szCs w:val="24"/>
         </w:rPr>
       </w:pPr>
-      <w:bookmarkStart w:id="13" w:name="_Toc228377034"/>
+      <w:bookmarkStart w:id="14" w:name="_Toc228377034"/>
       <w:r>
         <w:rPr>
           <w:rFonts w:ascii="Arial" w:eastAsia="Arial" w:hAnsi="Arial" w:cs="Arial"/>
@@ -5916,7 +6213,7 @@
         </w:rPr>
         <w:t>a) Cuadro de Requerimientos Funcionales Inicial</w:t>
       </w:r>
-      <w:bookmarkEnd w:id="13"/>
+      <w:bookmarkEnd w:id="14"/>
     </w:p>
     <w:tbl>
       <w:tblPr>
@@ -6104,8 +6401,19 @@
                 <w:szCs w:val="24"/>
                 <w:lang w:val="es-ES"/>
               </w:rPr>
-              <w:t>La autenticación debe realizarse exclusivamente mediante tokens OAuth2 verificados con google-auth-library</w:t>
-            </w:r>
+              <w:t xml:space="preserve">La autenticación debe realizarse exclusivamente mediante tokens OAuth2 verificados con </w:t>
+            </w:r>
+            <w:proofErr w:type="spellStart"/>
+            <w:r>
+              <w:rPr>
+                <w:rFonts w:ascii="Arial" w:hAnsi="Arial" w:cs="Arial"/>
+                <w:sz w:val="24"/>
+                <w:szCs w:val="24"/>
+                <w:lang w:val="es-ES"/>
+              </w:rPr>
+              <w:t>google-auth-library</w:t>
+            </w:r>
+            <w:proofErr w:type="spellEnd"/>
           </w:p>
         </w:tc>
       </w:tr>
@@ -6193,7 +6501,38 @@
                 <w:szCs w:val="24"/>
                 <w:lang w:val="es-ES"/>
               </w:rPr>
-              <w:t>Las credenciales sensibles (BD, puertos, claves) deben almacenarse en el archivo .env, nunca en el código fuente</w:t>
+              <w:t xml:space="preserve">Las credenciales sensibles (BD, puertos, claves) deben almacenarse en el </w:t>
+            </w:r>
+            <w:proofErr w:type="gramStart"/>
+            <w:r>
+              <w:rPr>
+                <w:rFonts w:ascii="Arial" w:hAnsi="Arial" w:cs="Arial"/>
+                <w:sz w:val="24"/>
+                <w:szCs w:val="24"/>
+                <w:lang w:val="es-ES"/>
+              </w:rPr>
+              <w:t>archivo .</w:t>
+            </w:r>
+            <w:proofErr w:type="spellStart"/>
+            <w:r>
+              <w:rPr>
+                <w:rFonts w:ascii="Arial" w:hAnsi="Arial" w:cs="Arial"/>
+                <w:sz w:val="24"/>
+                <w:szCs w:val="24"/>
+                <w:lang w:val="es-ES"/>
+              </w:rPr>
+              <w:t>env</w:t>
+            </w:r>
+            <w:proofErr w:type="spellEnd"/>
+            <w:proofErr w:type="gramEnd"/>
+            <w:r>
+              <w:rPr>
+                <w:rFonts w:ascii="Arial" w:hAnsi="Arial" w:cs="Arial"/>
+                <w:sz w:val="24"/>
+                <w:szCs w:val="24"/>
+                <w:lang w:val="es-ES"/>
+              </w:rPr>
+              <w:t>, nunca en el código fuente</w:t>
             </w:r>
           </w:p>
         </w:tc>
@@ -6462,7 +6801,47 @@
                 <w:szCs w:val="24"/>
                 <w:lang w:val="es-ES"/>
               </w:rPr>
-              <w:t>La interfaz debe seguir el tema Dark/Glassmorphism, intuitiva para usuarios con perfil técnico</w:t>
+              <w:t xml:space="preserve">La interfaz debe seguir el tema </w:t>
+            </w:r>
+            <w:proofErr w:type="spellStart"/>
+            <w:r>
+              <w:rPr>
+                <w:rFonts w:ascii="Arial" w:hAnsi="Arial" w:cs="Arial"/>
+                <w:sz w:val="24"/>
+                <w:szCs w:val="24"/>
+                <w:lang w:val="es-ES"/>
+              </w:rPr>
+              <w:t>Dark</w:t>
+            </w:r>
+            <w:proofErr w:type="spellEnd"/>
+            <w:r>
+              <w:rPr>
+                <w:rFonts w:ascii="Arial" w:hAnsi="Arial" w:cs="Arial"/>
+                <w:sz w:val="24"/>
+                <w:szCs w:val="24"/>
+                <w:lang w:val="es-ES"/>
+              </w:rPr>
+              <w:t>/</w:t>
+            </w:r>
+            <w:proofErr w:type="spellStart"/>
+            <w:r>
+              <w:rPr>
+                <w:rFonts w:ascii="Arial" w:hAnsi="Arial" w:cs="Arial"/>
+                <w:sz w:val="24"/>
+                <w:szCs w:val="24"/>
+                <w:lang w:val="es-ES"/>
+              </w:rPr>
+              <w:t>Glassmorphism</w:t>
+            </w:r>
+            <w:proofErr w:type="spellEnd"/>
+            <w:r>
+              <w:rPr>
+                <w:rFonts w:ascii="Arial" w:hAnsi="Arial" w:cs="Arial"/>
+                <w:sz w:val="24"/>
+                <w:szCs w:val="24"/>
+                <w:lang w:val="es-ES"/>
+              </w:rPr>
+              <w:t>, intuitiva para usuarios con perfil técnico</w:t>
             </w:r>
           </w:p>
         </w:tc>
@@ -6845,7 +7224,7 @@
           <w:szCs w:val="24"/>
         </w:rPr>
       </w:pPr>
-      <w:bookmarkStart w:id="14" w:name="_Toc228377035"/>
+      <w:bookmarkStart w:id="15" w:name="_Toc228377035"/>
       <w:r>
         <w:rPr>
           <w:rFonts w:ascii="Arial" w:eastAsia="Arial" w:hAnsi="Arial" w:cs="Arial"/>
@@ -6857,7 +7236,7 @@
         </w:rPr>
         <w:t>b) Cuadro de Requerimientos No Funcionales</w:t>
       </w:r>
-      <w:bookmarkEnd w:id="14"/>
+      <w:bookmarkEnd w:id="15"/>
     </w:p>
     <w:tbl>
       <w:tblPr>
@@ -7046,8 +7425,19 @@
                 <w:szCs w:val="24"/>
                 <w:lang w:val="es-ES"/>
               </w:rPr>
-              <w:t>La autenticación debe realizarse exclusivamente mediante tokens OAuth2 verificados con google-auth-library</w:t>
-            </w:r>
+              <w:t xml:space="preserve">La autenticación debe realizarse exclusivamente mediante tokens OAuth2 verificados con </w:t>
+            </w:r>
+            <w:proofErr w:type="spellStart"/>
+            <w:r>
+              <w:rPr>
+                <w:rFonts w:ascii="Arial" w:hAnsi="Arial" w:cs="Arial"/>
+                <w:sz w:val="24"/>
+                <w:szCs w:val="24"/>
+                <w:lang w:val="es-ES"/>
+              </w:rPr>
+              <w:t>google-auth-library</w:t>
+            </w:r>
+            <w:proofErr w:type="spellEnd"/>
           </w:p>
         </w:tc>
       </w:tr>
@@ -7135,7 +7525,38 @@
                 <w:szCs w:val="24"/>
                 <w:lang w:val="es-ES"/>
               </w:rPr>
-              <w:t>Las credenciales sensibles (BD, puertos, claves) deben almacenarse en el archivo .env, nunca en el código fuente</w:t>
+              <w:t xml:space="preserve">Las credenciales sensibles (BD, puertos, claves) deben almacenarse en el </w:t>
+            </w:r>
+            <w:proofErr w:type="gramStart"/>
+            <w:r>
+              <w:rPr>
+                <w:rFonts w:ascii="Arial" w:hAnsi="Arial" w:cs="Arial"/>
+                <w:sz w:val="24"/>
+                <w:szCs w:val="24"/>
+                <w:lang w:val="es-ES"/>
+              </w:rPr>
+              <w:t>archivo .</w:t>
+            </w:r>
+            <w:proofErr w:type="spellStart"/>
+            <w:r>
+              <w:rPr>
+                <w:rFonts w:ascii="Arial" w:hAnsi="Arial" w:cs="Arial"/>
+                <w:sz w:val="24"/>
+                <w:szCs w:val="24"/>
+                <w:lang w:val="es-ES"/>
+              </w:rPr>
+              <w:t>env</w:t>
+            </w:r>
+            <w:proofErr w:type="spellEnd"/>
+            <w:proofErr w:type="gramEnd"/>
+            <w:r>
+              <w:rPr>
+                <w:rFonts w:ascii="Arial" w:hAnsi="Arial" w:cs="Arial"/>
+                <w:sz w:val="24"/>
+                <w:szCs w:val="24"/>
+                <w:lang w:val="es-ES"/>
+              </w:rPr>
+              <w:t>, nunca en el código fuente</w:t>
             </w:r>
           </w:p>
         </w:tc>
@@ -7404,7 +7825,47 @@
                 <w:szCs w:val="24"/>
                 <w:lang w:val="es-ES"/>
               </w:rPr>
-              <w:t>La interfaz debe seguir el tema Dark/Glassmorphism, intuitiva para usuarios con perfil técnico</w:t>
+              <w:t xml:space="preserve">La interfaz debe seguir el tema </w:t>
+            </w:r>
+            <w:proofErr w:type="spellStart"/>
+            <w:r>
+              <w:rPr>
+                <w:rFonts w:ascii="Arial" w:hAnsi="Arial" w:cs="Arial"/>
+                <w:sz w:val="24"/>
+                <w:szCs w:val="24"/>
+                <w:lang w:val="es-ES"/>
+              </w:rPr>
+              <w:t>Dark</w:t>
+            </w:r>
+            <w:proofErr w:type="spellEnd"/>
+            <w:r>
+              <w:rPr>
+                <w:rFonts w:ascii="Arial" w:hAnsi="Arial" w:cs="Arial"/>
+                <w:sz w:val="24"/>
+                <w:szCs w:val="24"/>
+                <w:lang w:val="es-ES"/>
+              </w:rPr>
+              <w:t>/</w:t>
+            </w:r>
+            <w:proofErr w:type="spellStart"/>
+            <w:r>
+              <w:rPr>
+                <w:rFonts w:ascii="Arial" w:hAnsi="Arial" w:cs="Arial"/>
+                <w:sz w:val="24"/>
+                <w:szCs w:val="24"/>
+                <w:lang w:val="es-ES"/>
+              </w:rPr>
+              <w:t>Glassmorphism</w:t>
+            </w:r>
+            <w:proofErr w:type="spellEnd"/>
+            <w:r>
+              <w:rPr>
+                <w:rFonts w:ascii="Arial" w:hAnsi="Arial" w:cs="Arial"/>
+                <w:sz w:val="24"/>
+                <w:szCs w:val="24"/>
+                <w:lang w:val="es-ES"/>
+              </w:rPr>
+              <w:t>, intuitiva para usuarios con perfil técnico</w:t>
             </w:r>
           </w:p>
         </w:tc>
@@ -7787,7 +8248,7 @@
           <w:szCs w:val="24"/>
         </w:rPr>
       </w:pPr>
-      <w:bookmarkStart w:id="15" w:name="_Toc228377036"/>
+      <w:bookmarkStart w:id="16" w:name="_Toc228377036"/>
       <w:r>
         <w:rPr>
           <w:rFonts w:ascii="Arial" w:eastAsia="Arial" w:hAnsi="Arial" w:cs="Arial"/>
@@ -7800,7 +8261,7 @@
         <w:lastRenderedPageBreak/>
         <w:t>c) Cuadro de Requerimientos Funcionales Final</w:t>
       </w:r>
-      <w:bookmarkEnd w:id="15"/>
+      <w:bookmarkEnd w:id="16"/>
     </w:p>
     <w:tbl>
       <w:tblPr>
@@ -9702,7 +10163,27 @@
                 <w:szCs w:val="24"/>
                 <w:lang w:val="es-ES"/>
               </w:rPr>
-              <w:t>Ejecutar código via Judge0</w:t>
+              <w:t xml:space="preserve">Ejecutar código </w:t>
+            </w:r>
+            <w:proofErr w:type="spellStart"/>
+            <w:r>
+              <w:rPr>
+                <w:rFonts w:ascii="Arial" w:hAnsi="Arial" w:cs="Arial"/>
+                <w:sz w:val="24"/>
+                <w:szCs w:val="24"/>
+                <w:lang w:val="es-ES"/>
+              </w:rPr>
+              <w:t>via</w:t>
+            </w:r>
+            <w:proofErr w:type="spellEnd"/>
+            <w:r>
+              <w:rPr>
+                <w:rFonts w:ascii="Arial" w:hAnsi="Arial" w:cs="Arial"/>
+                <w:sz w:val="24"/>
+                <w:szCs w:val="24"/>
+                <w:lang w:val="es-ES"/>
+              </w:rPr>
+              <w:t xml:space="preserve"> Judge0</w:t>
             </w:r>
           </w:p>
         </w:tc>
@@ -10231,7 +10712,7 @@
           <w:szCs w:val="24"/>
         </w:rPr>
       </w:pPr>
-      <w:bookmarkStart w:id="16" w:name="_Toc228377037"/>
+      <w:bookmarkStart w:id="17" w:name="_Toc228377037"/>
       <w:r>
         <w:rPr>
           <w:rFonts w:ascii="Arial" w:eastAsia="Arial" w:hAnsi="Arial" w:cs="Arial"/>
@@ -10243,7 +10724,7 @@
         </w:rPr>
         <w:t>d) Reglas de Negocio</w:t>
       </w:r>
-      <w:bookmarkEnd w:id="16"/>
+      <w:bookmarkEnd w:id="17"/>
     </w:p>
     <w:p>
       <w:pPr>
@@ -10314,7 +10795,25 @@
           <w:sz w:val="24"/>
           <w:szCs w:val="24"/>
         </w:rPr>
-        <w:t>El código enviado por el usuario es ejecutado en un entorno aislado (sandbox) mediante Judge0.</w:t>
+        <w:t>El código enviado por el usuario es ejecutado en un entorno aislado (</w:t>
+      </w:r>
+      <w:proofErr w:type="spellStart"/>
+      <w:r>
+        <w:rPr>
+          <w:rFonts w:ascii="Arial" w:eastAsia="Arial" w:hAnsi="Arial" w:cs="Arial"/>
+          <w:sz w:val="24"/>
+          <w:szCs w:val="24"/>
+        </w:rPr>
+        <w:t>sandbox</w:t>
+      </w:r>
+      <w:proofErr w:type="spellEnd"/>
+      <w:r>
+        <w:rPr>
+          <w:rFonts w:ascii="Arial" w:eastAsia="Arial" w:hAnsi="Arial" w:cs="Arial"/>
+          <w:sz w:val="24"/>
+          <w:szCs w:val="24"/>
+        </w:rPr>
+        <w:t>) mediante Judge0.</w:t>
       </w:r>
     </w:p>
     <w:p>
@@ -10404,7 +10903,7 @@
           <w:szCs w:val="24"/>
         </w:rPr>
       </w:pPr>
-      <w:bookmarkStart w:id="17" w:name="_Toc228377038"/>
+      <w:bookmarkStart w:id="18" w:name="_Toc228377038"/>
       <w:r>
         <w:rPr>
           <w:rFonts w:ascii="Arial" w:eastAsia="Arial" w:hAnsi="Arial" w:cs="Arial"/>
@@ -10417,7 +10916,7 @@
         <w:lastRenderedPageBreak/>
         <w:t>V. FASE DE DESARROLLO</w:t>
       </w:r>
-      <w:bookmarkEnd w:id="17"/>
+      <w:bookmarkEnd w:id="18"/>
     </w:p>
     <w:p>
       <w:pPr>
@@ -10430,7 +10929,7 @@
           <w:szCs w:val="24"/>
         </w:rPr>
       </w:pPr>
-      <w:bookmarkStart w:id="18" w:name="_Toc228377039"/>
+      <w:bookmarkStart w:id="19" w:name="_Toc228377039"/>
       <w:r>
         <w:rPr>
           <w:rFonts w:ascii="Arial" w:eastAsia="Arial" w:hAnsi="Arial" w:cs="Arial"/>
@@ -10442,7 +10941,7 @@
         </w:rPr>
         <w:t>1. Perfiles de Usuario</w:t>
       </w:r>
-      <w:bookmarkEnd w:id="18"/>
+      <w:bookmarkEnd w:id="19"/>
     </w:p>
     <w:p>
       <w:pPr>
@@ -10521,7 +11020,7 @@
           <w:szCs w:val="24"/>
         </w:rPr>
       </w:pPr>
-      <w:bookmarkStart w:id="19" w:name="_Toc228377040"/>
+      <w:bookmarkStart w:id="20" w:name="_Toc228377040"/>
       <w:r>
         <w:rPr>
           <w:rFonts w:ascii="Arial" w:eastAsia="Arial" w:hAnsi="Arial" w:cs="Arial"/>
@@ -10533,7 +11032,7 @@
         </w:rPr>
         <w:t>2. Modelo Conceptual</w:t>
       </w:r>
-      <w:bookmarkEnd w:id="19"/>
+      <w:bookmarkEnd w:id="20"/>
     </w:p>
     <w:p>
       <w:pPr>
@@ -10546,7 +11045,7 @@
           <w:color w:val="auto"/>
         </w:rPr>
       </w:pPr>
-      <w:bookmarkStart w:id="20" w:name="_Toc228377041"/>
+      <w:bookmarkStart w:id="21" w:name="_Toc228377041"/>
       <w:r>
         <w:rPr>
           <w:noProof/>
@@ -10623,7 +11122,7 @@
         </w:rPr>
         <w:t>a) Diagrama de Paquetes</w:t>
       </w:r>
-      <w:bookmarkEnd w:id="20"/>
+      <w:bookmarkEnd w:id="21"/>
     </w:p>
     <w:p/>
     <w:p/>
@@ -10645,7 +11144,7 @@
           <w:color w:val="auto"/>
         </w:rPr>
       </w:pPr>
-      <w:bookmarkStart w:id="21" w:name="_Toc228377042"/>
+      <w:bookmarkStart w:id="22" w:name="_Toc228377042"/>
       <w:r>
         <w:rPr>
           <w:rFonts w:ascii="Arial" w:eastAsia="Arial" w:hAnsi="Arial" w:cs="Arial"/>
@@ -10656,7 +11155,7 @@
         <w:lastRenderedPageBreak/>
         <w:t>b) Diagrama de Casos de Uso</w:t>
       </w:r>
-      <w:bookmarkEnd w:id="21"/>
+      <w:bookmarkEnd w:id="22"/>
     </w:p>
     <w:p>
       <w:pPr>
@@ -10750,7 +11249,7 @@
           <w:color w:val="auto"/>
         </w:rPr>
       </w:pPr>
-      <w:bookmarkStart w:id="22" w:name="_Toc228377043"/>
+      <w:bookmarkStart w:id="23" w:name="_Toc228377043"/>
       <w:r>
         <w:rPr>
           <w:rFonts w:ascii="Arial" w:eastAsia="Arial" w:hAnsi="Arial" w:cs="Arial"/>
@@ -10760,7 +11259,7 @@
         </w:rPr>
         <w:t>c) Escenarios de Caso de Uso (Narrativa)</w:t>
       </w:r>
-      <w:bookmarkEnd w:id="22"/>
+      <w:bookmarkEnd w:id="23"/>
     </w:p>
     <w:p>
       <w:pPr>
@@ -10777,7 +11276,25 @@
           <w:sz w:val="24"/>
           <w:szCs w:val="24"/>
         </w:rPr>
-        <w:t>A continuación se describen los escenarios principales de cada caso de uso identificado:</w:t>
+        <w:t xml:space="preserve">A </w:t>
+      </w:r>
+      <w:proofErr w:type="gramStart"/>
+      <w:r>
+        <w:rPr>
+          <w:rFonts w:ascii="Arial" w:eastAsia="Arial" w:hAnsi="Arial" w:cs="Arial"/>
+          <w:sz w:val="24"/>
+          <w:szCs w:val="24"/>
+        </w:rPr>
+        <w:t>continuación</w:t>
+      </w:r>
+      <w:proofErr w:type="gramEnd"/>
+      <w:r>
+        <w:rPr>
+          <w:rFonts w:ascii="Arial" w:eastAsia="Arial" w:hAnsi="Arial" w:cs="Arial"/>
+          <w:sz w:val="24"/>
+          <w:szCs w:val="24"/>
+        </w:rPr>
+        <w:t xml:space="preserve"> se describen los escenarios principales de cada caso de uso identificado:</w:t>
       </w:r>
     </w:p>
     <w:p>
@@ -11261,7 +11778,47 @@
                 <w:szCs w:val="24"/>
                 <w:lang w:val="es-ES"/>
               </w:rPr>
-              <w:t>1. El usuario accede a la pantalla de login (login.ejs)</w:t>
+              <w:t xml:space="preserve">1. El usuario accede a la pantalla de </w:t>
+            </w:r>
+            <w:proofErr w:type="spellStart"/>
+            <w:r>
+              <w:rPr>
+                <w:rFonts w:ascii="Arial" w:hAnsi="Arial" w:cs="Arial"/>
+                <w:sz w:val="24"/>
+                <w:szCs w:val="24"/>
+                <w:lang w:val="es-ES"/>
+              </w:rPr>
+              <w:t>login</w:t>
+            </w:r>
+            <w:proofErr w:type="spellEnd"/>
+            <w:r>
+              <w:rPr>
+                <w:rFonts w:ascii="Arial" w:hAnsi="Arial" w:cs="Arial"/>
+                <w:sz w:val="24"/>
+                <w:szCs w:val="24"/>
+                <w:lang w:val="es-ES"/>
+              </w:rPr>
+              <w:t xml:space="preserve"> (</w:t>
+            </w:r>
+            <w:proofErr w:type="spellStart"/>
+            <w:r>
+              <w:rPr>
+                <w:rFonts w:ascii="Arial" w:hAnsi="Arial" w:cs="Arial"/>
+                <w:sz w:val="24"/>
+                <w:szCs w:val="24"/>
+                <w:lang w:val="es-ES"/>
+              </w:rPr>
+              <w:t>login.ejs</w:t>
+            </w:r>
+            <w:proofErr w:type="spellEnd"/>
+            <w:r>
+              <w:rPr>
+                <w:rFonts w:ascii="Arial" w:hAnsi="Arial" w:cs="Arial"/>
+                <w:sz w:val="24"/>
+                <w:szCs w:val="24"/>
+                <w:lang w:val="es-ES"/>
+              </w:rPr>
+              <w:t>)</w:t>
             </w:r>
           </w:p>
         </w:tc>
@@ -11351,8 +11908,39 @@
                 <w:szCs w:val="24"/>
                 <w:lang w:val="es-ES"/>
               </w:rPr>
-              <w:t>3. El sistema redirige a Google Identity Services</w:t>
-            </w:r>
+              <w:t xml:space="preserve">3. El sistema redirige a Google </w:t>
+            </w:r>
+            <w:proofErr w:type="spellStart"/>
+            <w:r>
+              <w:rPr>
+                <w:rFonts w:ascii="Arial" w:hAnsi="Arial" w:cs="Arial"/>
+                <w:sz w:val="24"/>
+                <w:szCs w:val="24"/>
+                <w:lang w:val="es-ES"/>
+              </w:rPr>
+              <w:t>Identity</w:t>
+            </w:r>
+            <w:proofErr w:type="spellEnd"/>
+            <w:r>
+              <w:rPr>
+                <w:rFonts w:ascii="Arial" w:hAnsi="Arial" w:cs="Arial"/>
+                <w:sz w:val="24"/>
+                <w:szCs w:val="24"/>
+                <w:lang w:val="es-ES"/>
+              </w:rPr>
+              <w:t xml:space="preserve"> </w:t>
+            </w:r>
+            <w:proofErr w:type="spellStart"/>
+            <w:r>
+              <w:rPr>
+                <w:rFonts w:ascii="Arial" w:hAnsi="Arial" w:cs="Arial"/>
+                <w:sz w:val="24"/>
+                <w:szCs w:val="24"/>
+                <w:lang w:val="es-ES"/>
+              </w:rPr>
+              <w:t>Services</w:t>
+            </w:r>
+            <w:proofErr w:type="spellEnd"/>
           </w:p>
         </w:tc>
       </w:tr>
@@ -11441,8 +12029,19 @@
                 <w:szCs w:val="24"/>
                 <w:lang w:val="es-ES"/>
               </w:rPr>
-              <w:t>5. El sistema verifica el token con google-auth-library</w:t>
-            </w:r>
+              <w:t xml:space="preserve">5. El sistema verifica el token con </w:t>
+            </w:r>
+            <w:proofErr w:type="spellStart"/>
+            <w:r>
+              <w:rPr>
+                <w:rFonts w:ascii="Arial" w:hAnsi="Arial" w:cs="Arial"/>
+                <w:sz w:val="24"/>
+                <w:szCs w:val="24"/>
+                <w:lang w:val="es-ES"/>
+              </w:rPr>
+              <w:t>google-auth-library</w:t>
+            </w:r>
+            <w:proofErr w:type="spellEnd"/>
           </w:p>
         </w:tc>
       </w:tr>
@@ -11531,7 +12130,47 @@
                 <w:szCs w:val="24"/>
                 <w:lang w:val="es-ES"/>
               </w:rPr>
-              <w:t>7. El sistema genera una sesión y redirige al dashboard (home.ejs)</w:t>
+              <w:t xml:space="preserve">7. El sistema genera una sesión y redirige al </w:t>
+            </w:r>
+            <w:proofErr w:type="spellStart"/>
+            <w:r>
+              <w:rPr>
+                <w:rFonts w:ascii="Arial" w:hAnsi="Arial" w:cs="Arial"/>
+                <w:sz w:val="24"/>
+                <w:szCs w:val="24"/>
+                <w:lang w:val="es-ES"/>
+              </w:rPr>
+              <w:t>dashboard</w:t>
+            </w:r>
+            <w:proofErr w:type="spellEnd"/>
+            <w:r>
+              <w:rPr>
+                <w:rFonts w:ascii="Arial" w:hAnsi="Arial" w:cs="Arial"/>
+                <w:sz w:val="24"/>
+                <w:szCs w:val="24"/>
+                <w:lang w:val="es-ES"/>
+              </w:rPr>
+              <w:t xml:space="preserve"> (</w:t>
+            </w:r>
+            <w:proofErr w:type="spellStart"/>
+            <w:r>
+              <w:rPr>
+                <w:rFonts w:ascii="Arial" w:hAnsi="Arial" w:cs="Arial"/>
+                <w:sz w:val="24"/>
+                <w:szCs w:val="24"/>
+                <w:lang w:val="es-ES"/>
+              </w:rPr>
+              <w:t>home.ejs</w:t>
+            </w:r>
+            <w:proofErr w:type="spellEnd"/>
+            <w:r>
+              <w:rPr>
+                <w:rFonts w:ascii="Arial" w:hAnsi="Arial" w:cs="Arial"/>
+                <w:sz w:val="24"/>
+                <w:szCs w:val="24"/>
+                <w:lang w:val="es-ES"/>
+              </w:rPr>
+              <w:t>)</w:t>
             </w:r>
           </w:p>
         </w:tc>
@@ -11587,8 +12226,19 @@
                 <w:szCs w:val="24"/>
                 <w:lang w:val="es-ES"/>
               </w:rPr>
-              <w:t>4a. El usuario cancela la autenticación en Google → regresa al login</w:t>
-            </w:r>
+              <w:t xml:space="preserve">4a. El usuario cancela la autenticación en Google → regresa al </w:t>
+            </w:r>
+            <w:proofErr w:type="spellStart"/>
+            <w:r>
+              <w:rPr>
+                <w:rFonts w:ascii="Arial" w:hAnsi="Arial" w:cs="Arial"/>
+                <w:sz w:val="24"/>
+                <w:szCs w:val="24"/>
+                <w:lang w:val="es-ES"/>
+              </w:rPr>
+              <w:t>login</w:t>
+            </w:r>
+            <w:proofErr w:type="spellEnd"/>
           </w:p>
         </w:tc>
       </w:tr>
@@ -11667,7 +12317,7 @@
           <w:lang w:val="es-ES"/>
         </w:rPr>
         <w:pict w14:anchorId="305EBB06">
-          <v:rect id="_x0000_i1093" style="width:0;height:1.5pt" o:hralign="center" o:hrstd="t" o:hr="t" fillcolor="#a0a0a0" stroked="f"/>
+          <v:rect id="_x0000_i1025" style="width:0;height:1.5pt" o:hralign="center" o:hrstd="t" o:hr="t" fillcolor="#a0a0a0" stroked="f"/>
         </w:pict>
       </w:r>
     </w:p>
@@ -12040,8 +12690,19 @@
                 <w:szCs w:val="24"/>
                 <w:lang w:val="es-ES"/>
               </w:rPr>
-              <w:t>La cookie de sesión es eliminada y el usuario es redirigido al login</w:t>
-            </w:r>
+              <w:t xml:space="preserve">La cookie de sesión es eliminada y el usuario es redirigido al </w:t>
+            </w:r>
+            <w:proofErr w:type="spellStart"/>
+            <w:r>
+              <w:rPr>
+                <w:rFonts w:ascii="Arial" w:hAnsi="Arial" w:cs="Arial"/>
+                <w:sz w:val="24"/>
+                <w:szCs w:val="24"/>
+                <w:lang w:val="es-ES"/>
+              </w:rPr>
+              <w:t>login</w:t>
+            </w:r>
+            <w:proofErr w:type="spellEnd"/>
           </w:p>
         </w:tc>
       </w:tr>
@@ -12096,8 +12757,19 @@
                 <w:szCs w:val="24"/>
                 <w:lang w:val="es-ES"/>
               </w:rPr>
-              <w:t>1. El usuario hace clic en "Cerrar sesión" en el header.ejs</w:t>
-            </w:r>
+              <w:t xml:space="preserve">1. El usuario hace clic en "Cerrar sesión" en el </w:t>
+            </w:r>
+            <w:proofErr w:type="spellStart"/>
+            <w:r>
+              <w:rPr>
+                <w:rFonts w:ascii="Arial" w:hAnsi="Arial" w:cs="Arial"/>
+                <w:sz w:val="24"/>
+                <w:szCs w:val="24"/>
+                <w:lang w:val="es-ES"/>
+              </w:rPr>
+              <w:t>header.ejs</w:t>
+            </w:r>
+            <w:proofErr w:type="spellEnd"/>
           </w:p>
         </w:tc>
       </w:tr>
@@ -12186,8 +12858,19 @@
                 <w:szCs w:val="24"/>
                 <w:lang w:val="es-ES"/>
               </w:rPr>
-              <w:t>3. El sistema redirige al usuario a la pantalla de login</w:t>
-            </w:r>
+              <w:t xml:space="preserve">3. El sistema redirige al usuario a la pantalla de </w:t>
+            </w:r>
+            <w:proofErr w:type="spellStart"/>
+            <w:r>
+              <w:rPr>
+                <w:rFonts w:ascii="Arial" w:hAnsi="Arial" w:cs="Arial"/>
+                <w:sz w:val="24"/>
+                <w:szCs w:val="24"/>
+                <w:lang w:val="es-ES"/>
+              </w:rPr>
+              <w:t>login</w:t>
+            </w:r>
+            <w:proofErr w:type="spellEnd"/>
           </w:p>
         </w:tc>
       </w:tr>
@@ -12242,8 +12925,19 @@
                 <w:szCs w:val="24"/>
                 <w:lang w:val="es-ES"/>
               </w:rPr>
-              <w:t>2a. Si la sesión ya expiró, el sistema redirige directamente al login</w:t>
-            </w:r>
+              <w:t xml:space="preserve">2a. Si la sesión ya expiró, el sistema redirige directamente al </w:t>
+            </w:r>
+            <w:proofErr w:type="spellStart"/>
+            <w:r>
+              <w:rPr>
+                <w:rFonts w:ascii="Arial" w:hAnsi="Arial" w:cs="Arial"/>
+                <w:sz w:val="24"/>
+                <w:szCs w:val="24"/>
+                <w:lang w:val="es-ES"/>
+              </w:rPr>
+              <w:t>login</w:t>
+            </w:r>
+            <w:proofErr w:type="spellEnd"/>
           </w:p>
         </w:tc>
       </w:tr>
@@ -12266,7 +12960,7 @@
           <w:lang w:val="es-ES"/>
         </w:rPr>
         <w:pict w14:anchorId="3D399325">
-          <v:rect id="_x0000_i1094" style="width:0;height:1.5pt" o:hralign="center" o:hrstd="t" o:hr="t" fillcolor="#a0a0a0" stroked="f"/>
+          <v:rect id="_x0000_i1026" style="width:0;height:1.5pt" o:hralign="center" o:hrstd="t" o:hr="t" fillcolor="#a0a0a0" stroked="f"/>
         </w:pict>
       </w:r>
     </w:p>
@@ -12640,7 +13334,27 @@
                 <w:szCs w:val="24"/>
                 <w:lang w:val="es-ES"/>
               </w:rPr>
-              <w:t>Se muestran todos los bancos registrados en tarjetas (lista.ejs)</w:t>
+              <w:t>Se muestran todos los bancos registrados en tarjetas (</w:t>
+            </w:r>
+            <w:proofErr w:type="spellStart"/>
+            <w:r>
+              <w:rPr>
+                <w:rFonts w:ascii="Arial" w:hAnsi="Arial" w:cs="Arial"/>
+                <w:sz w:val="24"/>
+                <w:szCs w:val="24"/>
+                <w:lang w:val="es-ES"/>
+              </w:rPr>
+              <w:t>lista.ejs</w:t>
+            </w:r>
+            <w:proofErr w:type="spellEnd"/>
+            <w:r>
+              <w:rPr>
+                <w:rFonts w:ascii="Arial" w:hAnsi="Arial" w:cs="Arial"/>
+                <w:sz w:val="24"/>
+                <w:szCs w:val="24"/>
+                <w:lang w:val="es-ES"/>
+              </w:rPr>
+              <w:t>)</w:t>
             </w:r>
           </w:p>
         </w:tc>
@@ -12786,7 +13500,27 @@
                 <w:szCs w:val="24"/>
                 <w:lang w:val="es-ES"/>
               </w:rPr>
-              <w:t>3. El sistema renderiza la vista lista.ejs con las tarjetas de cada banco</w:t>
+              <w:t xml:space="preserve">3. El sistema renderiza la vista </w:t>
+            </w:r>
+            <w:proofErr w:type="spellStart"/>
+            <w:r>
+              <w:rPr>
+                <w:rFonts w:ascii="Arial" w:hAnsi="Arial" w:cs="Arial"/>
+                <w:sz w:val="24"/>
+                <w:szCs w:val="24"/>
+                <w:lang w:val="es-ES"/>
+              </w:rPr>
+              <w:t>lista.ejs</w:t>
+            </w:r>
+            <w:proofErr w:type="spellEnd"/>
+            <w:r>
+              <w:rPr>
+                <w:rFonts w:ascii="Arial" w:hAnsi="Arial" w:cs="Arial"/>
+                <w:sz w:val="24"/>
+                <w:szCs w:val="24"/>
+                <w:lang w:val="es-ES"/>
+              </w:rPr>
+              <w:t xml:space="preserve"> con las tarjetas de cada banco</w:t>
             </w:r>
           </w:p>
         </w:tc>
@@ -12866,7 +13600,7 @@
           <w:lang w:val="es-ES"/>
         </w:rPr>
         <w:pict w14:anchorId="64CED498">
-          <v:rect id="_x0000_i1095" style="width:0;height:1.5pt" o:hralign="center" o:hrstd="t" o:hr="t" fillcolor="#a0a0a0" stroked="f"/>
+          <v:rect id="_x0000_i1027" style="width:0;height:1.5pt" o:hralign="center" o:hrstd="t" o:hr="t" fillcolor="#a0a0a0" stroked="f"/>
         </w:pict>
       </w:r>
     </w:p>
@@ -13341,8 +14075,19 @@
                 <w:szCs w:val="24"/>
                 <w:lang w:val="es-ES"/>
               </w:rPr>
-              <w:t>2. El sistema muestra el formulario crear.ejs</w:t>
-            </w:r>
+              <w:t xml:space="preserve">2. El sistema muestra el formulario </w:t>
+            </w:r>
+            <w:proofErr w:type="spellStart"/>
+            <w:r>
+              <w:rPr>
+                <w:rFonts w:ascii="Arial" w:hAnsi="Arial" w:cs="Arial"/>
+                <w:sz w:val="24"/>
+                <w:szCs w:val="24"/>
+                <w:lang w:val="es-ES"/>
+              </w:rPr>
+              <w:t>crear.ejs</w:t>
+            </w:r>
+            <w:proofErr w:type="spellEnd"/>
           </w:p>
         </w:tc>
       </w:tr>
@@ -13476,7 +14221,27 @@
                 <w:szCs w:val="24"/>
                 <w:lang w:val="es-ES"/>
               </w:rPr>
-              <w:t>5. El sistema ejecuta la inserción via bancoModel.js</w:t>
+              <w:t xml:space="preserve">5. El sistema ejecuta la inserción </w:t>
+            </w:r>
+            <w:proofErr w:type="spellStart"/>
+            <w:r>
+              <w:rPr>
+                <w:rFonts w:ascii="Arial" w:hAnsi="Arial" w:cs="Arial"/>
+                <w:sz w:val="24"/>
+                <w:szCs w:val="24"/>
+                <w:lang w:val="es-ES"/>
+              </w:rPr>
+              <w:t>via</w:t>
+            </w:r>
+            <w:proofErr w:type="spellEnd"/>
+            <w:r>
+              <w:rPr>
+                <w:rFonts w:ascii="Arial" w:hAnsi="Arial" w:cs="Arial"/>
+                <w:sz w:val="24"/>
+                <w:szCs w:val="24"/>
+                <w:lang w:val="es-ES"/>
+              </w:rPr>
+              <w:t xml:space="preserve"> bancoModel.js</w:t>
             </w:r>
           </w:p>
         </w:tc>
@@ -13601,7 +14366,7 @@
           <w:lang w:val="es-ES"/>
         </w:rPr>
         <w:pict w14:anchorId="6DBEC978">
-          <v:rect id="_x0000_i1096" style="width:0;height:1.5pt" o:hralign="center" o:hrstd="t" o:hr="t" fillcolor="#a0a0a0" stroked="f"/>
+          <v:rect id="_x0000_i1028" style="width:0;height:1.5pt" o:hralign="center" o:hrstd="t" o:hr="t" fillcolor="#a0a0a0" stroked="f"/>
         </w:pict>
       </w:r>
     </w:p>
@@ -14075,8 +14840,19 @@
                 <w:szCs w:val="24"/>
                 <w:lang w:val="es-ES"/>
               </w:rPr>
-              <w:t>2. El sistema carga los datos actuales en el formulario editar.ejs</w:t>
-            </w:r>
+              <w:t xml:space="preserve">2. El sistema carga los datos actuales en el formulario </w:t>
+            </w:r>
+            <w:proofErr w:type="spellStart"/>
+            <w:r>
+              <w:rPr>
+                <w:rFonts w:ascii="Arial" w:hAnsi="Arial" w:cs="Arial"/>
+                <w:sz w:val="24"/>
+                <w:szCs w:val="24"/>
+                <w:lang w:val="es-ES"/>
+              </w:rPr>
+              <w:t>editar.ejs</w:t>
+            </w:r>
+            <w:proofErr w:type="spellEnd"/>
           </w:p>
         </w:tc>
       </w:tr>
@@ -14210,7 +14986,27 @@
                 <w:szCs w:val="24"/>
                 <w:lang w:val="es-ES"/>
               </w:rPr>
-              <w:t>5. El sistema ejecuta el UPDATE via bancoModel.js</w:t>
+              <w:t xml:space="preserve">5. El sistema ejecuta el UPDATE </w:t>
+            </w:r>
+            <w:proofErr w:type="spellStart"/>
+            <w:r>
+              <w:rPr>
+                <w:rFonts w:ascii="Arial" w:hAnsi="Arial" w:cs="Arial"/>
+                <w:sz w:val="24"/>
+                <w:szCs w:val="24"/>
+                <w:lang w:val="es-ES"/>
+              </w:rPr>
+              <w:t>via</w:t>
+            </w:r>
+            <w:proofErr w:type="spellEnd"/>
+            <w:r>
+              <w:rPr>
+                <w:rFonts w:ascii="Arial" w:hAnsi="Arial" w:cs="Arial"/>
+                <w:sz w:val="24"/>
+                <w:szCs w:val="24"/>
+                <w:lang w:val="es-ES"/>
+              </w:rPr>
+              <w:t xml:space="preserve"> bancoModel.js</w:t>
             </w:r>
           </w:p>
         </w:tc>
@@ -14335,7 +15131,7 @@
           <w:lang w:val="es-ES"/>
         </w:rPr>
         <w:pict w14:anchorId="4B440345">
-          <v:rect id="_x0000_i1097" style="width:0;height:1.5pt" o:hralign="center" o:hrstd="t" o:hr="t" fillcolor="#a0a0a0" stroked="f"/>
+          <v:rect id="_x0000_i1029" style="width:0;height:1.5pt" o:hralign="center" o:hrstd="t" o:hr="t" fillcolor="#a0a0a0" stroked="f"/>
         </w:pict>
       </w:r>
     </w:p>
@@ -14899,7 +15695,27 @@
                 <w:szCs w:val="24"/>
                 <w:lang w:val="es-ES"/>
               </w:rPr>
-              <w:t>4. El sistema ejecuta el DELETE via bancoModel.js</w:t>
+              <w:t xml:space="preserve">4. El sistema ejecuta el DELETE </w:t>
+            </w:r>
+            <w:proofErr w:type="spellStart"/>
+            <w:r>
+              <w:rPr>
+                <w:rFonts w:ascii="Arial" w:hAnsi="Arial" w:cs="Arial"/>
+                <w:sz w:val="24"/>
+                <w:szCs w:val="24"/>
+                <w:lang w:val="es-ES"/>
+              </w:rPr>
+              <w:t>via</w:t>
+            </w:r>
+            <w:proofErr w:type="spellEnd"/>
+            <w:r>
+              <w:rPr>
+                <w:rFonts w:ascii="Arial" w:hAnsi="Arial" w:cs="Arial"/>
+                <w:sz w:val="24"/>
+                <w:szCs w:val="24"/>
+                <w:lang w:val="es-ES"/>
+              </w:rPr>
+              <w:t xml:space="preserve"> bancoModel.js</w:t>
             </w:r>
           </w:p>
         </w:tc>
@@ -15024,7 +15840,7 @@
           <w:lang w:val="es-ES"/>
         </w:rPr>
         <w:pict w14:anchorId="0B3E3F84">
-          <v:rect id="_x0000_i1098" style="width:0;height:1.5pt" o:hralign="center" o:hrstd="t" o:hr="t" fillcolor="#a0a0a0" stroked="f"/>
+          <v:rect id="_x0000_i1030" style="width:0;height:1.5pt" o:hralign="center" o:hrstd="t" o:hr="t" fillcolor="#a0a0a0" stroked="f"/>
         </w:pict>
       </w:r>
     </w:p>
@@ -15397,8 +16213,19 @@
                 <w:szCs w:val="24"/>
                 <w:lang w:val="es-ES"/>
               </w:rPr>
-              <w:t>Se muestran todos los retos disponibles en lista.ejs</w:t>
-            </w:r>
+              <w:t xml:space="preserve">Se muestran todos los retos disponibles en </w:t>
+            </w:r>
+            <w:proofErr w:type="spellStart"/>
+            <w:r>
+              <w:rPr>
+                <w:rFonts w:ascii="Arial" w:hAnsi="Arial" w:cs="Arial"/>
+                <w:sz w:val="24"/>
+                <w:szCs w:val="24"/>
+                <w:lang w:val="es-ES"/>
+              </w:rPr>
+              <w:t>lista.ejs</w:t>
+            </w:r>
+            <w:proofErr w:type="spellEnd"/>
           </w:p>
         </w:tc>
       </w:tr>
@@ -15623,7 +16450,7 @@
           <w:lang w:val="es-ES"/>
         </w:rPr>
         <w:pict w14:anchorId="6E176F6F">
-          <v:rect id="_x0000_i1099" style="width:0;height:1.5pt" o:hralign="center" o:hrstd="t" o:hr="t" fillcolor="#a0a0a0" stroked="f"/>
+          <v:rect id="_x0000_i1031" style="width:0;height:1.5pt" o:hralign="center" o:hrstd="t" o:hr="t" fillcolor="#a0a0a0" stroked="f"/>
         </w:pict>
       </w:r>
     </w:p>
@@ -16137,8 +16964,19 @@
                 <w:szCs w:val="24"/>
                 <w:lang w:val="es-ES"/>
               </w:rPr>
-              <w:t>2. El sistema muestra el formulario crear.ejs</w:t>
-            </w:r>
+              <w:t xml:space="preserve">2. El sistema muestra el formulario </w:t>
+            </w:r>
+            <w:proofErr w:type="spellStart"/>
+            <w:r>
+              <w:rPr>
+                <w:rFonts w:ascii="Arial" w:hAnsi="Arial" w:cs="Arial"/>
+                <w:sz w:val="24"/>
+                <w:szCs w:val="24"/>
+                <w:lang w:val="es-ES"/>
+              </w:rPr>
+              <w:t>crear.ejs</w:t>
+            </w:r>
+            <w:proofErr w:type="spellEnd"/>
           </w:p>
         </w:tc>
       </w:tr>
@@ -16317,7 +17155,27 @@
                 <w:szCs w:val="24"/>
                 <w:lang w:val="es-ES"/>
               </w:rPr>
-              <w:t>6. El sistema registra el reto via retoModel.js</w:t>
+              <w:t xml:space="preserve">6. El sistema registra el reto </w:t>
+            </w:r>
+            <w:proofErr w:type="spellStart"/>
+            <w:r>
+              <w:rPr>
+                <w:rFonts w:ascii="Arial" w:hAnsi="Arial" w:cs="Arial"/>
+                <w:sz w:val="24"/>
+                <w:szCs w:val="24"/>
+                <w:lang w:val="es-ES"/>
+              </w:rPr>
+              <w:t>via</w:t>
+            </w:r>
+            <w:proofErr w:type="spellEnd"/>
+            <w:r>
+              <w:rPr>
+                <w:rFonts w:ascii="Arial" w:hAnsi="Arial" w:cs="Arial"/>
+                <w:sz w:val="24"/>
+                <w:szCs w:val="24"/>
+                <w:lang w:val="es-ES"/>
+              </w:rPr>
+              <w:t xml:space="preserve"> retoModel.js</w:t>
             </w:r>
           </w:p>
         </w:tc>
@@ -16442,7 +17300,7 @@
           <w:lang w:val="es-ES"/>
         </w:rPr>
         <w:pict w14:anchorId="141AF647">
-          <v:rect id="_x0000_i1100" style="width:0;height:1.5pt" o:hralign="center" o:hrstd="t" o:hr="t" fillcolor="#a0a0a0" stroked="f"/>
+          <v:rect id="_x0000_i1032" style="width:0;height:1.5pt" o:hralign="center" o:hrstd="t" o:hr="t" fillcolor="#a0a0a0" stroked="f"/>
         </w:pict>
       </w:r>
     </w:p>
@@ -16956,8 +17814,19 @@
                 <w:szCs w:val="24"/>
                 <w:lang w:val="es-ES"/>
               </w:rPr>
-              <w:t>2. El sistema carga los datos actuales en el formulario editar.ejs</w:t>
-            </w:r>
+              <w:t xml:space="preserve">2. El sistema carga los datos actuales en el formulario </w:t>
+            </w:r>
+            <w:proofErr w:type="spellStart"/>
+            <w:r>
+              <w:rPr>
+                <w:rFonts w:ascii="Arial" w:hAnsi="Arial" w:cs="Arial"/>
+                <w:sz w:val="24"/>
+                <w:szCs w:val="24"/>
+                <w:lang w:val="es-ES"/>
+              </w:rPr>
+              <w:t>editar.ejs</w:t>
+            </w:r>
+            <w:proofErr w:type="spellEnd"/>
           </w:p>
         </w:tc>
       </w:tr>
@@ -17091,7 +17960,27 @@
                 <w:szCs w:val="24"/>
                 <w:lang w:val="es-ES"/>
               </w:rPr>
-              <w:t>5. El sistema ejecuta el UPDATE via retoModel.js</w:t>
+              <w:t xml:space="preserve">5. El sistema ejecuta el UPDATE </w:t>
+            </w:r>
+            <w:proofErr w:type="spellStart"/>
+            <w:r>
+              <w:rPr>
+                <w:rFonts w:ascii="Arial" w:hAnsi="Arial" w:cs="Arial"/>
+                <w:sz w:val="24"/>
+                <w:szCs w:val="24"/>
+                <w:lang w:val="es-ES"/>
+              </w:rPr>
+              <w:t>via</w:t>
+            </w:r>
+            <w:proofErr w:type="spellEnd"/>
+            <w:r>
+              <w:rPr>
+                <w:rFonts w:ascii="Arial" w:hAnsi="Arial" w:cs="Arial"/>
+                <w:sz w:val="24"/>
+                <w:szCs w:val="24"/>
+                <w:lang w:val="es-ES"/>
+              </w:rPr>
+              <w:t xml:space="preserve"> retoModel.js</w:t>
             </w:r>
           </w:p>
         </w:tc>
@@ -17160,7 +18049,7 @@
           <w:lang w:val="es-ES"/>
         </w:rPr>
         <w:pict w14:anchorId="6966CC7F">
-          <v:rect id="_x0000_i1101" style="width:0;height:1.5pt" o:hralign="center" o:hrstd="t" o:hr="t" fillcolor="#a0a0a0" stroked="f"/>
+          <v:rect id="_x0000_i1033" style="width:0;height:1.5pt" o:hralign="center" o:hrstd="t" o:hr="t" fillcolor="#a0a0a0" stroked="f"/>
         </w:pict>
       </w:r>
     </w:p>
@@ -17790,7 +18679,27 @@
                 <w:szCs w:val="24"/>
                 <w:lang w:val="es-ES"/>
               </w:rPr>
-              <w:t>4. El sistema ejecuta el DELETE via retoModel.js</w:t>
+              <w:t xml:space="preserve">4. El sistema ejecuta el DELETE </w:t>
+            </w:r>
+            <w:proofErr w:type="spellStart"/>
+            <w:r>
+              <w:rPr>
+                <w:rFonts w:ascii="Arial" w:hAnsi="Arial" w:cs="Arial"/>
+                <w:sz w:val="24"/>
+                <w:szCs w:val="24"/>
+                <w:lang w:val="es-ES"/>
+              </w:rPr>
+              <w:t>via</w:t>
+            </w:r>
+            <w:proofErr w:type="spellEnd"/>
+            <w:r>
+              <w:rPr>
+                <w:rFonts w:ascii="Arial" w:hAnsi="Arial" w:cs="Arial"/>
+                <w:sz w:val="24"/>
+                <w:szCs w:val="24"/>
+                <w:lang w:val="es-ES"/>
+              </w:rPr>
+              <w:t xml:space="preserve"> retoModel.js</w:t>
             </w:r>
           </w:p>
         </w:tc>
@@ -17915,7 +18824,7 @@
           <w:lang w:val="es-ES"/>
         </w:rPr>
         <w:pict w14:anchorId="27C001A6">
-          <v:rect id="_x0000_i1102" style="width:0;height:1.5pt" o:hralign="center" o:hrstd="t" o:hr="t" fillcolor="#a0a0a0" stroked="f"/>
+          <v:rect id="_x0000_i1034" style="width:0;height:1.5pt" o:hralign="center" o:hrstd="t" o:hr="t" fillcolor="#a0a0a0" stroked="f"/>
         </w:pict>
       </w:r>
     </w:p>
@@ -18524,7 +19433,27 @@
                 <w:szCs w:val="24"/>
                 <w:lang w:val="es-ES"/>
               </w:rPr>
-              <w:t>2. El sistema carga la vista resolver.ejs con el enunciado y editor de código</w:t>
+              <w:t xml:space="preserve">2. El sistema carga la vista </w:t>
+            </w:r>
+            <w:proofErr w:type="spellStart"/>
+            <w:r>
+              <w:rPr>
+                <w:rFonts w:ascii="Arial" w:hAnsi="Arial" w:cs="Arial"/>
+                <w:sz w:val="24"/>
+                <w:szCs w:val="24"/>
+                <w:lang w:val="es-ES"/>
+              </w:rPr>
+              <w:t>resolver.ejs</w:t>
+            </w:r>
+            <w:proofErr w:type="spellEnd"/>
+            <w:r>
+              <w:rPr>
+                <w:rFonts w:ascii="Arial" w:hAnsi="Arial" w:cs="Arial"/>
+                <w:sz w:val="24"/>
+                <w:szCs w:val="24"/>
+                <w:lang w:val="es-ES"/>
+              </w:rPr>
+              <w:t xml:space="preserve"> con el enunciado y editor de código</w:t>
             </w:r>
           </w:p>
         </w:tc>
@@ -19051,7 +19980,7 @@
           <w:szCs w:val="24"/>
         </w:rPr>
       </w:pPr>
-      <w:bookmarkStart w:id="23" w:name="_Toc228377044"/>
+      <w:bookmarkStart w:id="24" w:name="_Toc228377044"/>
       <w:r>
         <w:rPr>
           <w:rFonts w:ascii="Arial" w:eastAsia="Arial" w:hAnsi="Arial" w:cs="Arial"/>
@@ -19063,7 +19992,7 @@
         </w:rPr>
         <w:t>3. Modelo Lógico</w:t>
       </w:r>
-      <w:bookmarkEnd w:id="23"/>
+      <w:bookmarkEnd w:id="24"/>
     </w:p>
     <w:p>
       <w:pPr>
@@ -19076,7 +20005,7 @@
           <w:color w:val="auto"/>
         </w:rPr>
       </w:pPr>
-      <w:bookmarkStart w:id="24" w:name="_Toc228377045"/>
+      <w:bookmarkStart w:id="25" w:name="_Toc228377045"/>
       <w:r>
         <w:rPr>
           <w:rFonts w:ascii="Arial" w:eastAsia="Arial" w:hAnsi="Arial" w:cs="Arial"/>
@@ -19086,7 +20015,7 @@
         </w:rPr>
         <w:t>a) Análisis de Objetos</w:t>
       </w:r>
-      <w:bookmarkEnd w:id="24"/>
+      <w:bookmarkEnd w:id="25"/>
     </w:p>
     <w:p>
       <w:r>
@@ -19432,74 +20361,13 @@
         <w:pStyle w:val="Ttulo3"/>
         <w:spacing w:line="480" w:lineRule="auto"/>
         <w:rPr>
-          <w:rFonts w:ascii="Arial" w:hAnsi="Arial" w:cs="Arial"/>
-          <w:color w:val="auto"/>
-        </w:rPr>
-      </w:pPr>
-      <w:bookmarkStart w:id="25" w:name="_Toc228377047"/>
-      <w:r>
-        <w:rPr>
           <w:rFonts w:ascii="Arial" w:eastAsia="Arial" w:hAnsi="Arial" w:cs="Arial"/>
           <w:b/>
           <w:bCs/>
           <w:color w:val="auto"/>
         </w:rPr>
-        <w:lastRenderedPageBreak/>
-        <w:t>c) Diagrama de Secuencia</w:t>
-      </w:r>
-      <w:bookmarkEnd w:id="25"/>
-    </w:p>
-    <w:p>
-      <w:pPr>
-        <w:spacing w:before="100" w:after="100" w:line="480" w:lineRule="auto"/>
-        <w:rPr>
-          <w:rFonts w:ascii="Arial" w:hAnsi="Arial" w:cs="Arial"/>
-          <w:sz w:val="24"/>
-          <w:szCs w:val="24"/>
-        </w:rPr>
-      </w:pPr>
-      <w:r>
-        <w:rPr>
-          <w:rFonts w:ascii="Arial" w:eastAsia="Arial" w:hAnsi="Arial" w:cs="Arial"/>
-          <w:sz w:val="24"/>
-          <w:szCs w:val="24"/>
-        </w:rPr>
-        <w:t>Los diagramas de secuencia detallan la interacción entre los componentes del sistema para los flujos principales: autenticación OAuth2, creación de banco/reto y ejecución de código vía Judge0.</w:t>
-      </w:r>
-    </w:p>
-    <w:p>
-      <w:pPr>
-        <w:pBdr>
-          <w:bottom w:val="dashed" w:sz="2" w:space="0" w:color="AAAAAA"/>
-        </w:pBdr>
-        <w:spacing w:before="100" w:after="100" w:line="480" w:lineRule="auto"/>
-        <w:rPr>
-          <w:rFonts w:ascii="Arial" w:hAnsi="Arial" w:cs="Arial"/>
-          <w:sz w:val="24"/>
-          <w:szCs w:val="24"/>
-        </w:rPr>
-      </w:pPr>
-      <w:r>
-        <w:rPr>
-          <w:rFonts w:ascii="Arial" w:eastAsia="Arial" w:hAnsi="Arial" w:cs="Arial"/>
-          <w:i/>
-          <w:iCs/>
-          <w:sz w:val="24"/>
-          <w:szCs w:val="24"/>
-        </w:rPr>
-        <w:t>[ Insertar Diagramas de Secuencia (UML) ]</w:t>
-      </w:r>
-    </w:p>
-    <w:p>
-      <w:pPr>
-        <w:pStyle w:val="Ttulo3"/>
-        <w:spacing w:line="480" w:lineRule="auto"/>
-        <w:rPr>
-          <w:rFonts w:ascii="Arial" w:hAnsi="Arial" w:cs="Arial"/>
-          <w:color w:val="auto"/>
-        </w:rPr>
-      </w:pPr>
-      <w:bookmarkStart w:id="26" w:name="_Toc228377048"/>
+      </w:pPr>
+      <w:bookmarkStart w:id="26" w:name="_Toc228377047"/>
       <w:r>
         <w:rPr>
           <w:rFonts w:ascii="Arial" w:eastAsia="Arial" w:hAnsi="Arial" w:cs="Arial"/>
@@ -19507,15 +20375,17 @@
           <w:bCs/>
           <w:color w:val="auto"/>
         </w:rPr>
-        <w:t>d) Diagrama de Clases</w:t>
+        <w:lastRenderedPageBreak/>
+        <w:t>c) Diagrama de Secuencia</w:t>
       </w:r>
       <w:bookmarkEnd w:id="26"/>
     </w:p>
     <w:p>
       <w:pPr>
-        <w:spacing w:before="100" w:after="100" w:line="480" w:lineRule="auto"/>
-        <w:rPr>
-          <w:rFonts w:ascii="Arial" w:hAnsi="Arial" w:cs="Arial"/>
+        <w:rPr>
+          <w:rFonts w:ascii="Arial" w:eastAsia="Arial" w:hAnsi="Arial" w:cs="Arial"/>
+          <w:b/>
+          <w:bCs/>
           <w:sz w:val="24"/>
           <w:szCs w:val="24"/>
         </w:rPr>
@@ -19523,88 +20393,525 @@
       <w:r>
         <w:rPr>
           <w:rFonts w:ascii="Arial" w:eastAsia="Arial" w:hAnsi="Arial" w:cs="Arial"/>
-          <w:sz w:val="24"/>
-          <w:szCs w:val="24"/>
-        </w:rPr>
-        <w:t>El diagrama de clases refleja la estructura del modelo de dominio con las clases User, Banco, Reto y sus respectivas relaciones de asociación y dependencia según la arquitectura MVC implementada con Node.js y MySQL.</w:t>
+          <w:b/>
+          <w:bCs/>
+          <w:sz w:val="24"/>
+          <w:szCs w:val="24"/>
+        </w:rPr>
+        <w:t>CU-01: Iniciar Sesión con Google</w:t>
       </w:r>
     </w:p>
     <w:p>
-      <w:pPr>
-        <w:pBdr>
-          <w:bottom w:val="dashed" w:sz="2" w:space="0" w:color="AAAAAA"/>
-        </w:pBdr>
-        <w:spacing w:before="100" w:after="100" w:line="480" w:lineRule="auto"/>
-        <w:rPr>
-          <w:rFonts w:ascii="Arial" w:hAnsi="Arial" w:cs="Arial"/>
-          <w:sz w:val="24"/>
-          <w:szCs w:val="24"/>
-        </w:rPr>
-      </w:pPr>
       <w:r>
         <w:rPr>
+          <w:noProof/>
+        </w:rPr>
+        <w:drawing>
+          <wp:inline distT="0" distB="0" distL="0" distR="0" wp14:anchorId="2E396927" wp14:editId="74271BAC">
+            <wp:extent cx="5819775" cy="4928035"/>
+            <wp:effectExtent l="0" t="0" r="0" b="6350"/>
+            <wp:docPr id="1" name="Imagen 1"/>
+            <wp:cNvGraphicFramePr>
+              <a:graphicFrameLocks xmlns:a="http://schemas.openxmlformats.org/drawingml/2006/main" noChangeAspect="1"/>
+            </wp:cNvGraphicFramePr>
+            <a:graphic xmlns:a="http://schemas.openxmlformats.org/drawingml/2006/main">
+              <a:graphicData uri="http://schemas.openxmlformats.org/drawingml/2006/picture">
+                <pic:pic xmlns:pic="http://schemas.openxmlformats.org/drawingml/2006/picture">
+                  <pic:nvPicPr>
+                    <pic:cNvPr id="0" name="Picture 12"/>
+                    <pic:cNvPicPr>
+                      <a:picLocks noChangeAspect="1" noChangeArrowheads="1"/>
+                    </pic:cNvPicPr>
+                  </pic:nvPicPr>
+                  <pic:blipFill>
+                    <a:blip r:embed="rId18">
+                      <a:extLst>
+                        <a:ext uri="{28A0092B-C50C-407E-A947-70E740481C1C}">
+                          <a14:useLocalDpi xmlns:a14="http://schemas.microsoft.com/office/drawing/2010/main" val="0"/>
+                        </a:ext>
+                      </a:extLst>
+                    </a:blip>
+                    <a:srcRect/>
+                    <a:stretch>
+                      <a:fillRect/>
+                    </a:stretch>
+                  </pic:blipFill>
+                  <pic:spPr bwMode="auto">
+                    <a:xfrm>
+                      <a:off x="0" y="0"/>
+                      <a:ext cx="5853978" cy="4956998"/>
+                    </a:xfrm>
+                    <a:prstGeom prst="rect">
+                      <a:avLst/>
+                    </a:prstGeom>
+                    <a:noFill/>
+                  </pic:spPr>
+                </pic:pic>
+              </a:graphicData>
+            </a:graphic>
+          </wp:inline>
+        </w:drawing>
+      </w:r>
+    </w:p>
+    <w:p/>
+    <w:p/>
+    <w:p/>
+    <w:p/>
+    <w:p/>
+    <w:p/>
+    <w:p/>
+    <w:p/>
+    <w:p/>
+    <w:p/>
+    <w:p/>
+    <w:p/>
+    <w:p>
+      <w:pPr>
+        <w:rPr>
           <w:rFonts w:ascii="Arial" w:eastAsia="Arial" w:hAnsi="Arial" w:cs="Arial"/>
-          <w:i/>
-          <w:iCs/>
-          <w:sz w:val="24"/>
-          <w:szCs w:val="24"/>
-        </w:rPr>
-        <w:t>[ Insertar Diagrama de Clases (UML) ]</w:t>
+          <w:b/>
+          <w:bCs/>
+          <w:sz w:val="24"/>
+          <w:szCs w:val="24"/>
+        </w:rPr>
+      </w:pPr>
+      <w:r>
+        <w:rPr>
+          <w:rFonts w:ascii="Arial" w:eastAsia="Arial" w:hAnsi="Arial" w:cs="Arial"/>
+          <w:b/>
+          <w:bCs/>
+          <w:sz w:val="24"/>
+          <w:szCs w:val="24"/>
+        </w:rPr>
+        <w:t>CU-04: Crear Banco de Preguntas</w:t>
       </w:r>
     </w:p>
     <w:p>
-      <w:pPr>
-        <w:spacing w:before="60" w:after="60" w:line="480" w:lineRule="auto"/>
-        <w:rPr>
-          <w:rFonts w:ascii="Arial" w:hAnsi="Arial" w:cs="Arial"/>
-          <w:sz w:val="24"/>
-          <w:szCs w:val="24"/>
-        </w:rPr>
-      </w:pPr>
-    </w:p>
-    <w:p>
-      <w:pPr>
+      <w:r>
+        <w:rPr>
+          <w:noProof/>
+        </w:rPr>
+        <w:drawing>
+          <wp:inline distT="0" distB="0" distL="0" distR="0" wp14:anchorId="06ADBB14" wp14:editId="1D28F416">
+            <wp:extent cx="5248275" cy="3590925"/>
+            <wp:effectExtent l="0" t="0" r="9525" b="9525"/>
+            <wp:docPr id="2" name="Imagen 2"/>
+            <wp:cNvGraphicFramePr>
+              <a:graphicFrameLocks xmlns:a="http://schemas.openxmlformats.org/drawingml/2006/main" noChangeAspect="1"/>
+            </wp:cNvGraphicFramePr>
+            <a:graphic xmlns:a="http://schemas.openxmlformats.org/drawingml/2006/main">
+              <a:graphicData uri="http://schemas.openxmlformats.org/drawingml/2006/picture">
+                <pic:pic xmlns:pic="http://schemas.openxmlformats.org/drawingml/2006/picture">
+                  <pic:nvPicPr>
+                    <pic:cNvPr id="0" name="Picture 13"/>
+                    <pic:cNvPicPr>
+                      <a:picLocks noChangeAspect="1" noChangeArrowheads="1"/>
+                    </pic:cNvPicPr>
+                  </pic:nvPicPr>
+                  <pic:blipFill>
+                    <a:blip r:embed="rId19">
+                      <a:extLst>
+                        <a:ext uri="{28A0092B-C50C-407E-A947-70E740481C1C}">
+                          <a14:useLocalDpi xmlns:a14="http://schemas.microsoft.com/office/drawing/2010/main" val="0"/>
+                        </a:ext>
+                      </a:extLst>
+                    </a:blip>
+                    <a:srcRect/>
+                    <a:stretch>
+                      <a:fillRect/>
+                    </a:stretch>
+                  </pic:blipFill>
+                  <pic:spPr bwMode="auto">
+                    <a:xfrm>
+                      <a:off x="0" y="0"/>
+                      <a:ext cx="5265891" cy="3602978"/>
+                    </a:xfrm>
+                    <a:prstGeom prst="rect">
+                      <a:avLst/>
+                    </a:prstGeom>
+                    <a:noFill/>
+                  </pic:spPr>
+                </pic:pic>
+              </a:graphicData>
+            </a:graphic>
+          </wp:inline>
+        </w:drawing>
+      </w:r>
+    </w:p>
+    <w:p>
+      <w:pPr>
+        <w:rPr>
+          <w:rFonts w:ascii="Arial" w:eastAsia="Arial" w:hAnsi="Arial" w:cs="Arial"/>
+          <w:b/>
+          <w:bCs/>
+          <w:sz w:val="24"/>
+          <w:szCs w:val="24"/>
+        </w:rPr>
+      </w:pPr>
+      <w:r>
+        <w:rPr>
+          <w:rFonts w:ascii="Arial" w:eastAsia="Arial" w:hAnsi="Arial" w:cs="Arial"/>
+          <w:b/>
+          <w:bCs/>
+          <w:sz w:val="24"/>
+          <w:szCs w:val="24"/>
+        </w:rPr>
+        <w:t>CU-03: Listar Bancos</w:t>
+      </w:r>
+    </w:p>
+    <w:p>
+      <w:pPr>
+        <w:rPr>
+          <w:rFonts w:ascii="Arial" w:eastAsia="Arial" w:hAnsi="Arial" w:cs="Arial"/>
+          <w:b/>
+          <w:bCs/>
+          <w:sz w:val="24"/>
+          <w:szCs w:val="24"/>
+        </w:rPr>
+      </w:pPr>
+      <w:r>
+        <w:rPr>
+          <w:rFonts w:ascii="Arial" w:eastAsia="Arial" w:hAnsi="Arial" w:cs="Arial"/>
+          <w:b/>
+          <w:bCs/>
+          <w:noProof/>
+          <w:sz w:val="24"/>
+          <w:szCs w:val="24"/>
+        </w:rPr>
+        <w:drawing>
+          <wp:inline distT="0" distB="0" distL="0" distR="0" wp14:anchorId="764E4DAB" wp14:editId="2609C459">
+            <wp:extent cx="5512777" cy="3771900"/>
+            <wp:effectExtent l="0" t="0" r="0" b="0"/>
+            <wp:docPr id="3" name="Imagen 3"/>
+            <wp:cNvGraphicFramePr>
+              <a:graphicFrameLocks xmlns:a="http://schemas.openxmlformats.org/drawingml/2006/main" noChangeAspect="1"/>
+            </wp:cNvGraphicFramePr>
+            <a:graphic xmlns:a="http://schemas.openxmlformats.org/drawingml/2006/main">
+              <a:graphicData uri="http://schemas.openxmlformats.org/drawingml/2006/picture">
+                <pic:pic xmlns:pic="http://schemas.openxmlformats.org/drawingml/2006/picture">
+                  <pic:nvPicPr>
+                    <pic:cNvPr id="0" name="Picture 14"/>
+                    <pic:cNvPicPr>
+                      <a:picLocks noChangeAspect="1" noChangeArrowheads="1"/>
+                    </pic:cNvPicPr>
+                  </pic:nvPicPr>
+                  <pic:blipFill>
+                    <a:blip r:embed="rId20">
+                      <a:extLst>
+                        <a:ext uri="{28A0092B-C50C-407E-A947-70E740481C1C}">
+                          <a14:useLocalDpi xmlns:a14="http://schemas.microsoft.com/office/drawing/2010/main" val="0"/>
+                        </a:ext>
+                      </a:extLst>
+                    </a:blip>
+                    <a:srcRect/>
+                    <a:stretch>
+                      <a:fillRect/>
+                    </a:stretch>
+                  </pic:blipFill>
+                  <pic:spPr bwMode="auto">
+                    <a:xfrm>
+                      <a:off x="0" y="0"/>
+                      <a:ext cx="5526463" cy="3781264"/>
+                    </a:xfrm>
+                    <a:prstGeom prst="rect">
+                      <a:avLst/>
+                    </a:prstGeom>
+                    <a:noFill/>
+                  </pic:spPr>
+                </pic:pic>
+              </a:graphicData>
+            </a:graphic>
+          </wp:inline>
+        </w:drawing>
+      </w:r>
+    </w:p>
+    <w:p>
+      <w:pPr>
+        <w:rPr>
+          <w:rFonts w:ascii="Arial" w:eastAsia="Arial" w:hAnsi="Arial" w:cs="Arial"/>
+          <w:b/>
+          <w:bCs/>
+          <w:sz w:val="24"/>
+          <w:szCs w:val="24"/>
+        </w:rPr>
+      </w:pPr>
+    </w:p>
+    <w:p>
+      <w:pPr>
+        <w:rPr>
+          <w:rFonts w:ascii="Arial" w:eastAsia="Arial" w:hAnsi="Arial" w:cs="Arial"/>
+          <w:b/>
+          <w:bCs/>
+          <w:sz w:val="24"/>
+          <w:szCs w:val="24"/>
+        </w:rPr>
+      </w:pPr>
+      <w:r>
+        <w:rPr>
+          <w:rFonts w:ascii="Arial" w:eastAsia="Arial" w:hAnsi="Arial" w:cs="Arial"/>
+          <w:b/>
+          <w:bCs/>
+          <w:sz w:val="24"/>
+          <w:szCs w:val="24"/>
+        </w:rPr>
+        <w:lastRenderedPageBreak/>
+        <w:t>CU-11: Resolver Reto</w:t>
+      </w:r>
+    </w:p>
+    <w:p>
+      <w:pPr>
+        <w:rPr>
+          <w:rFonts w:ascii="Arial" w:eastAsia="Arial" w:hAnsi="Arial" w:cs="Arial"/>
+          <w:b/>
+          <w:bCs/>
+          <w:sz w:val="24"/>
+          <w:szCs w:val="24"/>
+        </w:rPr>
+      </w:pPr>
+      <w:r>
+        <w:rPr>
+          <w:rFonts w:ascii="Arial" w:eastAsia="Arial" w:hAnsi="Arial" w:cs="Arial"/>
+          <w:b/>
+          <w:bCs/>
+          <w:noProof/>
+          <w:sz w:val="24"/>
+          <w:szCs w:val="24"/>
+        </w:rPr>
+        <w:drawing>
+          <wp:inline distT="0" distB="0" distL="0" distR="0" wp14:anchorId="564DAF80" wp14:editId="7432F335">
+            <wp:extent cx="6084732" cy="3657600"/>
+            <wp:effectExtent l="0" t="0" r="0" b="0"/>
+            <wp:docPr id="4" name="Imagen 4"/>
+            <wp:cNvGraphicFramePr>
+              <a:graphicFrameLocks xmlns:a="http://schemas.openxmlformats.org/drawingml/2006/main" noChangeAspect="1"/>
+            </wp:cNvGraphicFramePr>
+            <a:graphic xmlns:a="http://schemas.openxmlformats.org/drawingml/2006/main">
+              <a:graphicData uri="http://schemas.openxmlformats.org/drawingml/2006/picture">
+                <pic:pic xmlns:pic="http://schemas.openxmlformats.org/drawingml/2006/picture">
+                  <pic:nvPicPr>
+                    <pic:cNvPr id="0" name="Picture 15"/>
+                    <pic:cNvPicPr>
+                      <a:picLocks noChangeAspect="1" noChangeArrowheads="1"/>
+                    </pic:cNvPicPr>
+                  </pic:nvPicPr>
+                  <pic:blipFill>
+                    <a:blip r:embed="rId21">
+                      <a:extLst>
+                        <a:ext uri="{28A0092B-C50C-407E-A947-70E740481C1C}">
+                          <a14:useLocalDpi xmlns:a14="http://schemas.microsoft.com/office/drawing/2010/main" val="0"/>
+                        </a:ext>
+                      </a:extLst>
+                    </a:blip>
+                    <a:srcRect/>
+                    <a:stretch>
+                      <a:fillRect/>
+                    </a:stretch>
+                  </pic:blipFill>
+                  <pic:spPr bwMode="auto">
+                    <a:xfrm>
+                      <a:off x="0" y="0"/>
+                      <a:ext cx="6102635" cy="3668362"/>
+                    </a:xfrm>
+                    <a:prstGeom prst="rect">
+                      <a:avLst/>
+                    </a:prstGeom>
+                    <a:noFill/>
+                  </pic:spPr>
+                </pic:pic>
+              </a:graphicData>
+            </a:graphic>
+          </wp:inline>
+        </w:drawing>
+      </w:r>
+    </w:p>
+    <w:p>
+      <w:pPr>
+        <w:rPr>
+          <w:rFonts w:ascii="Arial" w:eastAsia="Arial" w:hAnsi="Arial" w:cs="Arial"/>
+          <w:b/>
+          <w:bCs/>
+          <w:sz w:val="24"/>
+          <w:szCs w:val="24"/>
+        </w:rPr>
+      </w:pPr>
+      <w:r>
+        <w:rPr>
+          <w:rFonts w:ascii="Arial" w:eastAsia="Arial" w:hAnsi="Arial" w:cs="Arial"/>
+          <w:b/>
+          <w:bCs/>
+          <w:sz w:val="24"/>
+          <w:szCs w:val="24"/>
+        </w:rPr>
+        <w:t>CU-06: Eliminar Banco</w:t>
+      </w:r>
+    </w:p>
+    <w:p>
+      <w:pPr>
+        <w:rPr>
+          <w:rFonts w:ascii="Arial" w:eastAsia="Arial" w:hAnsi="Arial" w:cs="Arial"/>
+          <w:b/>
+          <w:bCs/>
+          <w:sz w:val="24"/>
+          <w:szCs w:val="24"/>
+        </w:rPr>
+      </w:pPr>
+      <w:r>
+        <w:rPr>
+          <w:rFonts w:ascii="Arial" w:eastAsia="Arial" w:hAnsi="Arial" w:cs="Arial"/>
+          <w:b/>
+          <w:bCs/>
+          <w:noProof/>
+          <w:sz w:val="24"/>
+          <w:szCs w:val="24"/>
+        </w:rPr>
+        <w:drawing>
+          <wp:inline distT="0" distB="0" distL="0" distR="0" wp14:anchorId="354434CC" wp14:editId="6F9DE630">
+            <wp:extent cx="4876800" cy="4066728"/>
+            <wp:effectExtent l="0" t="0" r="0" b="0"/>
+            <wp:docPr id="5" name="Imagen 5"/>
+            <wp:cNvGraphicFramePr>
+              <a:graphicFrameLocks xmlns:a="http://schemas.openxmlformats.org/drawingml/2006/main" noChangeAspect="1"/>
+            </wp:cNvGraphicFramePr>
+            <a:graphic xmlns:a="http://schemas.openxmlformats.org/drawingml/2006/main">
+              <a:graphicData uri="http://schemas.openxmlformats.org/drawingml/2006/picture">
+                <pic:pic xmlns:pic="http://schemas.openxmlformats.org/drawingml/2006/picture">
+                  <pic:nvPicPr>
+                    <pic:cNvPr id="0" name="Picture 16"/>
+                    <pic:cNvPicPr>
+                      <a:picLocks noChangeAspect="1" noChangeArrowheads="1"/>
+                    </pic:cNvPicPr>
+                  </pic:nvPicPr>
+                  <pic:blipFill>
+                    <a:blip r:embed="rId22">
+                      <a:extLst>
+                        <a:ext uri="{28A0092B-C50C-407E-A947-70E740481C1C}">
+                          <a14:useLocalDpi xmlns:a14="http://schemas.microsoft.com/office/drawing/2010/main" val="0"/>
+                        </a:ext>
+                      </a:extLst>
+                    </a:blip>
+                    <a:srcRect/>
+                    <a:stretch>
+                      <a:fillRect/>
+                    </a:stretch>
+                  </pic:blipFill>
+                  <pic:spPr bwMode="auto">
+                    <a:xfrm>
+                      <a:off x="0" y="0"/>
+                      <a:ext cx="4896932" cy="4083516"/>
+                    </a:xfrm>
+                    <a:prstGeom prst="rect">
+                      <a:avLst/>
+                    </a:prstGeom>
+                    <a:noFill/>
+                  </pic:spPr>
+                </pic:pic>
+              </a:graphicData>
+            </a:graphic>
+          </wp:inline>
+        </w:drawing>
+      </w:r>
+    </w:p>
+    <w:p>
+      <w:pPr>
+        <w:pStyle w:val="Ttulo3"/>
         <w:spacing w:line="480" w:lineRule="auto"/>
-        <w:rPr>
-          <w:rFonts w:ascii="Arial" w:hAnsi="Arial" w:cs="Arial"/>
-          <w:sz w:val="24"/>
-          <w:szCs w:val="24"/>
-        </w:rPr>
-      </w:pPr>
-      <w:r>
-        <w:rPr>
-          <w:rFonts w:ascii="Arial" w:hAnsi="Arial" w:cs="Arial"/>
-          <w:sz w:val="24"/>
-          <w:szCs w:val="24"/>
-        </w:rPr>
-        <w:br w:type="page"/>
-      </w:r>
-    </w:p>
-    <w:p>
-      <w:pPr>
-        <w:pStyle w:val="Ttulo1"/>
-        <w:spacing w:line="480" w:lineRule="auto"/>
-        <w:rPr>
-          <w:rFonts w:ascii="Arial" w:hAnsi="Arial" w:cs="Arial"/>
-          <w:color w:val="auto"/>
-          <w:sz w:val="24"/>
-          <w:szCs w:val="24"/>
-        </w:rPr>
-      </w:pPr>
-      <w:bookmarkStart w:id="27" w:name="_Toc228377049"/>
-      <w:r>
         <w:rPr>
           <w:rFonts w:ascii="Arial" w:eastAsia="Arial" w:hAnsi="Arial" w:cs="Arial"/>
           <w:b/>
           <w:bCs/>
           <w:color w:val="auto"/>
+        </w:rPr>
+      </w:pPr>
+      <w:bookmarkStart w:id="27" w:name="_Toc228377048"/>
+      <w:r>
+        <w:rPr>
+          <w:rFonts w:ascii="Arial" w:eastAsia="Arial" w:hAnsi="Arial" w:cs="Arial"/>
+          <w:b/>
+          <w:bCs/>
+          <w:color w:val="auto"/>
+        </w:rPr>
+        <w:lastRenderedPageBreak/>
+        <w:t>d) Diagrama de Clases</w:t>
+      </w:r>
+      <w:bookmarkEnd w:id="27"/>
+    </w:p>
+    <w:p>
+      <w:r>
+        <w:rPr>
+          <w:noProof/>
+        </w:rPr>
+        <w:drawing>
+          <wp:inline distT="0" distB="0" distL="0" distR="0" wp14:anchorId="6D023296" wp14:editId="12E80A05">
+            <wp:extent cx="5562600" cy="7611979"/>
+            <wp:effectExtent l="0" t="0" r="0" b="8255"/>
+            <wp:docPr id="6" name="Imagen 6"/>
+            <wp:cNvGraphicFramePr>
+              <a:graphicFrameLocks xmlns:a="http://schemas.openxmlformats.org/drawingml/2006/main" noChangeAspect="1"/>
+            </wp:cNvGraphicFramePr>
+            <a:graphic xmlns:a="http://schemas.openxmlformats.org/drawingml/2006/main">
+              <a:graphicData uri="http://schemas.openxmlformats.org/drawingml/2006/picture">
+                <pic:pic xmlns:pic="http://schemas.openxmlformats.org/drawingml/2006/picture">
+                  <pic:nvPicPr>
+                    <pic:cNvPr id="0" name="Picture 17"/>
+                    <pic:cNvPicPr>
+                      <a:picLocks noChangeAspect="1" noChangeArrowheads="1"/>
+                    </pic:cNvPicPr>
+                  </pic:nvPicPr>
+                  <pic:blipFill>
+                    <a:blip r:embed="rId23">
+                      <a:extLst>
+                        <a:ext uri="{28A0092B-C50C-407E-A947-70E740481C1C}">
+                          <a14:useLocalDpi xmlns:a14="http://schemas.microsoft.com/office/drawing/2010/main" val="0"/>
+                        </a:ext>
+                      </a:extLst>
+                    </a:blip>
+                    <a:srcRect/>
+                    <a:stretch>
+                      <a:fillRect/>
+                    </a:stretch>
+                  </pic:blipFill>
+                  <pic:spPr bwMode="auto">
+                    <a:xfrm>
+                      <a:off x="0" y="0"/>
+                      <a:ext cx="5590857" cy="7650646"/>
+                    </a:xfrm>
+                    <a:prstGeom prst="rect">
+                      <a:avLst/>
+                    </a:prstGeom>
+                    <a:noFill/>
+                  </pic:spPr>
+                </pic:pic>
+              </a:graphicData>
+            </a:graphic>
+          </wp:inline>
+        </w:drawing>
+      </w:r>
+    </w:p>
+    <w:p>
+      <w:pPr>
+        <w:pStyle w:val="Ttulo1"/>
+        <w:spacing w:line="480" w:lineRule="auto"/>
+        <w:rPr>
+          <w:rFonts w:ascii="Arial" w:hAnsi="Arial" w:cs="Arial"/>
+          <w:color w:val="auto"/>
+          <w:sz w:val="24"/>
+          <w:szCs w:val="24"/>
+        </w:rPr>
+      </w:pPr>
+      <w:bookmarkStart w:id="28" w:name="_Toc228377049"/>
+      <w:r>
+        <w:rPr>
+          <w:rFonts w:ascii="Arial" w:eastAsia="Arial" w:hAnsi="Arial" w:cs="Arial"/>
+          <w:b/>
+          <w:bCs/>
+          <w:color w:val="auto"/>
           <w:sz w:val="24"/>
           <w:szCs w:val="24"/>
         </w:rPr>
         <w:lastRenderedPageBreak/>
         <w:t>CONCLUSIONES</w:t>
       </w:r>
-      <w:bookmarkEnd w:id="27"/>
+      <w:bookmarkEnd w:id="28"/>
     </w:p>
     <w:p>
       <w:pPr>
@@ -19713,7 +21020,7 @@
           <w:szCs w:val="24"/>
         </w:rPr>
       </w:pPr>
-      <w:bookmarkStart w:id="28" w:name="_Toc228377050"/>
+      <w:bookmarkStart w:id="29" w:name="_Toc228377050"/>
       <w:r>
         <w:rPr>
           <w:rFonts w:ascii="Arial" w:eastAsia="Arial" w:hAnsi="Arial" w:cs="Arial"/>
@@ -19725,7 +21032,7 @@
         </w:rPr>
         <w:t>RECOMENDACIONES</w:t>
       </w:r>
-      <w:bookmarkEnd w:id="28"/>
+      <w:bookmarkEnd w:id="29"/>
     </w:p>
     <w:p>
       <w:pPr>
@@ -19796,7 +21103,25 @@
           <w:sz w:val="24"/>
           <w:szCs w:val="24"/>
         </w:rPr>
-        <w:t>Migrar la base de datos a un proveedor más robusto (AWS RDS, PlanetScale) para entornos de producción.</w:t>
+        <w:t xml:space="preserve">Migrar la base de datos a un proveedor más robusto (AWS RDS, </w:t>
+      </w:r>
+      <w:proofErr w:type="spellStart"/>
+      <w:r>
+        <w:rPr>
+          <w:rFonts w:ascii="Arial" w:eastAsia="Arial" w:hAnsi="Arial" w:cs="Arial"/>
+          <w:sz w:val="24"/>
+          <w:szCs w:val="24"/>
+        </w:rPr>
+        <w:t>PlanetScale</w:t>
+      </w:r>
+      <w:proofErr w:type="spellEnd"/>
+      <w:r>
+        <w:rPr>
+          <w:rFonts w:ascii="Arial" w:eastAsia="Arial" w:hAnsi="Arial" w:cs="Arial"/>
+          <w:sz w:val="24"/>
+          <w:szCs w:val="24"/>
+        </w:rPr>
+        <w:t>) para entornos de producción.</w:t>
       </w:r>
     </w:p>
     <w:p>
@@ -19854,7 +21179,7 @@
           <w:szCs w:val="24"/>
         </w:rPr>
       </w:pPr>
-      <w:bookmarkStart w:id="29" w:name="_Toc228377051"/>
+      <w:bookmarkStart w:id="30" w:name="_Toc228377051"/>
       <w:r>
         <w:rPr>
           <w:rFonts w:ascii="Arial" w:eastAsia="Arial" w:hAnsi="Arial" w:cs="Arial"/>
@@ -19867,7 +21192,7 @@
         <w:lastRenderedPageBreak/>
         <w:t>BIBLIOGRAFÍA</w:t>
       </w:r>
-      <w:bookmarkEnd w:id="29"/>
+      <w:bookmarkEnd w:id="30"/>
     </w:p>
     <w:p>
       <w:pPr>
@@ -19889,8 +21214,20 @@
           <w:sz w:val="24"/>
           <w:szCs w:val="24"/>
         </w:rPr>
-        <w:t>[ Insertar referencias bibliográficas en formato APA ]</w:t>
+        <w:t xml:space="preserve">[ Insertar referencias bibliográficas en formato </w:t>
       </w:r>
+      <w:proofErr w:type="gramStart"/>
+      <w:r>
+        <w:rPr>
+          <w:rFonts w:ascii="Arial" w:eastAsia="Arial" w:hAnsi="Arial" w:cs="Arial"/>
+          <w:i/>
+          <w:iCs/>
+          <w:sz w:val="24"/>
+          <w:szCs w:val="24"/>
+        </w:rPr>
+        <w:t>APA ]</w:t>
+      </w:r>
+      <w:proofErr w:type="gramEnd"/>
     </w:p>
     <w:p>
       <w:pPr>
@@ -19913,7 +21250,7 @@
           <w:szCs w:val="24"/>
         </w:rPr>
       </w:pPr>
-      <w:bookmarkStart w:id="30" w:name="_Toc228377052"/>
+      <w:bookmarkStart w:id="31" w:name="_Toc228377052"/>
       <w:r>
         <w:rPr>
           <w:rFonts w:ascii="Arial" w:eastAsia="Arial" w:hAnsi="Arial" w:cs="Arial"/>
@@ -19925,7 +21262,7 @@
         </w:rPr>
         <w:t>WEBGRAFÍA</w:t>
       </w:r>
-      <w:bookmarkEnd w:id="30"/>
+      <w:bookmarkEnd w:id="31"/>
     </w:p>
     <w:p>
       <w:pPr>
@@ -19948,7 +21285,25 @@
           <w:sz w:val="24"/>
           <w:szCs w:val="24"/>
         </w:rPr>
-        <w:t>Judge0 API Documentation. Recuperado de: https://judge0.com</w:t>
+        <w:t xml:space="preserve">Judge0 API </w:t>
+      </w:r>
+      <w:proofErr w:type="spellStart"/>
+      <w:r>
+        <w:rPr>
+          <w:rFonts w:ascii="Arial" w:eastAsia="Arial" w:hAnsi="Arial" w:cs="Arial"/>
+          <w:sz w:val="24"/>
+          <w:szCs w:val="24"/>
+        </w:rPr>
+        <w:t>Documentation</w:t>
+      </w:r>
+      <w:proofErr w:type="spellEnd"/>
+      <w:r>
+        <w:rPr>
+          <w:rFonts w:ascii="Arial" w:eastAsia="Arial" w:hAnsi="Arial" w:cs="Arial"/>
+          <w:sz w:val="24"/>
+          <w:szCs w:val="24"/>
+        </w:rPr>
+        <w:t>. Recuperado de: https://judge0.com</w:t>
       </w:r>
     </w:p>
     <w:p>
@@ -19972,7 +21327,43 @@
           <w:sz w:val="24"/>
           <w:szCs w:val="24"/>
         </w:rPr>
-        <w:t>Google Identity Services – OAuth 2.0. Recuperado de: https://developers.google.com/identity</w:t>
+        <w:t xml:space="preserve">Google </w:t>
+      </w:r>
+      <w:proofErr w:type="spellStart"/>
+      <w:r>
+        <w:rPr>
+          <w:rFonts w:ascii="Arial" w:eastAsia="Arial" w:hAnsi="Arial" w:cs="Arial"/>
+          <w:sz w:val="24"/>
+          <w:szCs w:val="24"/>
+        </w:rPr>
+        <w:t>Identity</w:t>
+      </w:r>
+      <w:proofErr w:type="spellEnd"/>
+      <w:r>
+        <w:rPr>
+          <w:rFonts w:ascii="Arial" w:eastAsia="Arial" w:hAnsi="Arial" w:cs="Arial"/>
+          <w:sz w:val="24"/>
+          <w:szCs w:val="24"/>
+        </w:rPr>
+        <w:t xml:space="preserve"> </w:t>
+      </w:r>
+      <w:proofErr w:type="spellStart"/>
+      <w:r>
+        <w:rPr>
+          <w:rFonts w:ascii="Arial" w:eastAsia="Arial" w:hAnsi="Arial" w:cs="Arial"/>
+          <w:sz w:val="24"/>
+          <w:szCs w:val="24"/>
+        </w:rPr>
+        <w:t>Services</w:t>
+      </w:r>
+      <w:proofErr w:type="spellEnd"/>
+      <w:r>
+        <w:rPr>
+          <w:rFonts w:ascii="Arial" w:eastAsia="Arial" w:hAnsi="Arial" w:cs="Arial"/>
+          <w:sz w:val="24"/>
+          <w:szCs w:val="24"/>
+        </w:rPr>
+        <w:t xml:space="preserve"> – OAuth 2.0. Recuperado de: https://developers.google.com/identity</w:t>
       </w:r>
     </w:p>
     <w:p>
@@ -19996,7 +21387,25 @@
           <w:sz w:val="24"/>
           <w:szCs w:val="24"/>
         </w:rPr>
-        <w:t>Express.js Documentation. Recuperado de: https://expressjs.com</w:t>
+        <w:t xml:space="preserve">Express.js </w:t>
+      </w:r>
+      <w:proofErr w:type="spellStart"/>
+      <w:r>
+        <w:rPr>
+          <w:rFonts w:ascii="Arial" w:eastAsia="Arial" w:hAnsi="Arial" w:cs="Arial"/>
+          <w:sz w:val="24"/>
+          <w:szCs w:val="24"/>
+        </w:rPr>
+        <w:t>Documentation</w:t>
+      </w:r>
+      <w:proofErr w:type="spellEnd"/>
+      <w:r>
+        <w:rPr>
+          <w:rFonts w:ascii="Arial" w:eastAsia="Arial" w:hAnsi="Arial" w:cs="Arial"/>
+          <w:sz w:val="24"/>
+          <w:szCs w:val="24"/>
+        </w:rPr>
+        <w:t>. Recuperado de: https://expressjs.com</w:t>
       </w:r>
     </w:p>
     <w:p>
@@ -20034,8 +21443,8 @@
       </w:pPr>
     </w:p>
     <w:sectPr>
-      <w:headerReference w:type="default" r:id="rId18"/>
-      <w:footerReference w:type="default" r:id="rId19"/>
+      <w:headerReference w:type="default" r:id="rId24"/>
+      <w:footerReference w:type="default" r:id="rId25"/>
       <w:pgSz w:w="11906" w:h="16838"/>
       <w:pgMar w:top="1417" w:right="1701" w:bottom="1417" w:left="1701" w:header="708" w:footer="708" w:gutter="0"/>
       <w:cols w:space="708"/>
@@ -20047,7 +21456,7 @@
 </file>
 
 <file path=word/endnotes.xml><?xml version="1.0" encoding="utf-8"?>
-<w:endnotes xmlns:wpc="http://schemas.microsoft.com/office/word/2010/wordprocessingCanvas" xmlns:cx="http://schemas.microsoft.com/office/drawing/2014/chartex" xmlns:cx1="http://schemas.microsoft.com/office/drawing/2015/9/8/chartex" xmlns:cx2="http://schemas.microsoft.com/office/drawing/2015/10/21/chartex" xmlns:cx3="http://schemas.microsoft.com/office/drawing/2016/5/9/chartex" xmlns:cx4="http://schemas.microsoft.com/office/drawing/2016/5/10/chartex" xmlns:cx5="http://schemas.microsoft.com/office/drawing/2016/5/11/chartex" xmlns:cx6="http://schemas.microsoft.com/office/drawing/2016/5/12/chartex" xmlns:cx7="http://schemas.microsoft.com/office/drawing/2016/5/13/chartex" xmlns:cx8="http://schemas.microsoft.com/office/drawing/2016/5/14/chartex" xmlns:mc="http://schemas.openxmlformats.org/markup-compatibility/2006" xmlns:aink="http://schemas.microsoft.com/office/drawing/2016/ink" xmlns:am3d="http://schemas.microsoft.com/office/drawing/2017/model3d" xmlns:o="urn:schemas-microsoft-com:office:office" xmlns:oel="http://schemas.microsoft.com/office/2019/extlst" xmlns:r="http://schemas.openxmlformats.org/officeDocument/2006/relationships" xmlns:m="http://schemas.openxmlformats.org/officeDocument/2006/math" xmlns:v="urn:schemas-microsoft-com:vml" xmlns:wp14="http://schemas.microsoft.com/office/word/2010/wordprocessingDrawing" xmlns:wp="http://schemas.openxmlformats.org/drawingml/2006/wordprocessingDrawing" xmlns:w10="urn:schemas-microsoft-com:office:word" xmlns:w="http://schemas.openxmlformats.org/wordprocessingml/2006/main" xmlns:w14="http://schemas.microsoft.com/office/word/2010/wordml" xmlns:w15="http://schemas.microsoft.com/office/word/2012/wordml" xmlns:w16cex="http://schemas.microsoft.com/office/word/2018/wordml/cex" xmlns:w16cid="http://schemas.microsoft.com/office/word/2016/wordml/cid" xmlns:w16="http://schemas.microsoft.com/office/word/2018/wordml" xmlns:w16du="http://schemas.microsoft.com/office/word/2023/wordml/word16du" xmlns:w16sdtdh="http://schemas.microsoft.com/office/word/2020/wordml/sdtdatahash" xmlns:w16sdtfl="http://schemas.microsoft.com/office/word/2024/wordml/sdtformatlock" xmlns:w16se="http://schemas.microsoft.com/office/word/2015/wordml/symex" xmlns:wpg="http://schemas.microsoft.com/office/word/2010/wordprocessingGroup" xmlns:wpi="http://schemas.microsoft.com/office/word/2010/wordprocessingInk" xmlns:wne="http://schemas.microsoft.com/office/word/2006/wordml" xmlns:wps="http://schemas.microsoft.com/office/word/2010/wordprocessingShape" mc:Ignorable="w14 w15 w16se w16cid w16 w16cex w16sdtdh w16sdtfl w16du wp14">
+<w:endnotes xmlns:wpc="http://schemas.microsoft.com/office/word/2010/wordprocessingCanvas" xmlns:cx="http://schemas.microsoft.com/office/drawing/2014/chartex" xmlns:cx1="http://schemas.microsoft.com/office/drawing/2015/9/8/chartex" xmlns:cx2="http://schemas.microsoft.com/office/drawing/2015/10/21/chartex" xmlns:cx3="http://schemas.microsoft.com/office/drawing/2016/5/9/chartex" xmlns:cx4="http://schemas.microsoft.com/office/drawing/2016/5/10/chartex" xmlns:cx5="http://schemas.microsoft.com/office/drawing/2016/5/11/chartex" xmlns:cx6="http://schemas.microsoft.com/office/drawing/2016/5/12/chartex" xmlns:cx7="http://schemas.microsoft.com/office/drawing/2016/5/13/chartex" xmlns:cx8="http://schemas.microsoft.com/office/drawing/2016/5/14/chartex" xmlns:mc="http://schemas.openxmlformats.org/markup-compatibility/2006" xmlns:aink="http://schemas.microsoft.com/office/drawing/2016/ink" xmlns:am3d="http://schemas.microsoft.com/office/drawing/2017/model3d" xmlns:o="urn:schemas-microsoft-com:office:office" xmlns:r="http://schemas.openxmlformats.org/officeDocument/2006/relationships" xmlns:m="http://schemas.openxmlformats.org/officeDocument/2006/math" xmlns:v="urn:schemas-microsoft-com:vml" xmlns:wp14="http://schemas.microsoft.com/office/word/2010/wordprocessingDrawing" xmlns:wp="http://schemas.openxmlformats.org/drawingml/2006/wordprocessingDrawing" xmlns:w10="urn:schemas-microsoft-com:office:word" xmlns:w="http://schemas.openxmlformats.org/wordprocessingml/2006/main" xmlns:w14="http://schemas.microsoft.com/office/word/2010/wordml" xmlns:w15="http://schemas.microsoft.com/office/word/2012/wordml" xmlns:w16cid="http://schemas.microsoft.com/office/word/2016/wordml/cid" xmlns:w16se="http://schemas.microsoft.com/office/word/2015/wordml/symex" xmlns:wpg="http://schemas.microsoft.com/office/word/2010/wordprocessingGroup" xmlns:wpi="http://schemas.microsoft.com/office/word/2010/wordprocessingInk" xmlns:wne="http://schemas.microsoft.com/office/word/2006/wordml" xmlns:wps="http://schemas.microsoft.com/office/word/2010/wordprocessingShape" mc:Ignorable="w14 w15 w16se w16cid wp14">
   <w:endnote w:type="separator" w:id="-1">
     <w:p>
       <w:pPr>
@@ -20072,7 +21481,7 @@
 </file>
 
 <file path=word/footer1.xml><?xml version="1.0" encoding="utf-8"?>
-<w:ftr xmlns:wpc="http://schemas.microsoft.com/office/word/2010/wordprocessingCanvas" xmlns:cx="http://schemas.microsoft.com/office/drawing/2014/chartex" xmlns:cx1="http://schemas.microsoft.com/office/drawing/2015/9/8/chartex" xmlns:cx2="http://schemas.microsoft.com/office/drawing/2015/10/21/chartex" xmlns:cx3="http://schemas.microsoft.com/office/drawing/2016/5/9/chartex" xmlns:cx4="http://schemas.microsoft.com/office/drawing/2016/5/10/chartex" xmlns:cx5="http://schemas.microsoft.com/office/drawing/2016/5/11/chartex" xmlns:cx6="http://schemas.microsoft.com/office/drawing/2016/5/12/chartex" xmlns:cx7="http://schemas.microsoft.com/office/drawing/2016/5/13/chartex" xmlns:cx8="http://schemas.microsoft.com/office/drawing/2016/5/14/chartex" xmlns:mc="http://schemas.openxmlformats.org/markup-compatibility/2006" xmlns:aink="http://schemas.microsoft.com/office/drawing/2016/ink" xmlns:am3d="http://schemas.microsoft.com/office/drawing/2017/model3d" xmlns:o="urn:schemas-microsoft-com:office:office" xmlns:oel="http://schemas.microsoft.com/office/2019/extlst" xmlns:r="http://schemas.openxmlformats.org/officeDocument/2006/relationships" xmlns:m="http://schemas.openxmlformats.org/officeDocument/2006/math" xmlns:v="urn:schemas-microsoft-com:vml" xmlns:wp14="http://schemas.microsoft.com/office/word/2010/wordprocessingDrawing" xmlns:wp="http://schemas.openxmlformats.org/drawingml/2006/wordprocessingDrawing" xmlns:w10="urn:schemas-microsoft-com:office:word" xmlns:w="http://schemas.openxmlformats.org/wordprocessingml/2006/main" xmlns:w14="http://schemas.microsoft.com/office/word/2010/wordml" xmlns:w15="http://schemas.microsoft.com/office/word/2012/wordml" xmlns:w16cex="http://schemas.microsoft.com/office/word/2018/wordml/cex" xmlns:w16cid="http://schemas.microsoft.com/office/word/2016/wordml/cid" xmlns:w16="http://schemas.microsoft.com/office/word/2018/wordml" xmlns:w16du="http://schemas.microsoft.com/office/word/2023/wordml/word16du" xmlns:w16sdtdh="http://schemas.microsoft.com/office/word/2020/wordml/sdtdatahash" xmlns:w16sdtfl="http://schemas.microsoft.com/office/word/2024/wordml/sdtformatlock" xmlns:w16se="http://schemas.microsoft.com/office/word/2015/wordml/symex" xmlns:wpg="http://schemas.microsoft.com/office/word/2010/wordprocessingGroup" xmlns:wpi="http://schemas.microsoft.com/office/word/2010/wordprocessingInk" xmlns:wne="http://schemas.microsoft.com/office/word/2006/wordml" xmlns:wps="http://schemas.microsoft.com/office/word/2010/wordprocessingShape" mc:Ignorable="w14 w15 w16se w16cid w16 w16cex w16sdtdh w16sdtfl w16du wp14">
+<w:ftr xmlns:wpc="http://schemas.microsoft.com/office/word/2010/wordprocessingCanvas" xmlns:cx="http://schemas.microsoft.com/office/drawing/2014/chartex" xmlns:cx1="http://schemas.microsoft.com/office/drawing/2015/9/8/chartex" xmlns:cx2="http://schemas.microsoft.com/office/drawing/2015/10/21/chartex" xmlns:cx3="http://schemas.microsoft.com/office/drawing/2016/5/9/chartex" xmlns:cx4="http://schemas.microsoft.com/office/drawing/2016/5/10/chartex" xmlns:cx5="http://schemas.microsoft.com/office/drawing/2016/5/11/chartex" xmlns:cx6="http://schemas.microsoft.com/office/drawing/2016/5/12/chartex" xmlns:cx7="http://schemas.microsoft.com/office/drawing/2016/5/13/chartex" xmlns:cx8="http://schemas.microsoft.com/office/drawing/2016/5/14/chartex" xmlns:mc="http://schemas.openxmlformats.org/markup-compatibility/2006" xmlns:aink="http://schemas.microsoft.com/office/drawing/2016/ink" xmlns:am3d="http://schemas.microsoft.com/office/drawing/2017/model3d" xmlns:o="urn:schemas-microsoft-com:office:office" xmlns:r="http://schemas.openxmlformats.org/officeDocument/2006/relationships" xmlns:m="http://schemas.openxmlformats.org/officeDocument/2006/math" xmlns:v="urn:schemas-microsoft-com:vml" xmlns:wp14="http://schemas.microsoft.com/office/word/2010/wordprocessingDrawing" xmlns:wp="http://schemas.openxmlformats.org/drawingml/2006/wordprocessingDrawing" xmlns:w10="urn:schemas-microsoft-com:office:word" xmlns:w="http://schemas.openxmlformats.org/wordprocessingml/2006/main" xmlns:w14="http://schemas.microsoft.com/office/word/2010/wordml" xmlns:w15="http://schemas.microsoft.com/office/word/2012/wordml" xmlns:w16cid="http://schemas.microsoft.com/office/word/2016/wordml/cid" xmlns:w16se="http://schemas.microsoft.com/office/word/2015/wordml/symex" xmlns:wpg="http://schemas.microsoft.com/office/word/2010/wordprocessingGroup" xmlns:wpi="http://schemas.microsoft.com/office/word/2010/wordprocessingInk" xmlns:wne="http://schemas.microsoft.com/office/word/2006/wordml" xmlns:wps="http://schemas.microsoft.com/office/word/2010/wordprocessingShape" mc:Ignorable="w14 w15 w16se w16cid wp14">
   <w:sdt>
     <w:sdtPr>
       <w:id w:val="-1014383162"/>
@@ -20081,6 +21490,7 @@
         <w:docPartUnique/>
       </w:docPartObj>
     </w:sdtPr>
+    <w:sdtEndPr/>
     <w:sdtContent>
       <w:p>
         <w:pPr>
@@ -20118,7 +21528,7 @@
 </file>
 
 <file path=word/footnotes.xml><?xml version="1.0" encoding="utf-8"?>
-<w:footnotes xmlns:wpc="http://schemas.microsoft.com/office/word/2010/wordprocessingCanvas" xmlns:cx="http://schemas.microsoft.com/office/drawing/2014/chartex" xmlns:cx1="http://schemas.microsoft.com/office/drawing/2015/9/8/chartex" xmlns:cx2="http://schemas.microsoft.com/office/drawing/2015/10/21/chartex" xmlns:cx3="http://schemas.microsoft.com/office/drawing/2016/5/9/chartex" xmlns:cx4="http://schemas.microsoft.com/office/drawing/2016/5/10/chartex" xmlns:cx5="http://schemas.microsoft.com/office/drawing/2016/5/11/chartex" xmlns:cx6="http://schemas.microsoft.com/office/drawing/2016/5/12/chartex" xmlns:cx7="http://schemas.microsoft.com/office/drawing/2016/5/13/chartex" xmlns:cx8="http://schemas.microsoft.com/office/drawing/2016/5/14/chartex" xmlns:mc="http://schemas.openxmlformats.org/markup-compatibility/2006" xmlns:aink="http://schemas.microsoft.com/office/drawing/2016/ink" xmlns:am3d="http://schemas.microsoft.com/office/drawing/2017/model3d" xmlns:o="urn:schemas-microsoft-com:office:office" xmlns:oel="http://schemas.microsoft.com/office/2019/extlst" xmlns:r="http://schemas.openxmlformats.org/officeDocument/2006/relationships" xmlns:m="http://schemas.openxmlformats.org/officeDocument/2006/math" xmlns:v="urn:schemas-microsoft-com:vml" xmlns:wp14="http://schemas.microsoft.com/office/word/2010/wordprocessingDrawing" xmlns:wp="http://schemas.openxmlformats.org/drawingml/2006/wordprocessingDrawing" xmlns:w10="urn:schemas-microsoft-com:office:word" xmlns:w="http://schemas.openxmlformats.org/wordprocessingml/2006/main" xmlns:w14="http://schemas.microsoft.com/office/word/2010/wordml" xmlns:w15="http://schemas.microsoft.com/office/word/2012/wordml" xmlns:w16cex="http://schemas.microsoft.com/office/word/2018/wordml/cex" xmlns:w16cid="http://schemas.microsoft.com/office/word/2016/wordml/cid" xmlns:w16="http://schemas.microsoft.com/office/word/2018/wordml" xmlns:w16du="http://schemas.microsoft.com/office/word/2023/wordml/word16du" xmlns:w16sdtdh="http://schemas.microsoft.com/office/word/2020/wordml/sdtdatahash" xmlns:w16sdtfl="http://schemas.microsoft.com/office/word/2024/wordml/sdtformatlock" xmlns:w16se="http://schemas.microsoft.com/office/word/2015/wordml/symex" xmlns:wpg="http://schemas.microsoft.com/office/word/2010/wordprocessingGroup" xmlns:wpi="http://schemas.microsoft.com/office/word/2010/wordprocessingInk" xmlns:wne="http://schemas.microsoft.com/office/word/2006/wordml" xmlns:wps="http://schemas.microsoft.com/office/word/2010/wordprocessingShape" mc:Ignorable="w14 w15 w16se w16cid w16 w16cex w16sdtdh w16sdtfl w16du wp14">
+<w:footnotes xmlns:wpc="http://schemas.microsoft.com/office/word/2010/wordprocessingCanvas" xmlns:cx="http://schemas.microsoft.com/office/drawing/2014/chartex" xmlns:cx1="http://schemas.microsoft.com/office/drawing/2015/9/8/chartex" xmlns:cx2="http://schemas.microsoft.com/office/drawing/2015/10/21/chartex" xmlns:cx3="http://schemas.microsoft.com/office/drawing/2016/5/9/chartex" xmlns:cx4="http://schemas.microsoft.com/office/drawing/2016/5/10/chartex" xmlns:cx5="http://schemas.microsoft.com/office/drawing/2016/5/11/chartex" xmlns:cx6="http://schemas.microsoft.com/office/drawing/2016/5/12/chartex" xmlns:cx7="http://schemas.microsoft.com/office/drawing/2016/5/13/chartex" xmlns:cx8="http://schemas.microsoft.com/office/drawing/2016/5/14/chartex" xmlns:mc="http://schemas.openxmlformats.org/markup-compatibility/2006" xmlns:aink="http://schemas.microsoft.com/office/drawing/2016/ink" xmlns:am3d="http://schemas.microsoft.com/office/drawing/2017/model3d" xmlns:o="urn:schemas-microsoft-com:office:office" xmlns:r="http://schemas.openxmlformats.org/officeDocument/2006/relationships" xmlns:m="http://schemas.openxmlformats.org/officeDocument/2006/math" xmlns:v="urn:schemas-microsoft-com:vml" xmlns:wp14="http://schemas.microsoft.com/office/word/2010/wordprocessingDrawing" xmlns:wp="http://schemas.openxmlformats.org/drawingml/2006/wordprocessingDrawing" xmlns:w10="urn:schemas-microsoft-com:office:word" xmlns:w="http://schemas.openxmlformats.org/wordprocessingml/2006/main" xmlns:w14="http://schemas.microsoft.com/office/word/2010/wordml" xmlns:w15="http://schemas.microsoft.com/office/word/2012/wordml" xmlns:w16cid="http://schemas.microsoft.com/office/word/2016/wordml/cid" xmlns:w16se="http://schemas.microsoft.com/office/word/2015/wordml/symex" xmlns:wpg="http://schemas.microsoft.com/office/word/2010/wordprocessingGroup" xmlns:wpi="http://schemas.microsoft.com/office/word/2010/wordprocessingInk" xmlns:wne="http://schemas.microsoft.com/office/word/2006/wordml" xmlns:wps="http://schemas.microsoft.com/office/word/2010/wordprocessingShape" mc:Ignorable="w14 w15 w16se w16cid wp14">
   <w:footnote w:type="separator" w:id="-1">
     <w:p>
       <w:pPr>
@@ -20143,7 +21553,7 @@
 </file>
 
 <file path=word/header1.xml><?xml version="1.0" encoding="utf-8"?>
-<w:hdr xmlns:wpc="http://schemas.microsoft.com/office/word/2010/wordprocessingCanvas" xmlns:cx="http://schemas.microsoft.com/office/drawing/2014/chartex" xmlns:cx1="http://schemas.microsoft.com/office/drawing/2015/9/8/chartex" xmlns:cx2="http://schemas.microsoft.com/office/drawing/2015/10/21/chartex" xmlns:cx3="http://schemas.microsoft.com/office/drawing/2016/5/9/chartex" xmlns:cx4="http://schemas.microsoft.com/office/drawing/2016/5/10/chartex" xmlns:cx5="http://schemas.microsoft.com/office/drawing/2016/5/11/chartex" xmlns:cx6="http://schemas.microsoft.com/office/drawing/2016/5/12/chartex" xmlns:cx7="http://schemas.microsoft.com/office/drawing/2016/5/13/chartex" xmlns:cx8="http://schemas.microsoft.com/office/drawing/2016/5/14/chartex" xmlns:mc="http://schemas.openxmlformats.org/markup-compatibility/2006" xmlns:aink="http://schemas.microsoft.com/office/drawing/2016/ink" xmlns:am3d="http://schemas.microsoft.com/office/drawing/2017/model3d" xmlns:o="urn:schemas-microsoft-com:office:office" xmlns:oel="http://schemas.microsoft.com/office/2019/extlst" xmlns:r="http://schemas.openxmlformats.org/officeDocument/2006/relationships" xmlns:m="http://schemas.openxmlformats.org/officeDocument/2006/math" xmlns:v="urn:schemas-microsoft-com:vml" xmlns:wp14="http://schemas.microsoft.com/office/word/2010/wordprocessingDrawing" xmlns:wp="http://schemas.openxmlformats.org/drawingml/2006/wordprocessingDrawing" xmlns:w10="urn:schemas-microsoft-com:office:word" xmlns:w="http://schemas.openxmlformats.org/wordprocessingml/2006/main" xmlns:w14="http://schemas.microsoft.com/office/word/2010/wordml" xmlns:w15="http://schemas.microsoft.com/office/word/2012/wordml" xmlns:w16cex="http://schemas.microsoft.com/office/word/2018/wordml/cex" xmlns:w16cid="http://schemas.microsoft.com/office/word/2016/wordml/cid" xmlns:w16="http://schemas.microsoft.com/office/word/2018/wordml" xmlns:w16du="http://schemas.microsoft.com/office/word/2023/wordml/word16du" xmlns:w16sdtdh="http://schemas.microsoft.com/office/word/2020/wordml/sdtdatahash" xmlns:w16sdtfl="http://schemas.microsoft.com/office/word/2024/wordml/sdtformatlock" xmlns:w16se="http://schemas.microsoft.com/office/word/2015/wordml/symex" xmlns:wpg="http://schemas.microsoft.com/office/word/2010/wordprocessingGroup" xmlns:wpi="http://schemas.microsoft.com/office/word/2010/wordprocessingInk" xmlns:wne="http://schemas.microsoft.com/office/word/2006/wordml" xmlns:wps="http://schemas.microsoft.com/office/word/2010/wordprocessingShape" mc:Ignorable="w14 w15 w16se w16cid w16 w16cex w16sdtdh w16sdtfl w16du wp14">
+<w:hdr xmlns:wpc="http://schemas.microsoft.com/office/word/2010/wordprocessingCanvas" xmlns:cx="http://schemas.microsoft.com/office/drawing/2014/chartex" xmlns:cx1="http://schemas.microsoft.com/office/drawing/2015/9/8/chartex" xmlns:cx2="http://schemas.microsoft.com/office/drawing/2015/10/21/chartex" xmlns:cx3="http://schemas.microsoft.com/office/drawing/2016/5/9/chartex" xmlns:cx4="http://schemas.microsoft.com/office/drawing/2016/5/10/chartex" xmlns:cx5="http://schemas.microsoft.com/office/drawing/2016/5/11/chartex" xmlns:cx6="http://schemas.microsoft.com/office/drawing/2016/5/12/chartex" xmlns:cx7="http://schemas.microsoft.com/office/drawing/2016/5/13/chartex" xmlns:cx8="http://schemas.microsoft.com/office/drawing/2016/5/14/chartex" xmlns:mc="http://schemas.openxmlformats.org/markup-compatibility/2006" xmlns:aink="http://schemas.microsoft.com/office/drawing/2016/ink" xmlns:am3d="http://schemas.microsoft.com/office/drawing/2017/model3d" xmlns:o="urn:schemas-microsoft-com:office:office" xmlns:r="http://schemas.openxmlformats.org/officeDocument/2006/relationships" xmlns:m="http://schemas.openxmlformats.org/officeDocument/2006/math" xmlns:v="urn:schemas-microsoft-com:vml" xmlns:wp14="http://schemas.microsoft.com/office/word/2010/wordprocessingDrawing" xmlns:wp="http://schemas.openxmlformats.org/drawingml/2006/wordprocessingDrawing" xmlns:w10="urn:schemas-microsoft-com:office:word" xmlns:w="http://schemas.openxmlformats.org/wordprocessingml/2006/main" xmlns:w14="http://schemas.microsoft.com/office/word/2010/wordml" xmlns:w15="http://schemas.microsoft.com/office/word/2012/wordml" xmlns:w16cid="http://schemas.microsoft.com/office/word/2016/wordml/cid" xmlns:w16se="http://schemas.microsoft.com/office/word/2015/wordml/symex" xmlns:wpg="http://schemas.microsoft.com/office/word/2010/wordprocessingGroup" xmlns:wpi="http://schemas.microsoft.com/office/word/2010/wordprocessingInk" xmlns:wne="http://schemas.microsoft.com/office/word/2006/wordml" xmlns:wps="http://schemas.microsoft.com/office/word/2010/wordprocessingShape" mc:Ignorable="w14 w15 w16se w16cid wp14">
   <w:p>
     <w:pPr>
       <w:pStyle w:val="Encabezado"/>
@@ -20163,7 +21573,7 @@
 </file>
 
 <file path=word/numbering.xml><?xml version="1.0" encoding="utf-8"?>
-<w:numbering xmlns:wpc="http://schemas.microsoft.com/office/word/2010/wordprocessingCanvas" xmlns:cx="http://schemas.microsoft.com/office/drawing/2014/chartex" xmlns:cx1="http://schemas.microsoft.com/office/drawing/2015/9/8/chartex" xmlns:cx2="http://schemas.microsoft.com/office/drawing/2015/10/21/chartex" xmlns:cx3="http://schemas.microsoft.com/office/drawing/2016/5/9/chartex" xmlns:cx4="http://schemas.microsoft.com/office/drawing/2016/5/10/chartex" xmlns:cx5="http://schemas.microsoft.com/office/drawing/2016/5/11/chartex" xmlns:cx6="http://schemas.microsoft.com/office/drawing/2016/5/12/chartex" xmlns:cx7="http://schemas.microsoft.com/office/drawing/2016/5/13/chartex" xmlns:cx8="http://schemas.microsoft.com/office/drawing/2016/5/14/chartex" xmlns:mc="http://schemas.openxmlformats.org/markup-compatibility/2006" xmlns:aink="http://schemas.microsoft.com/office/drawing/2016/ink" xmlns:am3d="http://schemas.microsoft.com/office/drawing/2017/model3d" xmlns:o="urn:schemas-microsoft-com:office:office" xmlns:oel="http://schemas.microsoft.com/office/2019/extlst" xmlns:r="http://schemas.openxmlformats.org/officeDocument/2006/relationships" xmlns:m="http://schemas.openxmlformats.org/officeDocument/2006/math" xmlns:v="urn:schemas-microsoft-com:vml" xmlns:wp14="http://schemas.microsoft.com/office/word/2010/wordprocessingDrawing" xmlns:wp="http://schemas.openxmlformats.org/drawingml/2006/wordprocessingDrawing" xmlns:w10="urn:schemas-microsoft-com:office:word" xmlns:w="http://schemas.openxmlformats.org/wordprocessingml/2006/main" xmlns:w14="http://schemas.microsoft.com/office/word/2010/wordml" xmlns:w15="http://schemas.microsoft.com/office/word/2012/wordml" xmlns:w16cex="http://schemas.microsoft.com/office/word/2018/wordml/cex" xmlns:w16cid="http://schemas.microsoft.com/office/word/2016/wordml/cid" xmlns:w16="http://schemas.microsoft.com/office/word/2018/wordml" xmlns:w16du="http://schemas.microsoft.com/office/word/2023/wordml/word16du" xmlns:w16sdtdh="http://schemas.microsoft.com/office/word/2020/wordml/sdtdatahash" xmlns:w16sdtfl="http://schemas.microsoft.com/office/word/2024/wordml/sdtformatlock" xmlns:w16se="http://schemas.microsoft.com/office/word/2015/wordml/symex" xmlns:wpg="http://schemas.microsoft.com/office/word/2010/wordprocessingGroup" xmlns:wpi="http://schemas.microsoft.com/office/word/2010/wordprocessingInk" xmlns:wne="http://schemas.microsoft.com/office/word/2006/wordml" xmlns:wps="http://schemas.microsoft.com/office/word/2010/wordprocessingShape" mc:Ignorable="w14 w15 w16se w16cid w16 w16cex w16sdtdh w16sdtfl w16du wp14">
+<w:numbering xmlns:wpc="http://schemas.microsoft.com/office/word/2010/wordprocessingCanvas" xmlns:cx="http://schemas.microsoft.com/office/drawing/2014/chartex" xmlns:cx1="http://schemas.microsoft.com/office/drawing/2015/9/8/chartex" xmlns:cx2="http://schemas.microsoft.com/office/drawing/2015/10/21/chartex" xmlns:cx3="http://schemas.microsoft.com/office/drawing/2016/5/9/chartex" xmlns:cx4="http://schemas.microsoft.com/office/drawing/2016/5/10/chartex" xmlns:cx5="http://schemas.microsoft.com/office/drawing/2016/5/11/chartex" xmlns:cx6="http://schemas.microsoft.com/office/drawing/2016/5/12/chartex" xmlns:cx7="http://schemas.microsoft.com/office/drawing/2016/5/13/chartex" xmlns:cx8="http://schemas.microsoft.com/office/drawing/2016/5/14/chartex" xmlns:mc="http://schemas.openxmlformats.org/markup-compatibility/2006" xmlns:aink="http://schemas.microsoft.com/office/drawing/2016/ink" xmlns:am3d="http://schemas.microsoft.com/office/drawing/2017/model3d" xmlns:o="urn:schemas-microsoft-com:office:office" xmlns:r="http://schemas.openxmlformats.org/officeDocument/2006/relationships" xmlns:m="http://schemas.openxmlformats.org/officeDocument/2006/math" xmlns:v="urn:schemas-microsoft-com:vml" xmlns:wp14="http://schemas.microsoft.com/office/word/2010/wordprocessingDrawing" xmlns:wp="http://schemas.openxmlformats.org/drawingml/2006/wordprocessingDrawing" xmlns:w10="urn:schemas-microsoft-com:office:word" xmlns:w="http://schemas.openxmlformats.org/wordprocessingml/2006/main" xmlns:w14="http://schemas.microsoft.com/office/word/2010/wordml" xmlns:w15="http://schemas.microsoft.com/office/word/2012/wordml" xmlns:w16cid="http://schemas.microsoft.com/office/word/2016/wordml/cid" xmlns:w16se="http://schemas.microsoft.com/office/word/2015/wordml/symex" xmlns:wpg="http://schemas.microsoft.com/office/word/2010/wordprocessingGroup" xmlns:wpi="http://schemas.microsoft.com/office/word/2010/wordprocessingInk" xmlns:wne="http://schemas.microsoft.com/office/word/2006/wordml" xmlns:wps="http://schemas.microsoft.com/office/word/2010/wordprocessingShape" mc:Ignorable="w14 w15 w16se w16cid wp14">
   <w:abstractNum w:abstractNumId="0" w15:restartNumberingAfterBreak="0">
     <w:nsid w:val="09F415B2"/>
     <w:multiLevelType w:val="multilevel"/>
@@ -20665,19 +22075,19 @@
       </w:rPr>
     </w:lvl>
   </w:abstractNum>
-  <w:num w:numId="1" w16cid:durableId="170922919">
+  <w:num w:numId="1">
     <w:abstractNumId w:val="1"/>
     <w:lvlOverride w:ilvl="0">
       <w:startOverride w:val="1"/>
     </w:lvlOverride>
   </w:num>
-  <w:num w:numId="2" w16cid:durableId="973482307">
+  <w:num w:numId="2">
     <w:abstractNumId w:val="0"/>
   </w:num>
-  <w:num w:numId="3" w16cid:durableId="636032840">
+  <w:num w:numId="3">
     <w:abstractNumId w:val="3"/>
   </w:num>
-  <w:num w:numId="4" w16cid:durableId="1370301696">
+  <w:num w:numId="4">
     <w:abstractNumId w:val="2"/>
   </w:num>
   <w:numIdMacAtCleanup w:val="4"/>
@@ -20685,7 +22095,7 @@
 </file>
 
 <file path=word/styles.xml><?xml version="1.0" encoding="utf-8"?>
-<w:styles xmlns:mc="http://schemas.openxmlformats.org/markup-compatibility/2006" xmlns:r="http://schemas.openxmlformats.org/officeDocument/2006/relationships" xmlns:w="http://schemas.openxmlformats.org/wordprocessingml/2006/main" xmlns:w14="http://schemas.microsoft.com/office/word/2010/wordml" xmlns:w15="http://schemas.microsoft.com/office/word/2012/wordml" xmlns:w16cex="http://schemas.microsoft.com/office/word/2018/wordml/cex" xmlns:w16cid="http://schemas.microsoft.com/office/word/2016/wordml/cid" xmlns:w16="http://schemas.microsoft.com/office/word/2018/wordml" xmlns:w16du="http://schemas.microsoft.com/office/word/2023/wordml/word16du" xmlns:w16sdtdh="http://schemas.microsoft.com/office/word/2020/wordml/sdtdatahash" xmlns:w16sdtfl="http://schemas.microsoft.com/office/word/2024/wordml/sdtformatlock" xmlns:w16se="http://schemas.microsoft.com/office/word/2015/wordml/symex" mc:Ignorable="w14 w15 w16se w16cid w16 w16cex w16sdtdh w16sdtfl w16du">
+<w:styles xmlns:mc="http://schemas.openxmlformats.org/markup-compatibility/2006" xmlns:r="http://schemas.openxmlformats.org/officeDocument/2006/relationships" xmlns:w="http://schemas.openxmlformats.org/wordprocessingml/2006/main" xmlns:w14="http://schemas.microsoft.com/office/word/2010/wordml" xmlns:w15="http://schemas.microsoft.com/office/word/2012/wordml" xmlns:w16cid="http://schemas.microsoft.com/office/word/2016/wordml/cid" xmlns:w16se="http://schemas.microsoft.com/office/word/2015/wordml/symex" mc:Ignorable="w14 w15 w16se w16cid">
   <w:docDefaults>
     <w:rPrDefault>
       <w:rPr>
@@ -20701,7 +22111,7 @@
       </w:pPr>
     </w:pPrDefault>
   </w:docDefaults>
-  <w:latentStyles w:defLockedState="0" w:defUIPriority="99" w:defSemiHidden="0" w:defUnhideWhenUsed="0" w:defQFormat="0" w:count="376">
+  <w:latentStyles w:defLockedState="0" w:defUIPriority="99" w:defSemiHidden="0" w:defUnhideWhenUsed="0" w:defQFormat="0" w:count="375">
     <w:lsdException w:name="Normal" w:uiPriority="0" w:qFormat="1"/>
     <w:lsdException w:name="heading 1" w:uiPriority="9" w:qFormat="1"/>
     <w:lsdException w:name="heading 2" w:semiHidden="1" w:uiPriority="9" w:unhideWhenUsed="1" w:qFormat="1"/>
@@ -21077,7 +22487,6 @@
     <w:lsdException w:name="Smart Hyperlink" w:semiHidden="1" w:unhideWhenUsed="1"/>
     <w:lsdException w:name="Hashtag" w:semiHidden="1" w:unhideWhenUsed="1"/>
     <w:lsdException w:name="Unresolved Mention" w:semiHidden="1" w:unhideWhenUsed="1"/>
-    <w:lsdException w:name="Smart Link" w:semiHidden="1" w:unhideWhenUsed="1"/>
   </w:latentStyles>
   <w:style w:type="paragraph" w:default="1" w:styleId="Normal">
     <w:name w:val="Normal"/>
@@ -21151,6 +22560,7 @@
   <w:style w:type="character" w:default="1" w:styleId="Fuentedeprrafopredeter">
     <w:name w:val="Default Paragraph Font"/>
     <w:uiPriority w:val="1"/>
+    <w:semiHidden/>
     <w:unhideWhenUsed/>
   </w:style>
   <w:style w:type="table" w:default="1" w:styleId="Tablanormal">

--- a/FD03-EPIS-Informe Especificación Requerimientos.docx
+++ b/FD03-EPIS-Informe Especificación Requerimientos.docx
@@ -1405,17 +1405,7 @@
           <w:color w:val="000000" w:themeColor="text1"/>
           <w:lang w:val="es-PE"/>
         </w:rPr>
-        <w:t xml:space="preserve">Especificación de Requerimientos de </w:t>
-      </w:r>
-      <w:bookmarkStart w:id="0" w:name="_GoBack"/>
-      <w:bookmarkEnd w:id="0"/>
-      <w:r>
-        <w:rPr>
-          <w:rFonts w:ascii="Times New Roman" w:hAnsi="Times New Roman"/>
-          <w:color w:val="000000" w:themeColor="text1"/>
-          <w:lang w:val="es-PE"/>
-        </w:rPr>
-        <w:t>Software</w:t>
+        <w:t>Especificación de Requerimientos de Software</w:t>
       </w:r>
     </w:p>
     <w:p>
@@ -4603,7 +4593,7 @@
           <w:szCs w:val="24"/>
         </w:rPr>
       </w:pPr>
-      <w:bookmarkStart w:id="1" w:name="_Toc228377017"/>
+      <w:bookmarkStart w:id="0" w:name="_Toc228377017"/>
     </w:p>
     <w:p>
       <w:pPr>
@@ -4627,7 +4617,7 @@
         </w:rPr>
         <w:t>INTRODUCCIÓN</w:t>
       </w:r>
-      <w:bookmarkEnd w:id="1"/>
+      <w:bookmarkEnd w:id="0"/>
     </w:p>
     <w:p>
       <w:pPr>
@@ -4722,7 +4712,7 @@
           <w:szCs w:val="24"/>
         </w:rPr>
       </w:pPr>
-      <w:bookmarkStart w:id="2" w:name="_Toc228377018"/>
+      <w:bookmarkStart w:id="1" w:name="_Toc228377018"/>
       <w:r>
         <w:rPr>
           <w:rFonts w:ascii="Arial" w:eastAsia="Arial" w:hAnsi="Arial" w:cs="Arial"/>
@@ -4735,7 +4725,7 @@
         <w:lastRenderedPageBreak/>
         <w:t>I. GENERALIDADES DE LA EMPRESA</w:t>
       </w:r>
-      <w:bookmarkEnd w:id="2"/>
+      <w:bookmarkEnd w:id="1"/>
     </w:p>
     <w:p>
       <w:pPr>
@@ -5146,7 +5136,7 @@
           <w:szCs w:val="24"/>
         </w:rPr>
       </w:pPr>
-      <w:bookmarkStart w:id="3" w:name="_Toc228377023"/>
+      <w:bookmarkStart w:id="2" w:name="_Toc228377023"/>
       <w:r>
         <w:rPr>
           <w:rFonts w:ascii="Arial" w:eastAsia="Arial" w:hAnsi="Arial" w:cs="Arial"/>
@@ -5158,7 +5148,7 @@
         </w:rPr>
         <w:t>II. VISIONAMIENTO DE LA EMPRESA</w:t>
       </w:r>
-      <w:bookmarkEnd w:id="3"/>
+      <w:bookmarkEnd w:id="2"/>
     </w:p>
     <w:p>
       <w:pPr>
@@ -5171,7 +5161,7 @@
           <w:szCs w:val="24"/>
         </w:rPr>
       </w:pPr>
-      <w:bookmarkStart w:id="4" w:name="_Toc228377024"/>
+      <w:bookmarkStart w:id="3" w:name="_Toc228377024"/>
       <w:r>
         <w:rPr>
           <w:rFonts w:ascii="Arial" w:eastAsia="Arial" w:hAnsi="Arial" w:cs="Arial"/>
@@ -5183,7 +5173,7 @@
         </w:rPr>
         <w:t>1. Descripción del Problema</w:t>
       </w:r>
-      <w:bookmarkEnd w:id="4"/>
+      <w:bookmarkEnd w:id="3"/>
     </w:p>
     <w:p>
       <w:pPr>
@@ -5232,7 +5222,7 @@
           <w:szCs w:val="24"/>
         </w:rPr>
       </w:pPr>
-      <w:bookmarkStart w:id="5" w:name="_Toc228377025"/>
+      <w:bookmarkStart w:id="4" w:name="_Toc228377025"/>
       <w:r>
         <w:rPr>
           <w:rFonts w:ascii="Arial" w:eastAsia="Arial" w:hAnsi="Arial" w:cs="Arial"/>
@@ -5244,7 +5234,7 @@
         </w:rPr>
         <w:t>2. Objetivos de Negocios</w:t>
       </w:r>
-      <w:bookmarkEnd w:id="5"/>
+      <w:bookmarkEnd w:id="4"/>
     </w:p>
     <w:p>
       <w:pPr>
@@ -5369,7 +5359,7 @@
           <w:szCs w:val="24"/>
         </w:rPr>
       </w:pPr>
-      <w:bookmarkStart w:id="6" w:name="_Toc228377026"/>
+      <w:bookmarkStart w:id="5" w:name="_Toc228377026"/>
       <w:r>
         <w:rPr>
           <w:rFonts w:ascii="Arial" w:eastAsia="Arial" w:hAnsi="Arial" w:cs="Arial"/>
@@ -5382,7 +5372,7 @@
         <w:lastRenderedPageBreak/>
         <w:t>3. Objetivos de Diseño</w:t>
       </w:r>
-      <w:bookmarkEnd w:id="6"/>
+      <w:bookmarkEnd w:id="5"/>
     </w:p>
     <w:p>
       <w:pPr>
@@ -5503,7 +5493,7 @@
           <w:szCs w:val="24"/>
         </w:rPr>
       </w:pPr>
-      <w:bookmarkStart w:id="7" w:name="_Toc228377027"/>
+      <w:bookmarkStart w:id="6" w:name="_Toc228377027"/>
       <w:r>
         <w:rPr>
           <w:rFonts w:ascii="Arial" w:eastAsia="Arial" w:hAnsi="Arial" w:cs="Arial"/>
@@ -5515,7 +5505,7 @@
         </w:rPr>
         <w:t>4. Alcance del Proyecto</w:t>
       </w:r>
-      <w:bookmarkEnd w:id="7"/>
+      <w:bookmarkEnd w:id="6"/>
     </w:p>
     <w:p>
       <w:pPr>
@@ -5564,7 +5554,7 @@
           <w:szCs w:val="24"/>
         </w:rPr>
       </w:pPr>
-      <w:bookmarkStart w:id="8" w:name="_Toc228377028"/>
+      <w:bookmarkStart w:id="7" w:name="_Toc228377028"/>
       <w:r>
         <w:rPr>
           <w:rFonts w:ascii="Arial" w:eastAsia="Arial" w:hAnsi="Arial" w:cs="Arial"/>
@@ -5576,7 +5566,7 @@
         </w:rPr>
         <w:t>5. Viabilidad del Sistema</w:t>
       </w:r>
-      <w:bookmarkEnd w:id="8"/>
+      <w:bookmarkEnd w:id="7"/>
     </w:p>
     <w:p>
       <w:pPr>
@@ -5655,7 +5645,7 @@
           <w:szCs w:val="24"/>
         </w:rPr>
       </w:pPr>
-      <w:bookmarkStart w:id="9" w:name="_Toc228377029"/>
+      <w:bookmarkStart w:id="8" w:name="_Toc228377029"/>
       <w:r>
         <w:rPr>
           <w:rFonts w:ascii="Arial" w:eastAsia="Arial" w:hAnsi="Arial" w:cs="Arial"/>
@@ -5668,7 +5658,7 @@
         <w:lastRenderedPageBreak/>
         <w:t>6. Información Obtenida del Levantamiento de Información</w:t>
       </w:r>
-      <w:bookmarkEnd w:id="9"/>
+      <w:bookmarkEnd w:id="8"/>
     </w:p>
     <w:p>
       <w:pPr>
@@ -5970,7 +5960,7 @@
           <w:szCs w:val="24"/>
         </w:rPr>
       </w:pPr>
-      <w:bookmarkStart w:id="10" w:name="_Toc228377030"/>
+      <w:bookmarkStart w:id="9" w:name="_Toc228377030"/>
       <w:r>
         <w:rPr>
           <w:rFonts w:ascii="Arial" w:eastAsia="Arial" w:hAnsi="Arial" w:cs="Arial"/>
@@ -5982,7 +5972,7 @@
         </w:rPr>
         <w:t>III. ANÁLISIS DE PROCESOS</w:t>
       </w:r>
-      <w:bookmarkEnd w:id="10"/>
+      <w:bookmarkEnd w:id="9"/>
     </w:p>
     <w:p>
       <w:pPr>
@@ -5997,7 +5987,7 @@
           <w:szCs w:val="24"/>
         </w:rPr>
       </w:pPr>
-      <w:bookmarkStart w:id="11" w:name="_Toc228377031"/>
+      <w:bookmarkStart w:id="10" w:name="_Toc228377031"/>
       <w:r>
         <w:rPr>
           <w:rFonts w:ascii="Arial" w:eastAsia="Arial" w:hAnsi="Arial" w:cs="Arial"/>
@@ -6009,7 +5999,7 @@
         </w:rPr>
         <w:t>a) Diagrama del Proceso Actual – Diagrama de Actividades</w:t>
       </w:r>
-      <w:bookmarkEnd w:id="11"/>
+      <w:bookmarkEnd w:id="10"/>
     </w:p>
     <w:p>
       <w:pPr>
@@ -6080,7 +6070,7 @@
           <w:szCs w:val="24"/>
         </w:rPr>
       </w:pPr>
-      <w:bookmarkStart w:id="12" w:name="_Toc228377032"/>
+      <w:bookmarkStart w:id="11" w:name="_Toc228377032"/>
       <w:r>
         <w:rPr>
           <w:rFonts w:ascii="Arial" w:eastAsia="Arial" w:hAnsi="Arial" w:cs="Arial"/>
@@ -6093,7 +6083,7 @@
         <w:lastRenderedPageBreak/>
         <w:t>b) Diagrama del Proceso Propuesto – Diagrama de Actividades Inicial</w:t>
       </w:r>
-      <w:bookmarkEnd w:id="12"/>
+      <w:bookmarkEnd w:id="11"/>
     </w:p>
     <w:p>
       <w:pPr>
@@ -6108,7 +6098,7 @@
           <w:szCs w:val="24"/>
         </w:rPr>
       </w:pPr>
-      <w:bookmarkStart w:id="13" w:name="_Toc228377033"/>
+      <w:bookmarkStart w:id="12" w:name="_Toc228377033"/>
       <w:r>
         <w:rPr>
           <w:noProof/>
@@ -6186,7 +6176,7 @@
         <w:lastRenderedPageBreak/>
         <w:t>IV. ESPECIFICACIÓN DE REQUERIMIENTOS DE SOFTWARE</w:t>
       </w:r>
-      <w:bookmarkEnd w:id="13"/>
+      <w:bookmarkEnd w:id="12"/>
     </w:p>
     <w:p>
       <w:pPr>
@@ -6201,7 +6191,7 @@
           <w:szCs w:val="24"/>
         </w:rPr>
       </w:pPr>
-      <w:bookmarkStart w:id="14" w:name="_Toc228377034"/>
+      <w:bookmarkStart w:id="13" w:name="_Toc228377034"/>
       <w:r>
         <w:rPr>
           <w:rFonts w:ascii="Arial" w:eastAsia="Arial" w:hAnsi="Arial" w:cs="Arial"/>
@@ -6213,7 +6203,7 @@
         </w:rPr>
         <w:t>a) Cuadro de Requerimientos Funcionales Inicial</w:t>
       </w:r>
-      <w:bookmarkEnd w:id="14"/>
+      <w:bookmarkEnd w:id="13"/>
     </w:p>
     <w:tbl>
       <w:tblPr>
@@ -7224,7 +7214,7 @@
           <w:szCs w:val="24"/>
         </w:rPr>
       </w:pPr>
-      <w:bookmarkStart w:id="15" w:name="_Toc228377035"/>
+      <w:bookmarkStart w:id="14" w:name="_Toc228377035"/>
       <w:r>
         <w:rPr>
           <w:rFonts w:ascii="Arial" w:eastAsia="Arial" w:hAnsi="Arial" w:cs="Arial"/>
@@ -7236,7 +7226,7 @@
         </w:rPr>
         <w:t>b) Cuadro de Requerimientos No Funcionales</w:t>
       </w:r>
-      <w:bookmarkEnd w:id="15"/>
+      <w:bookmarkEnd w:id="14"/>
     </w:p>
     <w:tbl>
       <w:tblPr>
@@ -8248,7 +8238,7 @@
           <w:szCs w:val="24"/>
         </w:rPr>
       </w:pPr>
-      <w:bookmarkStart w:id="16" w:name="_Toc228377036"/>
+      <w:bookmarkStart w:id="15" w:name="_Toc228377036"/>
       <w:r>
         <w:rPr>
           <w:rFonts w:ascii="Arial" w:eastAsia="Arial" w:hAnsi="Arial" w:cs="Arial"/>
@@ -8261,7 +8251,7 @@
         <w:lastRenderedPageBreak/>
         <w:t>c) Cuadro de Requerimientos Funcionales Final</w:t>
       </w:r>
-      <w:bookmarkEnd w:id="16"/>
+      <w:bookmarkEnd w:id="15"/>
     </w:p>
     <w:tbl>
       <w:tblPr>
@@ -10712,7 +10702,7 @@
           <w:szCs w:val="24"/>
         </w:rPr>
       </w:pPr>
-      <w:bookmarkStart w:id="17" w:name="_Toc228377037"/>
+      <w:bookmarkStart w:id="16" w:name="_Toc228377037"/>
       <w:r>
         <w:rPr>
           <w:rFonts w:ascii="Arial" w:eastAsia="Arial" w:hAnsi="Arial" w:cs="Arial"/>
@@ -10724,7 +10714,7 @@
         </w:rPr>
         <w:t>d) Reglas de Negocio</w:t>
       </w:r>
-      <w:bookmarkEnd w:id="17"/>
+      <w:bookmarkEnd w:id="16"/>
     </w:p>
     <w:p>
       <w:pPr>
@@ -10903,7 +10893,7 @@
           <w:szCs w:val="24"/>
         </w:rPr>
       </w:pPr>
-      <w:bookmarkStart w:id="18" w:name="_Toc228377038"/>
+      <w:bookmarkStart w:id="17" w:name="_Toc228377038"/>
       <w:r>
         <w:rPr>
           <w:rFonts w:ascii="Arial" w:eastAsia="Arial" w:hAnsi="Arial" w:cs="Arial"/>
@@ -10916,7 +10906,7 @@
         <w:lastRenderedPageBreak/>
         <w:t>V. FASE DE DESARROLLO</w:t>
       </w:r>
-      <w:bookmarkEnd w:id="18"/>
+      <w:bookmarkEnd w:id="17"/>
     </w:p>
     <w:p>
       <w:pPr>
@@ -10929,7 +10919,7 @@
           <w:szCs w:val="24"/>
         </w:rPr>
       </w:pPr>
-      <w:bookmarkStart w:id="19" w:name="_Toc228377039"/>
+      <w:bookmarkStart w:id="18" w:name="_Toc228377039"/>
       <w:r>
         <w:rPr>
           <w:rFonts w:ascii="Arial" w:eastAsia="Arial" w:hAnsi="Arial" w:cs="Arial"/>
@@ -10941,7 +10931,7 @@
         </w:rPr>
         <w:t>1. Perfiles de Usuario</w:t>
       </w:r>
-      <w:bookmarkEnd w:id="19"/>
+      <w:bookmarkEnd w:id="18"/>
     </w:p>
     <w:p>
       <w:pPr>
@@ -11020,7 +11010,7 @@
           <w:szCs w:val="24"/>
         </w:rPr>
       </w:pPr>
-      <w:bookmarkStart w:id="20" w:name="_Toc228377040"/>
+      <w:bookmarkStart w:id="19" w:name="_Toc228377040"/>
       <w:r>
         <w:rPr>
           <w:rFonts w:ascii="Arial" w:eastAsia="Arial" w:hAnsi="Arial" w:cs="Arial"/>
@@ -11032,7 +11022,7 @@
         </w:rPr>
         <w:t>2. Modelo Conceptual</w:t>
       </w:r>
-      <w:bookmarkEnd w:id="20"/>
+      <w:bookmarkEnd w:id="19"/>
     </w:p>
     <w:p>
       <w:pPr>
@@ -11045,7 +11035,7 @@
           <w:color w:val="auto"/>
         </w:rPr>
       </w:pPr>
-      <w:bookmarkStart w:id="21" w:name="_Toc228377041"/>
+      <w:bookmarkStart w:id="20" w:name="_Toc228377041"/>
       <w:r>
         <w:rPr>
           <w:noProof/>
@@ -11122,7 +11112,7 @@
         </w:rPr>
         <w:t>a) Diagrama de Paquetes</w:t>
       </w:r>
-      <w:bookmarkEnd w:id="21"/>
+      <w:bookmarkEnd w:id="20"/>
     </w:p>
     <w:p/>
     <w:p/>
@@ -11144,7 +11134,7 @@
           <w:color w:val="auto"/>
         </w:rPr>
       </w:pPr>
-      <w:bookmarkStart w:id="22" w:name="_Toc228377042"/>
+      <w:bookmarkStart w:id="21" w:name="_Toc228377042"/>
       <w:r>
         <w:rPr>
           <w:rFonts w:ascii="Arial" w:eastAsia="Arial" w:hAnsi="Arial" w:cs="Arial"/>
@@ -11155,7 +11145,7 @@
         <w:lastRenderedPageBreak/>
         <w:t>b) Diagrama de Casos de Uso</w:t>
       </w:r>
-      <w:bookmarkEnd w:id="22"/>
+      <w:bookmarkEnd w:id="21"/>
     </w:p>
     <w:p>
       <w:pPr>
@@ -11249,7 +11239,7 @@
           <w:color w:val="auto"/>
         </w:rPr>
       </w:pPr>
-      <w:bookmarkStart w:id="23" w:name="_Toc228377043"/>
+      <w:bookmarkStart w:id="22" w:name="_Toc228377043"/>
       <w:r>
         <w:rPr>
           <w:rFonts w:ascii="Arial" w:eastAsia="Arial" w:hAnsi="Arial" w:cs="Arial"/>
@@ -11259,7 +11249,7 @@
         </w:rPr>
         <w:t>c) Escenarios de Caso de Uso (Narrativa)</w:t>
       </w:r>
-      <w:bookmarkEnd w:id="23"/>
+      <w:bookmarkEnd w:id="22"/>
     </w:p>
     <w:p>
       <w:pPr>
@@ -19980,7 +19970,7 @@
           <w:szCs w:val="24"/>
         </w:rPr>
       </w:pPr>
-      <w:bookmarkStart w:id="24" w:name="_Toc228377044"/>
+      <w:bookmarkStart w:id="23" w:name="_Toc228377044"/>
       <w:r>
         <w:rPr>
           <w:rFonts w:ascii="Arial" w:eastAsia="Arial" w:hAnsi="Arial" w:cs="Arial"/>
@@ -19992,7 +19982,7 @@
         </w:rPr>
         <w:t>3. Modelo Lógico</w:t>
       </w:r>
-      <w:bookmarkEnd w:id="24"/>
+      <w:bookmarkEnd w:id="23"/>
     </w:p>
     <w:p>
       <w:pPr>
@@ -20005,7 +19995,7 @@
           <w:color w:val="auto"/>
         </w:rPr>
       </w:pPr>
-      <w:bookmarkStart w:id="25" w:name="_Toc228377045"/>
+      <w:bookmarkStart w:id="24" w:name="_Toc228377045"/>
       <w:r>
         <w:rPr>
           <w:rFonts w:ascii="Arial" w:eastAsia="Arial" w:hAnsi="Arial" w:cs="Arial"/>
@@ -20015,7 +20005,7 @@
         </w:rPr>
         <w:t>a) Análisis de Objetos</w:t>
       </w:r>
-      <w:bookmarkEnd w:id="25"/>
+      <w:bookmarkEnd w:id="24"/>
     </w:p>
     <w:p>
       <w:r>
@@ -20367,7 +20357,7 @@
           <w:color w:val="auto"/>
         </w:rPr>
       </w:pPr>
-      <w:bookmarkStart w:id="26" w:name="_Toc228377047"/>
+      <w:bookmarkStart w:id="25" w:name="_Toc228377047"/>
       <w:r>
         <w:rPr>
           <w:rFonts w:ascii="Arial" w:eastAsia="Arial" w:hAnsi="Arial" w:cs="Arial"/>
@@ -20378,7 +20368,7 @@
         <w:lastRenderedPageBreak/>
         <w:t>c) Diagrama de Secuencia</w:t>
       </w:r>
-      <w:bookmarkEnd w:id="26"/>
+      <w:bookmarkEnd w:id="25"/>
     </w:p>
     <w:p>
       <w:pPr>
@@ -20822,7 +20812,7 @@
           <w:color w:val="auto"/>
         </w:rPr>
       </w:pPr>
-      <w:bookmarkStart w:id="27" w:name="_Toc228377048"/>
+      <w:bookmarkStart w:id="26" w:name="_Toc228377048"/>
       <w:r>
         <w:rPr>
           <w:rFonts w:ascii="Arial" w:eastAsia="Arial" w:hAnsi="Arial" w:cs="Arial"/>
@@ -20833,7 +20823,7 @@
         <w:lastRenderedPageBreak/>
         <w:t>d) Diagrama de Clases</w:t>
       </w:r>
-      <w:bookmarkEnd w:id="27"/>
+      <w:bookmarkEnd w:id="26"/>
     </w:p>
     <w:p>
       <w:r>
@@ -20898,7 +20888,7 @@
           <w:szCs w:val="24"/>
         </w:rPr>
       </w:pPr>
-      <w:bookmarkStart w:id="28" w:name="_Toc228377049"/>
+      <w:bookmarkStart w:id="27" w:name="_Toc228377049"/>
       <w:r>
         <w:rPr>
           <w:rFonts w:ascii="Arial" w:eastAsia="Arial" w:hAnsi="Arial" w:cs="Arial"/>
@@ -20911,7 +20901,7 @@
         <w:lastRenderedPageBreak/>
         <w:t>CONCLUSIONES</w:t>
       </w:r>
-      <w:bookmarkEnd w:id="28"/>
+      <w:bookmarkEnd w:id="27"/>
     </w:p>
     <w:p>
       <w:pPr>
@@ -21020,7 +21010,7 @@
           <w:szCs w:val="24"/>
         </w:rPr>
       </w:pPr>
-      <w:bookmarkStart w:id="29" w:name="_Toc228377050"/>
+      <w:bookmarkStart w:id="28" w:name="_Toc228377050"/>
       <w:r>
         <w:rPr>
           <w:rFonts w:ascii="Arial" w:eastAsia="Arial" w:hAnsi="Arial" w:cs="Arial"/>
@@ -21032,7 +21022,7 @@
         </w:rPr>
         <w:t>RECOMENDACIONES</w:t>
       </w:r>
-      <w:bookmarkEnd w:id="29"/>
+      <w:bookmarkEnd w:id="28"/>
     </w:p>
     <w:p>
       <w:pPr>
@@ -21177,9 +21167,10 @@
           <w:color w:val="auto"/>
           <w:sz w:val="24"/>
           <w:szCs w:val="24"/>
-        </w:rPr>
-      </w:pPr>
-      <w:bookmarkStart w:id="30" w:name="_Toc228377051"/>
+          <w:lang w:val="en-US"/>
+        </w:rPr>
+      </w:pPr>
+      <w:bookmarkStart w:id="29" w:name="_Toc228377051"/>
       <w:r>
         <w:rPr>
           <w:rFonts w:ascii="Arial" w:eastAsia="Arial" w:hAnsi="Arial" w:cs="Arial"/>
@@ -21188,24 +21179,67 @@
           <w:color w:val="auto"/>
           <w:sz w:val="24"/>
           <w:szCs w:val="24"/>
+          <w:lang w:val="en-US"/>
         </w:rPr>
         <w:lastRenderedPageBreak/>
         <w:t>BIBLIOGRAFÍA</w:t>
       </w:r>
-      <w:bookmarkEnd w:id="30"/>
-    </w:p>
-    <w:p>
-      <w:pPr>
-        <w:pBdr>
-          <w:bottom w:val="dashed" w:sz="2" w:space="0" w:color="AAAAAA"/>
-        </w:pBdr>
-        <w:spacing w:before="100" w:after="100" w:line="480" w:lineRule="auto"/>
-        <w:rPr>
-          <w:rFonts w:ascii="Arial" w:hAnsi="Arial" w:cs="Arial"/>
-          <w:sz w:val="24"/>
-          <w:szCs w:val="24"/>
-        </w:rPr>
-      </w:pPr>
+      <w:bookmarkEnd w:id="29"/>
+    </w:p>
+    <w:p>
+      <w:pPr>
+        <w:pStyle w:val="Prrafodelista"/>
+        <w:numPr>
+          <w:ilvl w:val="0"/>
+          <w:numId w:val="4"/>
+        </w:numPr>
+        <w:rPr>
+          <w:rFonts w:ascii="Arial" w:eastAsia="Arial" w:hAnsi="Arial" w:cs="Arial"/>
+          <w:sz w:val="24"/>
+          <w:szCs w:val="24"/>
+        </w:rPr>
+      </w:pPr>
+      <w:proofErr w:type="spellStart"/>
+      <w:r>
+        <w:rPr>
+          <w:rFonts w:ascii="Arial" w:eastAsia="Arial" w:hAnsi="Arial" w:cs="Arial"/>
+          <w:sz w:val="24"/>
+          <w:szCs w:val="24"/>
+          <w:lang w:val="en-US"/>
+        </w:rPr>
+        <w:t>Barbacci</w:t>
+      </w:r>
+      <w:proofErr w:type="spellEnd"/>
+      <w:r>
+        <w:rPr>
+          <w:rFonts w:ascii="Arial" w:eastAsia="Arial" w:hAnsi="Arial" w:cs="Arial"/>
+          <w:sz w:val="24"/>
+          <w:szCs w:val="24"/>
+          <w:lang w:val="en-US"/>
+        </w:rPr>
+        <w:t xml:space="preserve">, M., Ellison, R., </w:t>
+      </w:r>
+      <w:proofErr w:type="spellStart"/>
+      <w:r>
+        <w:rPr>
+          <w:rFonts w:ascii="Arial" w:eastAsia="Arial" w:hAnsi="Arial" w:cs="Arial"/>
+          <w:sz w:val="24"/>
+          <w:szCs w:val="24"/>
+          <w:lang w:val="en-US"/>
+        </w:rPr>
+        <w:t>Lattanze</w:t>
+      </w:r>
+      <w:proofErr w:type="spellEnd"/>
+      <w:r>
+        <w:rPr>
+          <w:rFonts w:ascii="Arial" w:eastAsia="Arial" w:hAnsi="Arial" w:cs="Arial"/>
+          <w:sz w:val="24"/>
+          <w:szCs w:val="24"/>
+          <w:lang w:val="en-US"/>
+        </w:rPr>
+        <w:t xml:space="preserve">, A., Stafford, J., Weinstock, C., &amp; Wood, W. (2003). </w:t>
+      </w:r>
+      <w:proofErr w:type="spellStart"/>
       <w:r>
         <w:rPr>
           <w:rFonts w:ascii="Arial" w:eastAsia="Arial" w:hAnsi="Arial" w:cs="Arial"/>
@@ -21214,9 +21248,9 @@
           <w:sz w:val="24"/>
           <w:szCs w:val="24"/>
         </w:rPr>
-        <w:t xml:space="preserve">[ Insertar referencias bibliográficas en formato </w:t>
-      </w:r>
-      <w:proofErr w:type="gramStart"/>
+        <w:t>Quality</w:t>
+      </w:r>
+      <w:proofErr w:type="spellEnd"/>
       <w:r>
         <w:rPr>
           <w:rFonts w:ascii="Arial" w:eastAsia="Arial" w:hAnsi="Arial" w:cs="Arial"/>
@@ -21225,19 +21259,931 @@
           <w:sz w:val="24"/>
           <w:szCs w:val="24"/>
         </w:rPr>
-        <w:t>APA ]</w:t>
-      </w:r>
-      <w:proofErr w:type="gramEnd"/>
-    </w:p>
-    <w:p>
-      <w:pPr>
+        <w:t xml:space="preserve"> </w:t>
+      </w:r>
+      <w:proofErr w:type="spellStart"/>
+      <w:r>
+        <w:rPr>
+          <w:rFonts w:ascii="Arial" w:eastAsia="Arial" w:hAnsi="Arial" w:cs="Arial"/>
+          <w:i/>
+          <w:iCs/>
+          <w:sz w:val="24"/>
+          <w:szCs w:val="24"/>
+        </w:rPr>
+        <w:t>Attribute</w:t>
+      </w:r>
+      <w:proofErr w:type="spellEnd"/>
+      <w:r>
+        <w:rPr>
+          <w:rFonts w:ascii="Arial" w:eastAsia="Arial" w:hAnsi="Arial" w:cs="Arial"/>
+          <w:i/>
+          <w:iCs/>
+          <w:sz w:val="24"/>
+          <w:szCs w:val="24"/>
+        </w:rPr>
+        <w:t xml:space="preserve"> Workshops (</w:t>
+      </w:r>
+      <w:proofErr w:type="spellStart"/>
+      <w:r>
+        <w:rPr>
+          <w:rFonts w:ascii="Arial" w:eastAsia="Arial" w:hAnsi="Arial" w:cs="Arial"/>
+          <w:i/>
+          <w:iCs/>
+          <w:sz w:val="24"/>
+          <w:szCs w:val="24"/>
+        </w:rPr>
+        <w:t>QAWs</w:t>
+      </w:r>
+      <w:proofErr w:type="spellEnd"/>
+      <w:r>
+        <w:rPr>
+          <w:rFonts w:ascii="Arial" w:eastAsia="Arial" w:hAnsi="Arial" w:cs="Arial"/>
+          <w:i/>
+          <w:iCs/>
+          <w:sz w:val="24"/>
+          <w:szCs w:val="24"/>
+        </w:rPr>
+        <w:t xml:space="preserve">), </w:t>
+      </w:r>
+      <w:proofErr w:type="spellStart"/>
+      <w:r>
+        <w:rPr>
+          <w:rFonts w:ascii="Arial" w:eastAsia="Arial" w:hAnsi="Arial" w:cs="Arial"/>
+          <w:i/>
+          <w:iCs/>
+          <w:sz w:val="24"/>
+          <w:szCs w:val="24"/>
+        </w:rPr>
+        <w:t>Third</w:t>
+      </w:r>
+      <w:proofErr w:type="spellEnd"/>
+      <w:r>
+        <w:rPr>
+          <w:rFonts w:ascii="Arial" w:eastAsia="Arial" w:hAnsi="Arial" w:cs="Arial"/>
+          <w:i/>
+          <w:iCs/>
+          <w:sz w:val="24"/>
+          <w:szCs w:val="24"/>
+        </w:rPr>
+        <w:t xml:space="preserve"> </w:t>
+      </w:r>
+      <w:proofErr w:type="spellStart"/>
+      <w:r>
+        <w:rPr>
+          <w:rFonts w:ascii="Arial" w:eastAsia="Arial" w:hAnsi="Arial" w:cs="Arial"/>
+          <w:i/>
+          <w:iCs/>
+          <w:sz w:val="24"/>
+          <w:szCs w:val="24"/>
+        </w:rPr>
+        <w:t>Edition</w:t>
+      </w:r>
+      <w:proofErr w:type="spellEnd"/>
+      <w:r>
+        <w:rPr>
+          <w:rFonts w:ascii="Arial" w:eastAsia="Arial" w:hAnsi="Arial" w:cs="Arial"/>
+          <w:sz w:val="24"/>
+          <w:szCs w:val="24"/>
+        </w:rPr>
+        <w:t xml:space="preserve">. Software </w:t>
+      </w:r>
+      <w:proofErr w:type="spellStart"/>
+      <w:r>
+        <w:rPr>
+          <w:rFonts w:ascii="Arial" w:eastAsia="Arial" w:hAnsi="Arial" w:cs="Arial"/>
+          <w:sz w:val="24"/>
+          <w:szCs w:val="24"/>
+        </w:rPr>
+        <w:t>Engineering</w:t>
+      </w:r>
+      <w:proofErr w:type="spellEnd"/>
+      <w:r>
+        <w:rPr>
+          <w:rFonts w:ascii="Arial" w:eastAsia="Arial" w:hAnsi="Arial" w:cs="Arial"/>
+          <w:sz w:val="24"/>
+          <w:szCs w:val="24"/>
+        </w:rPr>
+        <w:t xml:space="preserve"> </w:t>
+      </w:r>
+      <w:proofErr w:type="spellStart"/>
+      <w:r>
+        <w:rPr>
+          <w:rFonts w:ascii="Arial" w:eastAsia="Arial" w:hAnsi="Arial" w:cs="Arial"/>
+          <w:sz w:val="24"/>
+          <w:szCs w:val="24"/>
+        </w:rPr>
+        <w:t>Institute</w:t>
+      </w:r>
+      <w:proofErr w:type="spellEnd"/>
+      <w:r>
+        <w:rPr>
+          <w:rFonts w:ascii="Arial" w:eastAsia="Arial" w:hAnsi="Arial" w:cs="Arial"/>
+          <w:sz w:val="24"/>
+          <w:szCs w:val="24"/>
+        </w:rPr>
+        <w:t xml:space="preserve">, Carnegie Mellon </w:t>
+      </w:r>
+      <w:proofErr w:type="spellStart"/>
+      <w:r>
+        <w:rPr>
+          <w:rFonts w:ascii="Arial" w:eastAsia="Arial" w:hAnsi="Arial" w:cs="Arial"/>
+          <w:sz w:val="24"/>
+          <w:szCs w:val="24"/>
+        </w:rPr>
+        <w:t>University</w:t>
+      </w:r>
+      <w:proofErr w:type="spellEnd"/>
+      <w:r>
+        <w:rPr>
+          <w:rFonts w:ascii="Arial" w:eastAsia="Arial" w:hAnsi="Arial" w:cs="Arial"/>
+          <w:sz w:val="24"/>
+          <w:szCs w:val="24"/>
+        </w:rPr>
+        <w:t xml:space="preserve">. </w:t>
+      </w:r>
+    </w:p>
+    <w:p>
+      <w:pPr>
+        <w:pStyle w:val="Prrafodelista"/>
+        <w:numPr>
+          <w:ilvl w:val="0"/>
+          <w:numId w:val="4"/>
+        </w:numPr>
+        <w:rPr>
+          <w:rFonts w:ascii="Arial" w:eastAsia="Arial" w:hAnsi="Arial" w:cs="Arial"/>
+          <w:sz w:val="24"/>
+          <w:szCs w:val="24"/>
+        </w:rPr>
+      </w:pPr>
+      <w:proofErr w:type="spellStart"/>
+      <w:r>
+        <w:rPr>
+          <w:rFonts w:ascii="Arial" w:eastAsia="Arial" w:hAnsi="Arial" w:cs="Arial"/>
+          <w:sz w:val="24"/>
+          <w:szCs w:val="24"/>
+        </w:rPr>
+        <w:t>Kruchten</w:t>
+      </w:r>
+      <w:proofErr w:type="spellEnd"/>
+      <w:r>
+        <w:rPr>
+          <w:rFonts w:ascii="Arial" w:eastAsia="Arial" w:hAnsi="Arial" w:cs="Arial"/>
+          <w:sz w:val="24"/>
+          <w:szCs w:val="24"/>
+        </w:rPr>
+        <w:t xml:space="preserve">, P. (1995). </w:t>
+      </w:r>
+      <w:proofErr w:type="spellStart"/>
+      <w:r>
+        <w:rPr>
+          <w:rFonts w:ascii="Arial" w:eastAsia="Arial" w:hAnsi="Arial" w:cs="Arial"/>
+          <w:i/>
+          <w:iCs/>
+          <w:sz w:val="24"/>
+          <w:szCs w:val="24"/>
+        </w:rPr>
+        <w:t>The</w:t>
+      </w:r>
+      <w:proofErr w:type="spellEnd"/>
+      <w:r>
+        <w:rPr>
+          <w:rFonts w:ascii="Arial" w:eastAsia="Arial" w:hAnsi="Arial" w:cs="Arial"/>
+          <w:i/>
+          <w:iCs/>
+          <w:sz w:val="24"/>
+          <w:szCs w:val="24"/>
+        </w:rPr>
+        <w:t xml:space="preserve"> 4+1 View </w:t>
+      </w:r>
+      <w:proofErr w:type="spellStart"/>
+      <w:r>
+        <w:rPr>
+          <w:rFonts w:ascii="Arial" w:eastAsia="Arial" w:hAnsi="Arial" w:cs="Arial"/>
+          <w:i/>
+          <w:iCs/>
+          <w:sz w:val="24"/>
+          <w:szCs w:val="24"/>
+        </w:rPr>
+        <w:t>Model</w:t>
+      </w:r>
+      <w:proofErr w:type="spellEnd"/>
+      <w:r>
+        <w:rPr>
+          <w:rFonts w:ascii="Arial" w:eastAsia="Arial" w:hAnsi="Arial" w:cs="Arial"/>
+          <w:i/>
+          <w:iCs/>
+          <w:sz w:val="24"/>
+          <w:szCs w:val="24"/>
+        </w:rPr>
+        <w:t xml:space="preserve"> </w:t>
+      </w:r>
+      <w:proofErr w:type="spellStart"/>
+      <w:r>
+        <w:rPr>
+          <w:rFonts w:ascii="Arial" w:eastAsia="Arial" w:hAnsi="Arial" w:cs="Arial"/>
+          <w:i/>
+          <w:iCs/>
+          <w:sz w:val="24"/>
+          <w:szCs w:val="24"/>
+        </w:rPr>
+        <w:t>of</w:t>
+      </w:r>
+      <w:proofErr w:type="spellEnd"/>
+      <w:r>
+        <w:rPr>
+          <w:rFonts w:ascii="Arial" w:eastAsia="Arial" w:hAnsi="Arial" w:cs="Arial"/>
+          <w:i/>
+          <w:iCs/>
+          <w:sz w:val="24"/>
+          <w:szCs w:val="24"/>
+        </w:rPr>
+        <w:t xml:space="preserve"> </w:t>
+      </w:r>
+      <w:proofErr w:type="spellStart"/>
+      <w:r>
+        <w:rPr>
+          <w:rFonts w:ascii="Arial" w:eastAsia="Arial" w:hAnsi="Arial" w:cs="Arial"/>
+          <w:i/>
+          <w:iCs/>
+          <w:sz w:val="24"/>
+          <w:szCs w:val="24"/>
+        </w:rPr>
+        <w:t>Architecture</w:t>
+      </w:r>
+      <w:proofErr w:type="spellEnd"/>
+      <w:r>
+        <w:rPr>
+          <w:rFonts w:ascii="Arial" w:eastAsia="Arial" w:hAnsi="Arial" w:cs="Arial"/>
+          <w:sz w:val="24"/>
+          <w:szCs w:val="24"/>
+        </w:rPr>
+        <w:t xml:space="preserve">. IEEE Software, 12(6), 42–50. </w:t>
+      </w:r>
+    </w:p>
+    <w:p>
+      <w:pPr>
+        <w:pStyle w:val="Prrafodelista"/>
+        <w:numPr>
+          <w:ilvl w:val="0"/>
+          <w:numId w:val="4"/>
+        </w:numPr>
+        <w:rPr>
+          <w:rFonts w:ascii="Arial" w:eastAsia="Arial" w:hAnsi="Arial" w:cs="Arial"/>
+          <w:sz w:val="24"/>
+          <w:szCs w:val="24"/>
+        </w:rPr>
+      </w:pPr>
+      <w:r>
+        <w:rPr>
+          <w:rFonts w:ascii="Arial" w:eastAsia="Arial" w:hAnsi="Arial" w:cs="Arial"/>
+          <w:sz w:val="24"/>
+          <w:szCs w:val="24"/>
+          <w:lang w:val="en-US"/>
+        </w:rPr>
+        <w:t xml:space="preserve">Pressman, R. S., &amp; Maxim, B. R. (2014). </w:t>
+      </w:r>
+      <w:r>
+        <w:rPr>
+          <w:rFonts w:ascii="Arial" w:eastAsia="Arial" w:hAnsi="Arial" w:cs="Arial"/>
+          <w:i/>
+          <w:iCs/>
+          <w:sz w:val="24"/>
+          <w:szCs w:val="24"/>
+        </w:rPr>
+        <w:t>Ingeniería de Software: Un enfoque práctico</w:t>
+      </w:r>
+      <w:r>
+        <w:rPr>
+          <w:rFonts w:ascii="Arial" w:eastAsia="Arial" w:hAnsi="Arial" w:cs="Arial"/>
+          <w:sz w:val="24"/>
+          <w:szCs w:val="24"/>
+        </w:rPr>
+        <w:t xml:space="preserve"> (8.ª ed.). McGraw-Hill. </w:t>
+      </w:r>
+    </w:p>
+    <w:p>
+      <w:pPr>
+        <w:pStyle w:val="Prrafodelista"/>
+        <w:numPr>
+          <w:ilvl w:val="0"/>
+          <w:numId w:val="4"/>
+        </w:numPr>
+        <w:rPr>
+          <w:rFonts w:ascii="Arial" w:eastAsia="Arial" w:hAnsi="Arial" w:cs="Arial"/>
+          <w:sz w:val="24"/>
+          <w:szCs w:val="24"/>
+        </w:rPr>
+      </w:pPr>
+      <w:r>
+        <w:rPr>
+          <w:rFonts w:ascii="Arial" w:eastAsia="Arial" w:hAnsi="Arial" w:cs="Arial"/>
+          <w:sz w:val="24"/>
+          <w:szCs w:val="24"/>
+        </w:rPr>
+        <w:t xml:space="preserve">Sommerville, I. (2011). </w:t>
+      </w:r>
+      <w:r>
+        <w:rPr>
+          <w:rFonts w:ascii="Arial" w:eastAsia="Arial" w:hAnsi="Arial" w:cs="Arial"/>
+          <w:i/>
+          <w:iCs/>
+          <w:sz w:val="24"/>
+          <w:szCs w:val="24"/>
+        </w:rPr>
+        <w:t>Ingeniería de software</w:t>
+      </w:r>
+      <w:r>
+        <w:rPr>
+          <w:rFonts w:ascii="Arial" w:eastAsia="Arial" w:hAnsi="Arial" w:cs="Arial"/>
+          <w:sz w:val="24"/>
+          <w:szCs w:val="24"/>
+        </w:rPr>
+        <w:t xml:space="preserve"> (9.ª ed.). Pearson Educación. </w:t>
+      </w:r>
+    </w:p>
+    <w:p>
+      <w:pPr>
+        <w:pStyle w:val="Prrafodelista"/>
+        <w:numPr>
+          <w:ilvl w:val="0"/>
+          <w:numId w:val="4"/>
+        </w:numPr>
+        <w:rPr>
+          <w:rFonts w:ascii="Arial" w:eastAsia="Arial" w:hAnsi="Arial" w:cs="Arial"/>
+          <w:sz w:val="24"/>
+          <w:szCs w:val="24"/>
+        </w:rPr>
+      </w:pPr>
+      <w:r>
+        <w:rPr>
+          <w:rFonts w:ascii="Arial" w:eastAsia="Arial" w:hAnsi="Arial" w:cs="Arial"/>
+          <w:sz w:val="24"/>
+          <w:szCs w:val="24"/>
+          <w:lang w:val="en-US"/>
+        </w:rPr>
+        <w:t xml:space="preserve">Wojcik, R., Bachmann, F., Bass, L., Clements, P., Merson, P., Nord, R., &amp; Wood, B. (2013). </w:t>
+      </w:r>
+      <w:proofErr w:type="spellStart"/>
+      <w:r>
+        <w:rPr>
+          <w:rFonts w:ascii="Arial" w:eastAsia="Arial" w:hAnsi="Arial" w:cs="Arial"/>
+          <w:i/>
+          <w:iCs/>
+          <w:sz w:val="24"/>
+          <w:szCs w:val="24"/>
+        </w:rPr>
+        <w:t>Attribute-Driven</w:t>
+      </w:r>
+      <w:proofErr w:type="spellEnd"/>
+      <w:r>
+        <w:rPr>
+          <w:rFonts w:ascii="Arial" w:eastAsia="Arial" w:hAnsi="Arial" w:cs="Arial"/>
+          <w:i/>
+          <w:iCs/>
+          <w:sz w:val="24"/>
+          <w:szCs w:val="24"/>
+        </w:rPr>
+        <w:t xml:space="preserve"> </w:t>
+      </w:r>
+      <w:proofErr w:type="spellStart"/>
+      <w:r>
+        <w:rPr>
+          <w:rFonts w:ascii="Arial" w:eastAsia="Arial" w:hAnsi="Arial" w:cs="Arial"/>
+          <w:i/>
+          <w:iCs/>
+          <w:sz w:val="24"/>
+          <w:szCs w:val="24"/>
+        </w:rPr>
+        <w:t>Design</w:t>
+      </w:r>
+      <w:proofErr w:type="spellEnd"/>
+      <w:r>
+        <w:rPr>
+          <w:rFonts w:ascii="Arial" w:eastAsia="Arial" w:hAnsi="Arial" w:cs="Arial"/>
+          <w:i/>
+          <w:iCs/>
+          <w:sz w:val="24"/>
+          <w:szCs w:val="24"/>
+        </w:rPr>
+        <w:t xml:space="preserve"> (ADD), </w:t>
+      </w:r>
+      <w:proofErr w:type="spellStart"/>
+      <w:r>
+        <w:rPr>
+          <w:rFonts w:ascii="Arial" w:eastAsia="Arial" w:hAnsi="Arial" w:cs="Arial"/>
+          <w:i/>
+          <w:iCs/>
+          <w:sz w:val="24"/>
+          <w:szCs w:val="24"/>
+        </w:rPr>
+        <w:t>Version</w:t>
+      </w:r>
+      <w:proofErr w:type="spellEnd"/>
+      <w:r>
+        <w:rPr>
+          <w:rFonts w:ascii="Arial" w:eastAsia="Arial" w:hAnsi="Arial" w:cs="Arial"/>
+          <w:i/>
+          <w:iCs/>
+          <w:sz w:val="24"/>
+          <w:szCs w:val="24"/>
+        </w:rPr>
+        <w:t xml:space="preserve"> 2.0</w:t>
+      </w:r>
+      <w:r>
+        <w:rPr>
+          <w:rFonts w:ascii="Arial" w:eastAsia="Arial" w:hAnsi="Arial" w:cs="Arial"/>
+          <w:sz w:val="24"/>
+          <w:szCs w:val="24"/>
+        </w:rPr>
+        <w:t xml:space="preserve">. Software </w:t>
+      </w:r>
+      <w:proofErr w:type="spellStart"/>
+      <w:r>
+        <w:rPr>
+          <w:rFonts w:ascii="Arial" w:eastAsia="Arial" w:hAnsi="Arial" w:cs="Arial"/>
+          <w:sz w:val="24"/>
+          <w:szCs w:val="24"/>
+        </w:rPr>
+        <w:t>Engineering</w:t>
+      </w:r>
+      <w:proofErr w:type="spellEnd"/>
+      <w:r>
+        <w:rPr>
+          <w:rFonts w:ascii="Arial" w:eastAsia="Arial" w:hAnsi="Arial" w:cs="Arial"/>
+          <w:sz w:val="24"/>
+          <w:szCs w:val="24"/>
+        </w:rPr>
+        <w:t xml:space="preserve"> </w:t>
+      </w:r>
+      <w:proofErr w:type="spellStart"/>
+      <w:r>
+        <w:rPr>
+          <w:rFonts w:ascii="Arial" w:eastAsia="Arial" w:hAnsi="Arial" w:cs="Arial"/>
+          <w:sz w:val="24"/>
+          <w:szCs w:val="24"/>
+        </w:rPr>
+        <w:t>Institute</w:t>
+      </w:r>
+      <w:proofErr w:type="spellEnd"/>
+      <w:r>
+        <w:rPr>
+          <w:rFonts w:ascii="Arial" w:eastAsia="Arial" w:hAnsi="Arial" w:cs="Arial"/>
+          <w:sz w:val="24"/>
+          <w:szCs w:val="24"/>
+        </w:rPr>
+        <w:t xml:space="preserve">. </w:t>
+      </w:r>
+    </w:p>
+    <w:p>
+      <w:pPr>
+        <w:pStyle w:val="Prrafodelista"/>
+        <w:numPr>
+          <w:ilvl w:val="0"/>
+          <w:numId w:val="4"/>
+        </w:numPr>
+        <w:rPr>
+          <w:rFonts w:ascii="Arial" w:eastAsia="Arial" w:hAnsi="Arial" w:cs="Arial"/>
+          <w:sz w:val="24"/>
+          <w:szCs w:val="24"/>
+        </w:rPr>
+      </w:pPr>
+      <w:r>
+        <w:rPr>
+          <w:rFonts w:ascii="Arial" w:eastAsia="Arial" w:hAnsi="Arial" w:cs="Arial"/>
+          <w:sz w:val="24"/>
+          <w:szCs w:val="24"/>
+        </w:rPr>
+        <w:t xml:space="preserve">Google </w:t>
+      </w:r>
+      <w:proofErr w:type="spellStart"/>
+      <w:r>
+        <w:rPr>
+          <w:rFonts w:ascii="Arial" w:eastAsia="Arial" w:hAnsi="Arial" w:cs="Arial"/>
+          <w:sz w:val="24"/>
+          <w:szCs w:val="24"/>
+        </w:rPr>
+        <w:t>Developers</w:t>
+      </w:r>
+      <w:proofErr w:type="spellEnd"/>
+      <w:r>
+        <w:rPr>
+          <w:rFonts w:ascii="Arial" w:eastAsia="Arial" w:hAnsi="Arial" w:cs="Arial"/>
+          <w:sz w:val="24"/>
+          <w:szCs w:val="24"/>
+        </w:rPr>
+        <w:t xml:space="preserve">. (2023). </w:t>
+      </w:r>
+      <w:r>
+        <w:rPr>
+          <w:rFonts w:ascii="Arial" w:eastAsia="Arial" w:hAnsi="Arial" w:cs="Arial"/>
+          <w:i/>
+          <w:iCs/>
+          <w:sz w:val="24"/>
+          <w:szCs w:val="24"/>
+        </w:rPr>
+        <w:t xml:space="preserve">Google </w:t>
+      </w:r>
+      <w:proofErr w:type="spellStart"/>
+      <w:r>
+        <w:rPr>
+          <w:rFonts w:ascii="Arial" w:eastAsia="Arial" w:hAnsi="Arial" w:cs="Arial"/>
+          <w:i/>
+          <w:iCs/>
+          <w:sz w:val="24"/>
+          <w:szCs w:val="24"/>
+        </w:rPr>
+        <w:t>Identity</w:t>
+      </w:r>
+      <w:proofErr w:type="spellEnd"/>
+      <w:r>
+        <w:rPr>
+          <w:rFonts w:ascii="Arial" w:eastAsia="Arial" w:hAnsi="Arial" w:cs="Arial"/>
+          <w:i/>
+          <w:iCs/>
+          <w:sz w:val="24"/>
+          <w:szCs w:val="24"/>
+        </w:rPr>
+        <w:t xml:space="preserve"> </w:t>
+      </w:r>
+      <w:proofErr w:type="spellStart"/>
+      <w:r>
+        <w:rPr>
+          <w:rFonts w:ascii="Arial" w:eastAsia="Arial" w:hAnsi="Arial" w:cs="Arial"/>
+          <w:i/>
+          <w:iCs/>
+          <w:sz w:val="24"/>
+          <w:szCs w:val="24"/>
+        </w:rPr>
+        <w:t>Services</w:t>
+      </w:r>
+      <w:proofErr w:type="spellEnd"/>
+      <w:r>
+        <w:rPr>
+          <w:rFonts w:ascii="Arial" w:eastAsia="Arial" w:hAnsi="Arial" w:cs="Arial"/>
+          <w:i/>
+          <w:iCs/>
+          <w:sz w:val="24"/>
+          <w:szCs w:val="24"/>
+        </w:rPr>
+        <w:t xml:space="preserve"> </w:t>
+      </w:r>
+      <w:proofErr w:type="spellStart"/>
+      <w:r>
+        <w:rPr>
+          <w:rFonts w:ascii="Arial" w:eastAsia="Arial" w:hAnsi="Arial" w:cs="Arial"/>
+          <w:i/>
+          <w:iCs/>
+          <w:sz w:val="24"/>
+          <w:szCs w:val="24"/>
+        </w:rPr>
+        <w:t>Documentation</w:t>
+      </w:r>
+      <w:proofErr w:type="spellEnd"/>
+      <w:r>
+        <w:rPr>
+          <w:rFonts w:ascii="Arial" w:eastAsia="Arial" w:hAnsi="Arial" w:cs="Arial"/>
+          <w:sz w:val="24"/>
+          <w:szCs w:val="24"/>
+        </w:rPr>
+        <w:t xml:space="preserve">. Recuperado de </w:t>
+      </w:r>
+      <w:hyperlink r:id="rId24" w:tgtFrame="_new" w:history="1">
+        <w:r>
+          <w:rPr>
+            <w:rFonts w:ascii="Arial" w:eastAsia="Arial" w:hAnsi="Arial" w:cs="Arial"/>
+            <w:sz w:val="24"/>
+            <w:szCs w:val="24"/>
+          </w:rPr>
+          <w:t>https://developers.google.com/identity</w:t>
+        </w:r>
+      </w:hyperlink>
+      <w:r>
+        <w:rPr>
+          <w:rFonts w:ascii="Arial" w:eastAsia="Arial" w:hAnsi="Arial" w:cs="Arial"/>
+          <w:sz w:val="24"/>
+          <w:szCs w:val="24"/>
+        </w:rPr>
+        <w:t xml:space="preserve"> </w:t>
+      </w:r>
+    </w:p>
+    <w:p>
+      <w:pPr>
+        <w:pStyle w:val="Prrafodelista"/>
+        <w:numPr>
+          <w:ilvl w:val="0"/>
+          <w:numId w:val="4"/>
+        </w:numPr>
+        <w:rPr>
+          <w:rFonts w:ascii="Arial" w:eastAsia="Arial" w:hAnsi="Arial" w:cs="Arial"/>
+          <w:sz w:val="24"/>
+          <w:szCs w:val="24"/>
+        </w:rPr>
+      </w:pPr>
+      <w:r>
+        <w:rPr>
+          <w:rFonts w:ascii="Arial" w:eastAsia="Arial" w:hAnsi="Arial" w:cs="Arial"/>
+          <w:sz w:val="24"/>
+          <w:szCs w:val="24"/>
+        </w:rPr>
+        <w:t xml:space="preserve">Judge0. (2024). </w:t>
+      </w:r>
+      <w:r>
+        <w:rPr>
+          <w:rFonts w:ascii="Arial" w:eastAsia="Arial" w:hAnsi="Arial" w:cs="Arial"/>
+          <w:i/>
+          <w:iCs/>
+          <w:sz w:val="24"/>
+          <w:szCs w:val="24"/>
+        </w:rPr>
+        <w:t xml:space="preserve">Judge0 API </w:t>
+      </w:r>
+      <w:proofErr w:type="spellStart"/>
+      <w:r>
+        <w:rPr>
+          <w:rFonts w:ascii="Arial" w:eastAsia="Arial" w:hAnsi="Arial" w:cs="Arial"/>
+          <w:i/>
+          <w:iCs/>
+          <w:sz w:val="24"/>
+          <w:szCs w:val="24"/>
+        </w:rPr>
+        <w:t>Documentation</w:t>
+      </w:r>
+      <w:proofErr w:type="spellEnd"/>
+      <w:r>
+        <w:rPr>
+          <w:rFonts w:ascii="Arial" w:eastAsia="Arial" w:hAnsi="Arial" w:cs="Arial"/>
+          <w:sz w:val="24"/>
+          <w:szCs w:val="24"/>
+        </w:rPr>
+        <w:t xml:space="preserve">. Recuperado de </w:t>
+      </w:r>
+      <w:hyperlink r:id="rId25" w:tgtFrame="_new" w:history="1">
+        <w:r>
+          <w:rPr>
+            <w:rFonts w:ascii="Arial" w:eastAsia="Arial" w:hAnsi="Arial" w:cs="Arial"/>
+            <w:sz w:val="24"/>
+            <w:szCs w:val="24"/>
+          </w:rPr>
+          <w:t>https://judge0.com/</w:t>
+        </w:r>
+      </w:hyperlink>
+      <w:r>
+        <w:rPr>
+          <w:rFonts w:ascii="Arial" w:eastAsia="Arial" w:hAnsi="Arial" w:cs="Arial"/>
+          <w:sz w:val="24"/>
+          <w:szCs w:val="24"/>
+        </w:rPr>
+        <w:t xml:space="preserve"> </w:t>
+      </w:r>
+    </w:p>
+    <w:p>
+      <w:pPr>
+        <w:pStyle w:val="Prrafodelista"/>
+        <w:numPr>
+          <w:ilvl w:val="0"/>
+          <w:numId w:val="4"/>
+        </w:numPr>
+        <w:rPr>
+          <w:rFonts w:ascii="Arial" w:eastAsia="Arial" w:hAnsi="Arial" w:cs="Arial"/>
+          <w:sz w:val="24"/>
+          <w:szCs w:val="24"/>
+        </w:rPr>
+      </w:pPr>
+      <w:r>
+        <w:rPr>
+          <w:rFonts w:ascii="Arial" w:eastAsia="Arial" w:hAnsi="Arial" w:cs="Arial"/>
+          <w:sz w:val="24"/>
+          <w:szCs w:val="24"/>
+        </w:rPr>
+        <w:t xml:space="preserve">Node.js </w:t>
+      </w:r>
+      <w:proofErr w:type="spellStart"/>
+      <w:r>
+        <w:rPr>
+          <w:rFonts w:ascii="Arial" w:eastAsia="Arial" w:hAnsi="Arial" w:cs="Arial"/>
+          <w:sz w:val="24"/>
+          <w:szCs w:val="24"/>
+        </w:rPr>
+        <w:t>Foundation</w:t>
+      </w:r>
+      <w:proofErr w:type="spellEnd"/>
+      <w:r>
+        <w:rPr>
+          <w:rFonts w:ascii="Arial" w:eastAsia="Arial" w:hAnsi="Arial" w:cs="Arial"/>
+          <w:sz w:val="24"/>
+          <w:szCs w:val="24"/>
+        </w:rPr>
+        <w:t xml:space="preserve">. (2024). </w:t>
+      </w:r>
+      <w:r>
+        <w:rPr>
+          <w:rFonts w:ascii="Arial" w:eastAsia="Arial" w:hAnsi="Arial" w:cs="Arial"/>
+          <w:i/>
+          <w:iCs/>
+          <w:sz w:val="24"/>
+          <w:szCs w:val="24"/>
+        </w:rPr>
+        <w:t xml:space="preserve">Node.js </w:t>
+      </w:r>
+      <w:proofErr w:type="spellStart"/>
+      <w:r>
+        <w:rPr>
+          <w:rFonts w:ascii="Arial" w:eastAsia="Arial" w:hAnsi="Arial" w:cs="Arial"/>
+          <w:i/>
+          <w:iCs/>
+          <w:sz w:val="24"/>
+          <w:szCs w:val="24"/>
+        </w:rPr>
+        <w:t>Documentation</w:t>
+      </w:r>
+      <w:proofErr w:type="spellEnd"/>
+      <w:r>
+        <w:rPr>
+          <w:rFonts w:ascii="Arial" w:eastAsia="Arial" w:hAnsi="Arial" w:cs="Arial"/>
+          <w:sz w:val="24"/>
+          <w:szCs w:val="24"/>
+        </w:rPr>
+        <w:t xml:space="preserve">. Recuperado de </w:t>
+      </w:r>
+      <w:hyperlink r:id="rId26" w:tgtFrame="_new" w:history="1">
+        <w:r>
+          <w:rPr>
+            <w:rFonts w:ascii="Arial" w:eastAsia="Arial" w:hAnsi="Arial" w:cs="Arial"/>
+            <w:sz w:val="24"/>
+            <w:szCs w:val="24"/>
+          </w:rPr>
+          <w:t>https://nodejs.org/</w:t>
+        </w:r>
+      </w:hyperlink>
+      <w:r>
+        <w:rPr>
+          <w:rFonts w:ascii="Arial" w:eastAsia="Arial" w:hAnsi="Arial" w:cs="Arial"/>
+          <w:sz w:val="24"/>
+          <w:szCs w:val="24"/>
+        </w:rPr>
+        <w:t xml:space="preserve"> </w:t>
+      </w:r>
+    </w:p>
+    <w:p>
+      <w:pPr>
+        <w:pStyle w:val="Prrafodelista"/>
+        <w:numPr>
+          <w:ilvl w:val="0"/>
+          <w:numId w:val="4"/>
+        </w:numPr>
+        <w:rPr>
+          <w:rFonts w:ascii="Arial" w:eastAsia="Arial" w:hAnsi="Arial" w:cs="Arial"/>
+          <w:sz w:val="24"/>
+          <w:szCs w:val="24"/>
+        </w:rPr>
+      </w:pPr>
+      <w:r>
+        <w:rPr>
+          <w:rFonts w:ascii="Arial" w:eastAsia="Arial" w:hAnsi="Arial" w:cs="Arial"/>
+          <w:sz w:val="24"/>
+          <w:szCs w:val="24"/>
+        </w:rPr>
+        <w:t xml:space="preserve">Oracle. (2024). </w:t>
+      </w:r>
+      <w:r>
+        <w:rPr>
+          <w:rFonts w:ascii="Arial" w:eastAsia="Arial" w:hAnsi="Arial" w:cs="Arial"/>
+          <w:i/>
+          <w:iCs/>
+          <w:sz w:val="24"/>
+          <w:szCs w:val="24"/>
+        </w:rPr>
+        <w:t xml:space="preserve">MySQL </w:t>
+      </w:r>
+      <w:proofErr w:type="spellStart"/>
+      <w:r>
+        <w:rPr>
+          <w:rFonts w:ascii="Arial" w:eastAsia="Arial" w:hAnsi="Arial" w:cs="Arial"/>
+          <w:i/>
+          <w:iCs/>
+          <w:sz w:val="24"/>
+          <w:szCs w:val="24"/>
+        </w:rPr>
+        <w:t>Documentation</w:t>
+      </w:r>
+      <w:proofErr w:type="spellEnd"/>
+      <w:r>
+        <w:rPr>
+          <w:rFonts w:ascii="Arial" w:eastAsia="Arial" w:hAnsi="Arial" w:cs="Arial"/>
+          <w:sz w:val="24"/>
+          <w:szCs w:val="24"/>
+        </w:rPr>
+        <w:t xml:space="preserve">. Recuperado de </w:t>
+      </w:r>
+      <w:hyperlink r:id="rId27" w:tgtFrame="_new" w:history="1">
+        <w:r>
+          <w:rPr>
+            <w:rFonts w:ascii="Arial" w:eastAsia="Arial" w:hAnsi="Arial" w:cs="Arial"/>
+            <w:sz w:val="24"/>
+            <w:szCs w:val="24"/>
+          </w:rPr>
+          <w:t>https://dev.mysql.com/doc/</w:t>
+        </w:r>
+      </w:hyperlink>
+      <w:r>
+        <w:rPr>
+          <w:rFonts w:ascii="Arial" w:eastAsia="Arial" w:hAnsi="Arial" w:cs="Arial"/>
+          <w:sz w:val="24"/>
+          <w:szCs w:val="24"/>
+        </w:rPr>
+        <w:t xml:space="preserve"> </w:t>
+      </w:r>
+    </w:p>
+    <w:p>
+      <w:pPr>
+        <w:pStyle w:val="Prrafodelista"/>
+        <w:numPr>
+          <w:ilvl w:val="0"/>
+          <w:numId w:val="4"/>
+        </w:numPr>
         <w:spacing w:before="60" w:after="60" w:line="480" w:lineRule="auto"/>
         <w:rPr>
-          <w:rFonts w:ascii="Arial" w:hAnsi="Arial" w:cs="Arial"/>
-          <w:sz w:val="24"/>
-          <w:szCs w:val="24"/>
-        </w:rPr>
-      </w:pPr>
+          <w:rFonts w:ascii="Arial" w:eastAsia="Arial" w:hAnsi="Arial" w:cs="Arial"/>
+          <w:sz w:val="24"/>
+          <w:szCs w:val="24"/>
+        </w:rPr>
+      </w:pPr>
+      <w:r>
+        <w:rPr>
+          <w:rFonts w:ascii="Arial" w:eastAsia="Arial" w:hAnsi="Arial" w:cs="Arial"/>
+          <w:sz w:val="24"/>
+          <w:szCs w:val="24"/>
+        </w:rPr>
+        <w:t xml:space="preserve">Mozilla </w:t>
+      </w:r>
+      <w:proofErr w:type="spellStart"/>
+      <w:r>
+        <w:rPr>
+          <w:rFonts w:ascii="Arial" w:eastAsia="Arial" w:hAnsi="Arial" w:cs="Arial"/>
+          <w:sz w:val="24"/>
+          <w:szCs w:val="24"/>
+        </w:rPr>
+        <w:t>Developer</w:t>
+      </w:r>
+      <w:proofErr w:type="spellEnd"/>
+      <w:r>
+        <w:rPr>
+          <w:rFonts w:ascii="Arial" w:eastAsia="Arial" w:hAnsi="Arial" w:cs="Arial"/>
+          <w:sz w:val="24"/>
+          <w:szCs w:val="24"/>
+        </w:rPr>
+        <w:t xml:space="preserve"> Network. (2024). </w:t>
+      </w:r>
+      <w:r>
+        <w:rPr>
+          <w:rFonts w:ascii="Arial" w:eastAsia="Arial" w:hAnsi="Arial" w:cs="Arial"/>
+          <w:i/>
+          <w:iCs/>
+          <w:sz w:val="24"/>
+          <w:szCs w:val="24"/>
+        </w:rPr>
+        <w:t xml:space="preserve">Web </w:t>
+      </w:r>
+      <w:proofErr w:type="spellStart"/>
+      <w:r>
+        <w:rPr>
+          <w:rFonts w:ascii="Arial" w:eastAsia="Arial" w:hAnsi="Arial" w:cs="Arial"/>
+          <w:i/>
+          <w:iCs/>
+          <w:sz w:val="24"/>
+          <w:szCs w:val="24"/>
+        </w:rPr>
+        <w:t>Docs</w:t>
+      </w:r>
+      <w:proofErr w:type="spellEnd"/>
+      <w:r>
+        <w:rPr>
+          <w:rFonts w:ascii="Arial" w:eastAsia="Arial" w:hAnsi="Arial" w:cs="Arial"/>
+          <w:i/>
+          <w:iCs/>
+          <w:sz w:val="24"/>
+          <w:szCs w:val="24"/>
+        </w:rPr>
+        <w:t xml:space="preserve"> (HTML, CSS, JavaScript)</w:t>
+      </w:r>
+      <w:r>
+        <w:rPr>
+          <w:rFonts w:ascii="Arial" w:eastAsia="Arial" w:hAnsi="Arial" w:cs="Arial"/>
+          <w:sz w:val="24"/>
+          <w:szCs w:val="24"/>
+        </w:rPr>
+        <w:t xml:space="preserve">. Recuperado de </w:t>
+      </w:r>
+      <w:hyperlink r:id="rId28" w:tgtFrame="_new" w:history="1">
+        <w:r>
+          <w:rPr>
+            <w:rFonts w:ascii="Arial" w:eastAsia="Arial" w:hAnsi="Arial" w:cs="Arial"/>
+            <w:sz w:val="24"/>
+            <w:szCs w:val="24"/>
+          </w:rPr>
+          <w:t>https://developer.mozilla.org/</w:t>
+        </w:r>
+      </w:hyperlink>
     </w:p>
     <w:p>
       <w:pPr>
@@ -21250,7 +22196,7 @@
           <w:szCs w:val="24"/>
         </w:rPr>
       </w:pPr>
-      <w:bookmarkStart w:id="31" w:name="_Toc228377052"/>
+      <w:bookmarkStart w:id="30" w:name="_Toc228377052"/>
       <w:r>
         <w:rPr>
           <w:rFonts w:ascii="Arial" w:eastAsia="Arial" w:hAnsi="Arial" w:cs="Arial"/>
@@ -21262,7 +22208,7 @@
         </w:rPr>
         <w:t>WEBGRAFÍA</w:t>
       </w:r>
-      <w:bookmarkEnd w:id="31"/>
+      <w:bookmarkEnd w:id="30"/>
     </w:p>
     <w:p>
       <w:pPr>
@@ -21303,7 +22249,17 @@
           <w:sz w:val="24"/>
           <w:szCs w:val="24"/>
         </w:rPr>
-        <w:t>. Recuperado de: https://judge0.com</w:t>
+        <w:t>. Recupera</w:t>
+      </w:r>
+      <w:bookmarkStart w:id="31" w:name="_GoBack"/>
+      <w:bookmarkEnd w:id="31"/>
+      <w:r>
+        <w:rPr>
+          <w:rFonts w:ascii="Arial" w:eastAsia="Arial" w:hAnsi="Arial" w:cs="Arial"/>
+          <w:sz w:val="24"/>
+          <w:szCs w:val="24"/>
+        </w:rPr>
+        <w:t>do de: https://judge0.com</w:t>
       </w:r>
     </w:p>
     <w:p>
@@ -21443,8 +22399,8 @@
       </w:pPr>
     </w:p>
     <w:sectPr>
-      <w:headerReference w:type="default" r:id="rId24"/>
-      <w:footerReference w:type="default" r:id="rId25"/>
+      <w:headerReference w:type="default" r:id="rId29"/>
+      <w:footerReference w:type="default" r:id="rId30"/>
       <w:pgSz w:w="11906" w:h="16838"/>
       <w:pgMar w:top="1417" w:right="1701" w:bottom="1417" w:left="1701" w:header="708" w:footer="708" w:gutter="0"/>
       <w:cols w:space="708"/>
@@ -21778,6 +22734,119 @@
     </w:lvl>
   </w:abstractNum>
   <w:abstractNum w:abstractNumId="2" w15:restartNumberingAfterBreak="0">
+    <w:nsid w:val="19FF0ACC"/>
+    <w:multiLevelType w:val="hybridMultilevel"/>
+    <w:tmpl w:val="C186CEF8"/>
+    <w:lvl w:ilvl="0" w:tplc="280A0001">
+      <w:start w:val="1"/>
+      <w:numFmt w:val="bullet"/>
+      <w:lvlText w:val=""/>
+      <w:lvlJc w:val="left"/>
+      <w:pPr>
+        <w:ind w:left="720" w:hanging="360"/>
+      </w:pPr>
+      <w:rPr>
+        <w:rFonts w:ascii="Symbol" w:hAnsi="Symbol" w:hint="default"/>
+      </w:rPr>
+    </w:lvl>
+    <w:lvl w:ilvl="1" w:tplc="280A0003" w:tentative="1">
+      <w:start w:val="1"/>
+      <w:numFmt w:val="bullet"/>
+      <w:lvlText w:val="o"/>
+      <w:lvlJc w:val="left"/>
+      <w:pPr>
+        <w:ind w:left="1440" w:hanging="360"/>
+      </w:pPr>
+      <w:rPr>
+        <w:rFonts w:ascii="Courier New" w:hAnsi="Courier New" w:cs="Courier New" w:hint="default"/>
+      </w:rPr>
+    </w:lvl>
+    <w:lvl w:ilvl="2" w:tplc="280A0005" w:tentative="1">
+      <w:start w:val="1"/>
+      <w:numFmt w:val="bullet"/>
+      <w:lvlText w:val=""/>
+      <w:lvlJc w:val="left"/>
+      <w:pPr>
+        <w:ind w:left="2160" w:hanging="360"/>
+      </w:pPr>
+      <w:rPr>
+        <w:rFonts w:ascii="Wingdings" w:hAnsi="Wingdings" w:hint="default"/>
+      </w:rPr>
+    </w:lvl>
+    <w:lvl w:ilvl="3" w:tplc="280A0001" w:tentative="1">
+      <w:start w:val="1"/>
+      <w:numFmt w:val="bullet"/>
+      <w:lvlText w:val=""/>
+      <w:lvlJc w:val="left"/>
+      <w:pPr>
+        <w:ind w:left="2880" w:hanging="360"/>
+      </w:pPr>
+      <w:rPr>
+        <w:rFonts w:ascii="Symbol" w:hAnsi="Symbol" w:hint="default"/>
+      </w:rPr>
+    </w:lvl>
+    <w:lvl w:ilvl="4" w:tplc="280A0003" w:tentative="1">
+      <w:start w:val="1"/>
+      <w:numFmt w:val="bullet"/>
+      <w:lvlText w:val="o"/>
+      <w:lvlJc w:val="left"/>
+      <w:pPr>
+        <w:ind w:left="3600" w:hanging="360"/>
+      </w:pPr>
+      <w:rPr>
+        <w:rFonts w:ascii="Courier New" w:hAnsi="Courier New" w:cs="Courier New" w:hint="default"/>
+      </w:rPr>
+    </w:lvl>
+    <w:lvl w:ilvl="5" w:tplc="280A0005" w:tentative="1">
+      <w:start w:val="1"/>
+      <w:numFmt w:val="bullet"/>
+      <w:lvlText w:val=""/>
+      <w:lvlJc w:val="left"/>
+      <w:pPr>
+        <w:ind w:left="4320" w:hanging="360"/>
+      </w:pPr>
+      <w:rPr>
+        <w:rFonts w:ascii="Wingdings" w:hAnsi="Wingdings" w:hint="default"/>
+      </w:rPr>
+    </w:lvl>
+    <w:lvl w:ilvl="6" w:tplc="280A0001" w:tentative="1">
+      <w:start w:val="1"/>
+      <w:numFmt w:val="bullet"/>
+      <w:lvlText w:val=""/>
+      <w:lvlJc w:val="left"/>
+      <w:pPr>
+        <w:ind w:left="5040" w:hanging="360"/>
+      </w:pPr>
+      <w:rPr>
+        <w:rFonts w:ascii="Symbol" w:hAnsi="Symbol" w:hint="default"/>
+      </w:rPr>
+    </w:lvl>
+    <w:lvl w:ilvl="7" w:tplc="280A0003" w:tentative="1">
+      <w:start w:val="1"/>
+      <w:numFmt w:val="bullet"/>
+      <w:lvlText w:val="o"/>
+      <w:lvlJc w:val="left"/>
+      <w:pPr>
+        <w:ind w:left="5760" w:hanging="360"/>
+      </w:pPr>
+      <w:rPr>
+        <w:rFonts w:ascii="Courier New" w:hAnsi="Courier New" w:cs="Courier New" w:hint="default"/>
+      </w:rPr>
+    </w:lvl>
+    <w:lvl w:ilvl="8" w:tplc="280A0005" w:tentative="1">
+      <w:start w:val="1"/>
+      <w:numFmt w:val="bullet"/>
+      <w:lvlText w:val=""/>
+      <w:lvlJc w:val="left"/>
+      <w:pPr>
+        <w:ind w:left="6480" w:hanging="360"/>
+      </w:pPr>
+      <w:rPr>
+        <w:rFonts w:ascii="Wingdings" w:hAnsi="Wingdings" w:hint="default"/>
+      </w:rPr>
+    </w:lvl>
+  </w:abstractNum>
+  <w:abstractNum w:abstractNumId="3" w15:restartNumberingAfterBreak="0">
     <w:nsid w:val="5097055C"/>
     <w:multiLevelType w:val="multilevel"/>
     <w:tmpl w:val="7A906518"/>
@@ -21926,7 +22995,7 @@
       </w:rPr>
     </w:lvl>
   </w:abstractNum>
-  <w:abstractNum w:abstractNumId="3" w15:restartNumberingAfterBreak="0">
+  <w:abstractNum w:abstractNumId="4" w15:restartNumberingAfterBreak="0">
     <w:nsid w:val="7D42320B"/>
     <w:multiLevelType w:val="multilevel"/>
     <w:tmpl w:val="16E8280A"/>
@@ -22085,9 +23154,12 @@
     <w:abstractNumId w:val="0"/>
   </w:num>
   <w:num w:numId="3">
+    <w:abstractNumId w:val="4"/>
+  </w:num>
+  <w:num w:numId="4">
     <w:abstractNumId w:val="3"/>
   </w:num>
-  <w:num w:numId="4">
+  <w:num w:numId="5">
     <w:abstractNumId w:val="2"/>
   </w:num>
   <w:numIdMacAtCleanup w:val="4"/>
@@ -23008,6 +24080,17 @@
       </w:tblBorders>
     </w:tblPr>
   </w:style>
+  <w:style w:type="character" w:styleId="nfasis">
+    <w:name w:val="Emphasis"/>
+    <w:basedOn w:val="Fuentedeprrafopredeter"/>
+    <w:uiPriority w:val="20"/>
+    <w:qFormat/>
+    <w:rsid w:val="00FD3F66"/>
+    <w:rPr>
+      <w:i/>
+      <w:iCs/>
+    </w:rPr>
+  </w:style>
 </w:styles>
 </file>
 
